--- a/Information Security/7.Note_Lecture_7_.docx
+++ b/Information Security/7.Note_Lecture_7_.docx
@@ -482,6 +482,22 @@
           <w:sz w:val="24"/>
           <w:szCs w:val="24"/>
         </w:rPr>
+        <w:t xml:space="preserve"> </w:t>
+      </w:r>
+      <w:r>
+        <w:rPr>
+          <w:rFonts w:ascii="Times New Roman" w:eastAsia="Times New Roman" w:hAnsi="Times New Roman" w:cs="Times New Roman"/>
+          <w:sz w:val="24"/>
+          <w:szCs w:val="24"/>
+        </w:rPr>
+        <w:t>mod 33</w:t>
+      </w:r>
+      <w:r>
+        <w:rPr>
+          <w:rFonts w:ascii="Times New Roman" w:eastAsia="Times New Roman" w:hAnsi="Times New Roman" w:cs="Times New Roman"/>
+          <w:sz w:val="24"/>
+          <w:szCs w:val="24"/>
+        </w:rPr>
         <w:br/>
         <w:t>= 19</w:t>
       </w:r>
@@ -492,33 +508,30 @@
         <w:outlineLvl w:val="0"/>
         <w:rPr>
           <w:rFonts w:ascii="Times New Roman" w:eastAsia="Times New Roman" w:hAnsi="Times New Roman" w:cs="Times New Roman"/>
+          <w:sz w:val="24"/>
+          <w:szCs w:val="24"/>
+        </w:rPr>
+      </w:pPr>
+      <w:r>
+        <w:rPr>
+          <w:rFonts w:ascii="Segoe UI Symbol" w:eastAsia="Times New Roman" w:hAnsi="Segoe UI Symbol" w:cs="Segoe UI Symbol"/>
           <w:b/>
           <w:bCs/>
           <w:kern w:val="36"/>
-          <w:sz w:val="48"/>
-          <w:szCs w:val="48"/>
-        </w:rPr>
-      </w:pPr>
-      <w:r>
-        <w:rPr>
-          <w:rFonts w:ascii="Segoe UI Symbol" w:eastAsia="Times New Roman" w:hAnsi="Segoe UI Symbol" w:cs="Segoe UI Symbol"/>
+          <w:sz w:val="24"/>
+          <w:szCs w:val="24"/>
+        </w:rPr>
+        <w:t>✅</w:t>
+      </w:r>
+      <w:r>
+        <w:rPr>
+          <w:rFonts w:ascii="Times New Roman" w:eastAsia="Times New Roman" w:hAnsi="Times New Roman" w:cs="Times New Roman"/>
           <w:b/>
           <w:bCs/>
           <w:kern w:val="36"/>
           <w:sz w:val="24"/>
           <w:szCs w:val="24"/>
         </w:rPr>
-        <w:t>✅</w:t>
-      </w:r>
-      <w:r>
-        <w:rPr>
-          <w:rFonts w:ascii="Times New Roman" w:eastAsia="Times New Roman" w:hAnsi="Times New Roman" w:cs="Times New Roman"/>
-          <w:b/>
-          <w:bCs/>
-          <w:kern w:val="36"/>
-          <w:sz w:val="24"/>
-          <w:szCs w:val="24"/>
-        </w:rPr>
         <w:t xml:space="preserve"> Final Answer:</w:t>
       </w:r>
       <w:r>
@@ -533,25 +546,4066 @@
     </w:p>
     <w:p>
       <w:pPr>
+        <w:pStyle w:val="Heading2"/>
+        <w:rPr>
+          <w:sz w:val="28"/>
+          <w:szCs w:val="28"/>
+        </w:rPr>
+      </w:pPr>
+      <w:r>
+        <w:rPr>
+          <w:color w:val="FF0000"/>
+        </w:rPr>
+        <w:t xml:space="preserve">Let p=11 and q=13. Compute the modulus N, Euler’s totient ϕ(N), and find a valid public key exponent e such that </w:t>
+      </w:r>
+      <w:proofErr w:type="spellStart"/>
+      <w:r>
+        <w:rPr>
+          <w:color w:val="FF0000"/>
+        </w:rPr>
+        <w:t>gcd</w:t>
+      </w:r>
+      <w:proofErr w:type="spellEnd"/>
+      <w:r>
+        <w:rPr>
+          <w:color w:val="FF0000"/>
+        </w:rPr>
+        <w:t>(</w:t>
+      </w:r>
+      <w:proofErr w:type="spellStart"/>
+      <w:r>
+        <w:rPr>
+          <w:color w:val="FF0000"/>
+        </w:rPr>
+        <w:t>e,ϕ</w:t>
+      </w:r>
+      <w:proofErr w:type="spellEnd"/>
+      <w:r>
+        <w:rPr>
+          <w:color w:val="FF0000"/>
+        </w:rPr>
+        <w:t>(N))=1.</w:t>
+      </w:r>
+      <w:r>
+        <w:rPr>
+          <w:color w:val="FF0000"/>
+        </w:rPr>
+        <w:br/>
+      </w:r>
+      <w:r>
+        <w:rPr>
+          <w:b/>
+          <w:sz w:val="28"/>
+          <w:szCs w:val="28"/>
+        </w:rPr>
+        <w:t>Given:</w:t>
+      </w:r>
+      <w:r>
+        <w:rPr>
+          <w:sz w:val="28"/>
+          <w:szCs w:val="28"/>
+        </w:rPr>
+        <w:br/>
+      </w:r>
+      <w:r>
+        <w:rPr>
+          <w:sz w:val="28"/>
+          <w:szCs w:val="28"/>
+        </w:rPr>
+        <w:t>p = 11, q = 13</w:t>
+      </w:r>
+      <w:r>
+        <w:rPr>
+          <w:sz w:val="28"/>
+          <w:szCs w:val="28"/>
+        </w:rPr>
+        <w:br/>
+      </w:r>
+      <w:r>
+        <w:rPr>
+          <w:sz w:val="28"/>
+          <w:szCs w:val="28"/>
+        </w:rPr>
+        <w:t xml:space="preserve">Step 1: Compute Modulus </w:t>
+      </w:r>
+      <w:r>
+        <w:rPr>
+          <w:rStyle w:val="katex-mathml"/>
+          <w:sz w:val="28"/>
+          <w:szCs w:val="28"/>
+        </w:rPr>
+        <w:t>NN</w:t>
+      </w:r>
+      <w:r>
+        <w:rPr>
+          <w:rStyle w:val="mord"/>
+          <w:sz w:val="28"/>
+          <w:szCs w:val="28"/>
+        </w:rPr>
+        <w:t>N</w:t>
+      </w:r>
+    </w:p>
+    <w:p>
+      <w:pPr>
+        <w:rPr>
+          <w:sz w:val="28"/>
+          <w:szCs w:val="28"/>
+        </w:rPr>
+      </w:pPr>
+      <w:r>
+        <w:rPr>
+          <w:rStyle w:val="mord"/>
+          <w:sz w:val="28"/>
+          <w:szCs w:val="28"/>
+        </w:rPr>
+        <w:t>N</w:t>
+      </w:r>
+      <w:r>
+        <w:rPr>
+          <w:rStyle w:val="mrel"/>
+          <w:sz w:val="28"/>
+          <w:szCs w:val="28"/>
+        </w:rPr>
+        <w:t>=</w:t>
+      </w:r>
+      <w:proofErr w:type="spellStart"/>
+      <w:r>
+        <w:rPr>
+          <w:rStyle w:val="mord"/>
+          <w:sz w:val="28"/>
+          <w:szCs w:val="28"/>
+        </w:rPr>
+        <w:t>p</w:t>
+      </w:r>
+      <w:r>
+        <w:rPr>
+          <w:rStyle w:val="mbin"/>
+          <w:sz w:val="28"/>
+          <w:szCs w:val="28"/>
+        </w:rPr>
+        <w:t>×</w:t>
+      </w:r>
+      <w:r>
+        <w:rPr>
+          <w:rStyle w:val="mord"/>
+          <w:sz w:val="28"/>
+          <w:szCs w:val="28"/>
+        </w:rPr>
+        <w:t>q</w:t>
+      </w:r>
+      <w:proofErr w:type="spellEnd"/>
+      <w:r>
+        <w:rPr>
+          <w:rStyle w:val="mrel"/>
+          <w:sz w:val="28"/>
+          <w:szCs w:val="28"/>
+        </w:rPr>
+        <w:t>=</w:t>
+      </w:r>
+      <w:r>
+        <w:rPr>
+          <w:rStyle w:val="mord"/>
+          <w:sz w:val="28"/>
+          <w:szCs w:val="28"/>
+        </w:rPr>
+        <w:t>11</w:t>
+      </w:r>
+      <w:r>
+        <w:rPr>
+          <w:rStyle w:val="mbin"/>
+          <w:sz w:val="28"/>
+          <w:szCs w:val="28"/>
+        </w:rPr>
+        <w:t>×</w:t>
+      </w:r>
+      <w:r>
+        <w:rPr>
+          <w:rStyle w:val="mord"/>
+          <w:sz w:val="28"/>
+          <w:szCs w:val="28"/>
+        </w:rPr>
+        <w:t>13</w:t>
+      </w:r>
+      <w:r>
+        <w:rPr>
+          <w:rStyle w:val="mrel"/>
+          <w:sz w:val="28"/>
+          <w:szCs w:val="28"/>
+        </w:rPr>
+        <w:t>=</w:t>
+      </w:r>
+      <w:r>
+        <w:rPr>
+          <w:rStyle w:val="mord"/>
+          <w:sz w:val="28"/>
+          <w:szCs w:val="28"/>
+        </w:rPr>
+        <w:t>143</w:t>
+      </w:r>
+      <w:r>
+        <w:rPr>
+          <w:sz w:val="28"/>
+          <w:szCs w:val="28"/>
+        </w:rPr>
+        <w:t xml:space="preserve"> </w:t>
+      </w:r>
+      <w:r>
+        <w:rPr>
+          <w:sz w:val="28"/>
+          <w:szCs w:val="28"/>
+        </w:rPr>
+        <w:br/>
+      </w:r>
+      <w:r>
+        <w:rPr>
+          <w:rFonts w:ascii="Segoe UI Symbol" w:hAnsi="Segoe UI Symbol" w:cs="Segoe UI Symbol"/>
+          <w:sz w:val="28"/>
+          <w:szCs w:val="28"/>
+        </w:rPr>
+        <w:t>👉</w:t>
+      </w:r>
+      <w:r>
+        <w:rPr>
+          <w:sz w:val="28"/>
+          <w:szCs w:val="28"/>
+        </w:rPr>
+        <w:t xml:space="preserve"> </w:t>
+      </w:r>
+      <w:r>
+        <w:rPr>
+          <w:rStyle w:val="Strong"/>
+          <w:sz w:val="28"/>
+          <w:szCs w:val="28"/>
+        </w:rPr>
+        <w:t>N = 143</w:t>
+      </w:r>
+      <w:r>
+        <w:rPr>
+          <w:rStyle w:val="Strong"/>
+          <w:sz w:val="28"/>
+          <w:szCs w:val="28"/>
+        </w:rPr>
+        <w:br/>
+      </w:r>
+      <w:r>
+        <w:rPr>
+          <w:sz w:val="28"/>
+          <w:szCs w:val="28"/>
+        </w:rPr>
+        <w:t xml:space="preserve">Step 2: Compute Euler’s Totient </w:t>
+      </w:r>
+      <w:r>
+        <w:rPr>
+          <w:rStyle w:val="katex-mathml"/>
+          <w:sz w:val="28"/>
+          <w:szCs w:val="28"/>
+        </w:rPr>
+        <w:t>ϕ(N)</w:t>
+      </w:r>
+    </w:p>
+    <w:p>
+      <w:pPr>
+        <w:pStyle w:val="NormalWeb"/>
+        <w:rPr>
+          <w:sz w:val="28"/>
+          <w:szCs w:val="28"/>
+        </w:rPr>
+      </w:pPr>
+      <w:r>
+        <w:rPr>
+          <w:rStyle w:val="katex-mathml"/>
+          <w:rFonts w:eastAsiaTheme="majorEastAsia"/>
+          <w:sz w:val="28"/>
+          <w:szCs w:val="28"/>
+        </w:rPr>
+        <w:lastRenderedPageBreak/>
+        <w:t>ϕ</w:t>
+      </w:r>
+      <w:r>
+        <w:rPr>
+          <w:rStyle w:val="mopen"/>
+          <w:sz w:val="28"/>
+          <w:szCs w:val="28"/>
+        </w:rPr>
+        <w:t xml:space="preserve"> </w:t>
+      </w:r>
+      <w:r>
+        <w:rPr>
+          <w:rStyle w:val="mopen"/>
+          <w:sz w:val="28"/>
+          <w:szCs w:val="28"/>
+        </w:rPr>
+        <w:t>(</w:t>
+      </w:r>
+      <w:r>
+        <w:rPr>
+          <w:rStyle w:val="mord"/>
+          <w:sz w:val="28"/>
+          <w:szCs w:val="28"/>
+        </w:rPr>
+        <w:t>N</w:t>
+      </w:r>
+      <w:r>
+        <w:rPr>
+          <w:rStyle w:val="mclose"/>
+          <w:sz w:val="28"/>
+          <w:szCs w:val="28"/>
+        </w:rPr>
+        <w:t>)</w:t>
+      </w:r>
+      <w:r>
+        <w:rPr>
+          <w:rStyle w:val="mrel"/>
+          <w:sz w:val="28"/>
+          <w:szCs w:val="28"/>
+        </w:rPr>
+        <w:t>=</w:t>
+      </w:r>
+      <w:r>
+        <w:rPr>
+          <w:rStyle w:val="mopen"/>
+          <w:sz w:val="28"/>
+          <w:szCs w:val="28"/>
+        </w:rPr>
+        <w:t>(</w:t>
+      </w:r>
+      <w:r>
+        <w:rPr>
+          <w:rStyle w:val="mord"/>
+          <w:sz w:val="28"/>
+          <w:szCs w:val="28"/>
+        </w:rPr>
+        <w:t>p</w:t>
+      </w:r>
+      <w:r>
+        <w:rPr>
+          <w:rStyle w:val="mbin"/>
+          <w:sz w:val="28"/>
+          <w:szCs w:val="28"/>
+        </w:rPr>
+        <w:t>−</w:t>
+      </w:r>
+      <w:r>
+        <w:rPr>
+          <w:rStyle w:val="mord"/>
+          <w:sz w:val="28"/>
+          <w:szCs w:val="28"/>
+        </w:rPr>
+        <w:t>1</w:t>
+      </w:r>
+      <w:r>
+        <w:rPr>
+          <w:rStyle w:val="mclose"/>
+          <w:sz w:val="28"/>
+          <w:szCs w:val="28"/>
+        </w:rPr>
+        <w:t>)</w:t>
+      </w:r>
+      <w:r>
+        <w:rPr>
+          <w:rStyle w:val="mopen"/>
+          <w:sz w:val="28"/>
+          <w:szCs w:val="28"/>
+        </w:rPr>
+        <w:t>(</w:t>
+      </w:r>
+      <w:r>
+        <w:rPr>
+          <w:rStyle w:val="mord"/>
+          <w:sz w:val="28"/>
+          <w:szCs w:val="28"/>
+        </w:rPr>
+        <w:t>q</w:t>
+      </w:r>
+      <w:r>
+        <w:rPr>
+          <w:rStyle w:val="mbin"/>
+          <w:sz w:val="28"/>
+          <w:szCs w:val="28"/>
+        </w:rPr>
+        <w:t>−</w:t>
+      </w:r>
+      <w:r>
+        <w:rPr>
+          <w:rStyle w:val="mord"/>
+          <w:sz w:val="28"/>
+          <w:szCs w:val="28"/>
+        </w:rPr>
+        <w:t>1</w:t>
+      </w:r>
+      <w:r>
+        <w:rPr>
+          <w:rStyle w:val="mclose"/>
+          <w:sz w:val="28"/>
+          <w:szCs w:val="28"/>
+        </w:rPr>
+        <w:t>)</w:t>
+      </w:r>
+      <w:r>
+        <w:rPr>
+          <w:rStyle w:val="mrel"/>
+          <w:sz w:val="28"/>
+          <w:szCs w:val="28"/>
+        </w:rPr>
+        <w:t>=</w:t>
+      </w:r>
+      <w:r>
+        <w:rPr>
+          <w:rStyle w:val="mopen"/>
+          <w:sz w:val="28"/>
+          <w:szCs w:val="28"/>
+        </w:rPr>
+        <w:t>(</w:t>
+      </w:r>
+      <w:r>
+        <w:rPr>
+          <w:rStyle w:val="mord"/>
+          <w:sz w:val="28"/>
+          <w:szCs w:val="28"/>
+        </w:rPr>
+        <w:t>11</w:t>
+      </w:r>
+      <w:r>
+        <w:rPr>
+          <w:rStyle w:val="mbin"/>
+          <w:sz w:val="28"/>
+          <w:szCs w:val="28"/>
+        </w:rPr>
+        <w:t>−</w:t>
+      </w:r>
+      <w:r>
+        <w:rPr>
+          <w:rStyle w:val="mord"/>
+          <w:sz w:val="28"/>
+          <w:szCs w:val="28"/>
+        </w:rPr>
+        <w:t>1</w:t>
+      </w:r>
+      <w:r>
+        <w:rPr>
+          <w:rStyle w:val="mclose"/>
+          <w:sz w:val="28"/>
+          <w:szCs w:val="28"/>
+        </w:rPr>
+        <w:t>)</w:t>
+      </w:r>
+      <w:r>
+        <w:rPr>
+          <w:rStyle w:val="mopen"/>
+          <w:sz w:val="28"/>
+          <w:szCs w:val="28"/>
+        </w:rPr>
+        <w:t>(</w:t>
+      </w:r>
+      <w:r>
+        <w:rPr>
+          <w:rStyle w:val="mord"/>
+          <w:sz w:val="28"/>
+          <w:szCs w:val="28"/>
+        </w:rPr>
+        <w:t>13</w:t>
+      </w:r>
+      <w:r>
+        <w:rPr>
+          <w:rStyle w:val="mbin"/>
+          <w:sz w:val="28"/>
+          <w:szCs w:val="28"/>
+        </w:rPr>
+        <w:t>−</w:t>
+      </w:r>
+      <w:r>
+        <w:rPr>
+          <w:rStyle w:val="mord"/>
+          <w:sz w:val="28"/>
+          <w:szCs w:val="28"/>
+        </w:rPr>
+        <w:t>1</w:t>
+      </w:r>
+      <w:r>
+        <w:rPr>
+          <w:rStyle w:val="mclose"/>
+          <w:sz w:val="28"/>
+          <w:szCs w:val="28"/>
+        </w:rPr>
+        <w:t>)</w:t>
+      </w:r>
+      <w:r>
+        <w:rPr>
+          <w:rStyle w:val="mrel"/>
+          <w:sz w:val="28"/>
+          <w:szCs w:val="28"/>
+        </w:rPr>
+        <w:t>=</w:t>
+      </w:r>
+      <w:r>
+        <w:rPr>
+          <w:rStyle w:val="mord"/>
+          <w:sz w:val="28"/>
+          <w:szCs w:val="28"/>
+        </w:rPr>
+        <w:t>10</w:t>
+      </w:r>
+      <w:r>
+        <w:rPr>
+          <w:rStyle w:val="mbin"/>
+          <w:sz w:val="28"/>
+          <w:szCs w:val="28"/>
+        </w:rPr>
+        <w:t>×</w:t>
+      </w:r>
+      <w:r>
+        <w:rPr>
+          <w:rStyle w:val="mord"/>
+          <w:sz w:val="28"/>
+          <w:szCs w:val="28"/>
+        </w:rPr>
+        <w:t>12</w:t>
+      </w:r>
+      <w:r>
+        <w:rPr>
+          <w:rStyle w:val="mrel"/>
+          <w:sz w:val="28"/>
+          <w:szCs w:val="28"/>
+        </w:rPr>
+        <w:t>=</w:t>
+      </w:r>
+      <w:r>
+        <w:rPr>
+          <w:rStyle w:val="mord"/>
+          <w:sz w:val="28"/>
+          <w:szCs w:val="28"/>
+        </w:rPr>
+        <w:t>120</w:t>
+      </w:r>
+      <w:r>
+        <w:rPr>
+          <w:rStyle w:val="mord"/>
+          <w:sz w:val="28"/>
+          <w:szCs w:val="28"/>
+        </w:rPr>
+        <w:br/>
+      </w:r>
+      <w:r>
+        <w:rPr>
+          <w:rStyle w:val="mord"/>
+          <w:sz w:val="28"/>
+          <w:szCs w:val="28"/>
+        </w:rPr>
+        <w:br/>
+      </w:r>
+      <w:r>
+        <w:rPr>
+          <w:rStyle w:val="Strong"/>
+          <w:sz w:val="28"/>
+          <w:szCs w:val="28"/>
+        </w:rPr>
+        <w:t>ϕ(N) = 120</w:t>
+      </w:r>
+    </w:p>
+    <w:p>
+      <w:pPr>
+        <w:pStyle w:val="Heading2"/>
+        <w:rPr>
+          <w:sz w:val="28"/>
+          <w:szCs w:val="28"/>
+        </w:rPr>
+      </w:pPr>
+      <w:r>
+        <w:rPr>
+          <w:rFonts w:ascii="Times New Roman" w:eastAsia="Times New Roman" w:hAnsi="Times New Roman" w:cs="Times New Roman"/>
+          <w:sz w:val="28"/>
+          <w:szCs w:val="28"/>
+        </w:rPr>
+        <w:t xml:space="preserve"> </w:t>
+      </w:r>
+      <w:r>
+        <w:rPr>
+          <w:sz w:val="28"/>
+          <w:szCs w:val="28"/>
+        </w:rPr>
+        <w:t xml:space="preserve">Step 3: Choose Public Exponent </w:t>
+      </w:r>
+      <w:r>
+        <w:rPr>
+          <w:rStyle w:val="katex-mathml"/>
+          <w:sz w:val="28"/>
+          <w:szCs w:val="28"/>
+        </w:rPr>
+        <w:t>e</w:t>
+      </w:r>
+    </w:p>
+    <w:p>
+      <w:pPr>
+        <w:pStyle w:val="NormalWeb"/>
+        <w:rPr>
+          <w:sz w:val="28"/>
+          <w:szCs w:val="28"/>
+        </w:rPr>
+      </w:pPr>
+      <w:r>
+        <w:rPr>
+          <w:sz w:val="28"/>
+          <w:szCs w:val="28"/>
+        </w:rPr>
+        <w:t>Condition:</w:t>
+      </w:r>
+    </w:p>
+    <w:p>
+      <w:pPr>
+        <w:rPr>
+          <w:sz w:val="28"/>
+          <w:szCs w:val="28"/>
+        </w:rPr>
+      </w:pPr>
+      <w:proofErr w:type="spellStart"/>
+      <w:r>
+        <w:rPr>
+          <w:rStyle w:val="mord"/>
+          <w:sz w:val="28"/>
+          <w:szCs w:val="28"/>
+        </w:rPr>
+        <w:t>gcd</w:t>
+      </w:r>
+      <w:proofErr w:type="spellEnd"/>
+      <w:r>
+        <w:rPr>
+          <w:rStyle w:val="mopen"/>
+          <w:sz w:val="28"/>
+          <w:szCs w:val="28"/>
+        </w:rPr>
+        <w:t>(</w:t>
+      </w:r>
+      <w:proofErr w:type="spellStart"/>
+      <w:proofErr w:type="gramStart"/>
+      <w:r>
+        <w:rPr>
+          <w:rStyle w:val="mord"/>
+          <w:sz w:val="28"/>
+          <w:szCs w:val="28"/>
+        </w:rPr>
+        <w:t>e</w:t>
+      </w:r>
+      <w:r>
+        <w:rPr>
+          <w:rStyle w:val="mpunct"/>
+          <w:sz w:val="28"/>
+          <w:szCs w:val="28"/>
+        </w:rPr>
+        <w:t>,</w:t>
+      </w:r>
+      <w:r>
+        <w:rPr>
+          <w:rStyle w:val="mord"/>
+          <w:sz w:val="28"/>
+          <w:szCs w:val="28"/>
+        </w:rPr>
+        <w:t>ϕ</w:t>
+      </w:r>
+      <w:proofErr w:type="spellEnd"/>
+      <w:proofErr w:type="gramEnd"/>
+      <w:r>
+        <w:rPr>
+          <w:rStyle w:val="mopen"/>
+          <w:sz w:val="28"/>
+          <w:szCs w:val="28"/>
+        </w:rPr>
+        <w:t>(</w:t>
+      </w:r>
+      <w:r>
+        <w:rPr>
+          <w:rStyle w:val="mord"/>
+          <w:sz w:val="28"/>
+          <w:szCs w:val="28"/>
+        </w:rPr>
+        <w:t>N</w:t>
+      </w:r>
+      <w:r>
+        <w:rPr>
+          <w:rStyle w:val="mclose"/>
+          <w:sz w:val="28"/>
+          <w:szCs w:val="28"/>
+        </w:rPr>
+        <w:t>))</w:t>
+      </w:r>
+      <w:r>
+        <w:rPr>
+          <w:rStyle w:val="mrel"/>
+          <w:sz w:val="28"/>
+          <w:szCs w:val="28"/>
+        </w:rPr>
+        <w:t>=</w:t>
+      </w:r>
+      <w:r>
+        <w:rPr>
+          <w:rStyle w:val="mord"/>
+          <w:sz w:val="28"/>
+          <w:szCs w:val="28"/>
+        </w:rPr>
+        <w:t>1</w:t>
+      </w:r>
+      <w:r>
+        <w:rPr>
+          <w:sz w:val="28"/>
+          <w:szCs w:val="28"/>
+        </w:rPr>
+        <w:t xml:space="preserve"> </w:t>
+      </w:r>
+    </w:p>
+    <w:p>
+      <w:pPr>
+        <w:pStyle w:val="NormalWeb"/>
+        <w:rPr>
+          <w:sz w:val="28"/>
+          <w:szCs w:val="28"/>
+        </w:rPr>
+      </w:pPr>
+      <w:r>
+        <w:rPr>
+          <w:rFonts w:ascii="Segoe UI Symbol" w:hAnsi="Segoe UI Symbol" w:cs="Segoe UI Symbol"/>
+          <w:sz w:val="28"/>
+          <w:szCs w:val="28"/>
+        </w:rPr>
+        <w:t>👉</w:t>
+      </w:r>
+      <w:r>
+        <w:rPr>
+          <w:sz w:val="28"/>
+          <w:szCs w:val="28"/>
+        </w:rPr>
+        <w:t xml:space="preserve"> </w:t>
+      </w:r>
+      <w:proofErr w:type="spellStart"/>
+      <w:r>
+        <w:rPr>
+          <w:rFonts w:ascii="Nirmala UI" w:hAnsi="Nirmala UI" w:cs="Nirmala UI"/>
+          <w:sz w:val="28"/>
+          <w:szCs w:val="28"/>
+        </w:rPr>
+        <w:t>এমন</w:t>
+      </w:r>
+      <w:proofErr w:type="spellEnd"/>
+      <w:r>
+        <w:rPr>
+          <w:sz w:val="28"/>
+          <w:szCs w:val="28"/>
+        </w:rPr>
+        <w:t xml:space="preserve"> </w:t>
+      </w:r>
+      <w:proofErr w:type="spellStart"/>
+      <w:r>
+        <w:rPr>
+          <w:rFonts w:ascii="Nirmala UI" w:hAnsi="Nirmala UI" w:cs="Nirmala UI"/>
+          <w:sz w:val="28"/>
+          <w:szCs w:val="28"/>
+        </w:rPr>
+        <w:t>একটা</w:t>
+      </w:r>
+      <w:proofErr w:type="spellEnd"/>
+      <w:r>
+        <w:rPr>
+          <w:sz w:val="28"/>
+          <w:szCs w:val="28"/>
+        </w:rPr>
+        <w:t xml:space="preserve"> e </w:t>
+      </w:r>
+      <w:proofErr w:type="spellStart"/>
+      <w:r>
+        <w:rPr>
+          <w:rFonts w:ascii="Nirmala UI" w:hAnsi="Nirmala UI" w:cs="Nirmala UI"/>
+          <w:sz w:val="28"/>
+          <w:szCs w:val="28"/>
+        </w:rPr>
+        <w:t>নিতে</w:t>
+      </w:r>
+      <w:proofErr w:type="spellEnd"/>
+      <w:r>
+        <w:rPr>
+          <w:sz w:val="28"/>
+          <w:szCs w:val="28"/>
+        </w:rPr>
+        <w:t xml:space="preserve"> </w:t>
+      </w:r>
+      <w:proofErr w:type="spellStart"/>
+      <w:r>
+        <w:rPr>
+          <w:rFonts w:ascii="Nirmala UI" w:hAnsi="Nirmala UI" w:cs="Nirmala UI"/>
+          <w:sz w:val="28"/>
+          <w:szCs w:val="28"/>
+        </w:rPr>
+        <w:t>হবে</w:t>
+      </w:r>
+      <w:proofErr w:type="spellEnd"/>
+      <w:r>
+        <w:rPr>
+          <w:sz w:val="28"/>
+          <w:szCs w:val="28"/>
+        </w:rPr>
+        <w:t xml:space="preserve"> </w:t>
+      </w:r>
+      <w:proofErr w:type="spellStart"/>
+      <w:r>
+        <w:rPr>
+          <w:rFonts w:ascii="Nirmala UI" w:hAnsi="Nirmala UI" w:cs="Nirmala UI"/>
+          <w:sz w:val="28"/>
+          <w:szCs w:val="28"/>
+        </w:rPr>
+        <w:t>যেটা</w:t>
+      </w:r>
+      <w:proofErr w:type="spellEnd"/>
+      <w:r>
+        <w:rPr>
+          <w:sz w:val="28"/>
+          <w:szCs w:val="28"/>
+        </w:rPr>
+        <w:t xml:space="preserve"> 120 </w:t>
+      </w:r>
+      <w:proofErr w:type="spellStart"/>
+      <w:r>
+        <w:rPr>
+          <w:rFonts w:ascii="Nirmala UI" w:hAnsi="Nirmala UI" w:cs="Nirmala UI"/>
+          <w:sz w:val="28"/>
+          <w:szCs w:val="28"/>
+        </w:rPr>
+        <w:t>এর</w:t>
+      </w:r>
+      <w:proofErr w:type="spellEnd"/>
+      <w:r>
+        <w:rPr>
+          <w:sz w:val="28"/>
+          <w:szCs w:val="28"/>
+        </w:rPr>
+        <w:t xml:space="preserve"> </w:t>
+      </w:r>
+      <w:proofErr w:type="spellStart"/>
+      <w:r>
+        <w:rPr>
+          <w:rFonts w:ascii="Nirmala UI" w:hAnsi="Nirmala UI" w:cs="Nirmala UI"/>
+          <w:sz w:val="28"/>
+          <w:szCs w:val="28"/>
+        </w:rPr>
+        <w:t>সাথে</w:t>
+      </w:r>
+      <w:proofErr w:type="spellEnd"/>
+      <w:r>
+        <w:rPr>
+          <w:sz w:val="28"/>
+          <w:szCs w:val="28"/>
+        </w:rPr>
+        <w:t xml:space="preserve"> co-prime</w:t>
+      </w:r>
+    </w:p>
+    <w:p>
+      <w:pPr>
+        <w:pStyle w:val="NormalWeb"/>
+        <w:rPr>
+          <w:sz w:val="28"/>
+          <w:szCs w:val="28"/>
+        </w:rPr>
+      </w:pPr>
+      <w:r>
+        <w:rPr>
+          <w:sz w:val="28"/>
+          <w:szCs w:val="28"/>
+        </w:rPr>
+        <w:t>Possible values:</w:t>
+      </w:r>
+    </w:p>
+    <w:p>
+      <w:pPr>
+        <w:numPr>
+          <w:ilvl w:val="0"/>
+          <w:numId w:val="7"/>
+        </w:numPr>
         <w:spacing w:before="100" w:beforeAutospacing="1" w:after="100" w:afterAutospacing="1" w:line="240" w:lineRule="auto"/>
         <w:rPr>
-          <w:rFonts w:ascii="Times New Roman" w:eastAsia="Times New Roman" w:hAnsi="Times New Roman" w:cs="Times New Roman"/>
-          <w:sz w:val="24"/>
-          <w:szCs w:val="24"/>
-        </w:rPr>
-      </w:pPr>
-      <w:r>
-        <w:rPr>
-          <w:rFonts w:ascii="Times New Roman" w:eastAsia="Times New Roman" w:hAnsi="Times New Roman" w:cs="Times New Roman"/>
-          <w:sz w:val="24"/>
-          <w:szCs w:val="24"/>
+          <w:sz w:val="28"/>
+          <w:szCs w:val="28"/>
+        </w:rPr>
+      </w:pPr>
+      <w:r>
+        <w:rPr>
+          <w:sz w:val="28"/>
+          <w:szCs w:val="28"/>
+        </w:rPr>
+        <w:t xml:space="preserve">e = </w:t>
+      </w:r>
+      <w:proofErr w:type="gramStart"/>
+      <w:r>
+        <w:rPr>
+          <w:sz w:val="28"/>
+          <w:szCs w:val="28"/>
+        </w:rPr>
+        <w:t xml:space="preserve">7 </w:t>
+      </w:r>
+      <w:r>
+        <w:rPr>
+          <w:rFonts w:ascii="Segoe UI Symbol" w:hAnsi="Segoe UI Symbol" w:cs="Segoe UI Symbol"/>
+          <w:sz w:val="28"/>
+          <w:szCs w:val="28"/>
+        </w:rPr>
+        <w:t>✅</w:t>
+      </w:r>
+      <w:r>
+        <w:rPr>
+          <w:sz w:val="28"/>
+          <w:szCs w:val="28"/>
+        </w:rPr>
+        <w:t xml:space="preserve"> (</w:t>
+      </w:r>
+      <w:proofErr w:type="spellStart"/>
+      <w:proofErr w:type="gramEnd"/>
+      <w:r>
+        <w:rPr>
+          <w:rFonts w:ascii="Nirmala UI" w:hAnsi="Nirmala UI" w:cs="Nirmala UI"/>
+          <w:sz w:val="28"/>
+          <w:szCs w:val="28"/>
+        </w:rPr>
+        <w:t>কারণ</w:t>
+      </w:r>
+      <w:proofErr w:type="spellEnd"/>
+      <w:r>
+        <w:rPr>
+          <w:sz w:val="28"/>
+          <w:szCs w:val="28"/>
         </w:rPr>
         <w:t xml:space="preserve"> </w:t>
       </w:r>
-    </w:p>
-    <w:p>
-      <w:pPr>
+      <w:proofErr w:type="spellStart"/>
+      <w:r>
+        <w:rPr>
+          <w:sz w:val="28"/>
+          <w:szCs w:val="28"/>
+        </w:rPr>
+        <w:t>gcd</w:t>
+      </w:r>
+      <w:proofErr w:type="spellEnd"/>
+      <w:r>
+        <w:rPr>
+          <w:sz w:val="28"/>
+          <w:szCs w:val="28"/>
+        </w:rPr>
+        <w:t xml:space="preserve">(7,120) = 1) </w:t>
+      </w:r>
+    </w:p>
+    <w:p>
+      <w:pPr>
+        <w:numPr>
+          <w:ilvl w:val="0"/>
+          <w:numId w:val="7"/>
+        </w:numPr>
         <w:spacing w:before="100" w:beforeAutospacing="1" w:after="100" w:afterAutospacing="1" w:line="240" w:lineRule="auto"/>
+        <w:rPr>
+          <w:sz w:val="28"/>
+          <w:szCs w:val="28"/>
+        </w:rPr>
+      </w:pPr>
+      <w:r>
+        <w:rPr>
+          <w:sz w:val="28"/>
+          <w:szCs w:val="28"/>
+        </w:rPr>
+        <w:t xml:space="preserve">e = </w:t>
+      </w:r>
+      <w:proofErr w:type="gramStart"/>
+      <w:r>
+        <w:rPr>
+          <w:sz w:val="28"/>
+          <w:szCs w:val="28"/>
+        </w:rPr>
+        <w:t xml:space="preserve">11 </w:t>
+      </w:r>
+      <w:r>
+        <w:rPr>
+          <w:rFonts w:ascii="Segoe UI Symbol" w:hAnsi="Segoe UI Symbol" w:cs="Segoe UI Symbol"/>
+          <w:sz w:val="28"/>
+          <w:szCs w:val="28"/>
+        </w:rPr>
+        <w:t>❌</w:t>
+      </w:r>
+      <w:r>
+        <w:rPr>
+          <w:sz w:val="28"/>
+          <w:szCs w:val="28"/>
+        </w:rPr>
+        <w:t xml:space="preserve"> (</w:t>
+      </w:r>
+      <w:proofErr w:type="spellStart"/>
+      <w:proofErr w:type="gramEnd"/>
+      <w:r>
+        <w:rPr>
+          <w:sz w:val="28"/>
+          <w:szCs w:val="28"/>
+        </w:rPr>
+        <w:t>gcd</w:t>
+      </w:r>
+      <w:proofErr w:type="spellEnd"/>
+      <w:r>
+        <w:rPr>
+          <w:sz w:val="28"/>
+          <w:szCs w:val="28"/>
+        </w:rPr>
+        <w:t xml:space="preserve"> </w:t>
+      </w:r>
+      <w:r>
+        <w:rPr>
+          <w:rFonts w:ascii="Calibri" w:hAnsi="Calibri" w:cs="Calibri"/>
+          <w:sz w:val="28"/>
+          <w:szCs w:val="28"/>
+        </w:rPr>
+        <w:t>≠</w:t>
+      </w:r>
+      <w:r>
+        <w:rPr>
+          <w:sz w:val="28"/>
+          <w:szCs w:val="28"/>
+        </w:rPr>
+        <w:t xml:space="preserve"> 1) </w:t>
+      </w:r>
+    </w:p>
+    <w:p>
+      <w:pPr>
+        <w:pStyle w:val="NormalWeb"/>
+        <w:rPr>
+          <w:sz w:val="28"/>
+          <w:szCs w:val="28"/>
+        </w:rPr>
+      </w:pPr>
+      <w:r>
+        <w:rPr>
+          <w:rFonts w:ascii="Segoe UI Symbol" w:hAnsi="Segoe UI Symbol" w:cs="Segoe UI Symbol"/>
+          <w:sz w:val="28"/>
+          <w:szCs w:val="28"/>
+        </w:rPr>
+        <w:t>👉</w:t>
+      </w:r>
+      <w:r>
+        <w:rPr>
+          <w:sz w:val="28"/>
+          <w:szCs w:val="28"/>
+        </w:rPr>
+        <w:t xml:space="preserve"> </w:t>
+      </w:r>
+      <w:proofErr w:type="spellStart"/>
+      <w:r>
+        <w:rPr>
+          <w:rFonts w:ascii="Nirmala UI" w:hAnsi="Nirmala UI" w:cs="Nirmala UI"/>
+          <w:sz w:val="28"/>
+          <w:szCs w:val="28"/>
+        </w:rPr>
+        <w:t>তাই</w:t>
+      </w:r>
+      <w:proofErr w:type="spellEnd"/>
+      <w:r>
+        <w:rPr>
+          <w:sz w:val="28"/>
+          <w:szCs w:val="28"/>
+        </w:rPr>
+        <w:t xml:space="preserve"> </w:t>
+      </w:r>
+      <w:proofErr w:type="spellStart"/>
+      <w:r>
+        <w:rPr>
+          <w:rFonts w:ascii="Nirmala UI" w:hAnsi="Nirmala UI" w:cs="Nirmala UI"/>
+          <w:sz w:val="28"/>
+          <w:szCs w:val="28"/>
+        </w:rPr>
+        <w:t>আমরা</w:t>
+      </w:r>
+      <w:proofErr w:type="spellEnd"/>
+      <w:r>
+        <w:rPr>
+          <w:sz w:val="28"/>
+          <w:szCs w:val="28"/>
+        </w:rPr>
+        <w:t xml:space="preserve"> </w:t>
+      </w:r>
+      <w:proofErr w:type="spellStart"/>
+      <w:r>
+        <w:rPr>
+          <w:rFonts w:ascii="Nirmala UI" w:hAnsi="Nirmala UI" w:cs="Nirmala UI"/>
+          <w:sz w:val="28"/>
+          <w:szCs w:val="28"/>
+        </w:rPr>
+        <w:t>নেই</w:t>
+      </w:r>
+      <w:proofErr w:type="spellEnd"/>
+      <w:r>
+        <w:rPr>
+          <w:sz w:val="28"/>
+          <w:szCs w:val="28"/>
+        </w:rPr>
+        <w:t>:</w:t>
+      </w:r>
+    </w:p>
+    <w:p>
+      <w:pPr>
+        <w:pStyle w:val="Heading1"/>
+        <w:rPr>
+          <w:sz w:val="28"/>
+          <w:szCs w:val="28"/>
+        </w:rPr>
+      </w:pPr>
+      <w:r>
+        <w:rPr>
+          <w:rFonts w:ascii="Segoe UI Symbol" w:hAnsi="Segoe UI Symbol" w:cs="Segoe UI Symbol"/>
+          <w:sz w:val="28"/>
+          <w:szCs w:val="28"/>
+        </w:rPr>
+        <w:t>✔️</w:t>
+      </w:r>
+      <w:r>
+        <w:rPr>
+          <w:sz w:val="28"/>
+          <w:szCs w:val="28"/>
+        </w:rPr>
+        <w:t xml:space="preserve"> </w:t>
+      </w:r>
+      <w:r>
+        <w:rPr>
+          <w:rStyle w:val="Strong"/>
+          <w:sz w:val="28"/>
+          <w:szCs w:val="28"/>
+        </w:rPr>
+        <w:t>e = 7</w:t>
+      </w:r>
+      <w:r>
+        <w:rPr>
+          <w:rStyle w:val="Strong"/>
+          <w:sz w:val="28"/>
+          <w:szCs w:val="28"/>
+        </w:rPr>
+        <w:br/>
+      </w:r>
+      <w:r>
+        <w:rPr>
+          <w:rStyle w:val="Strong"/>
+          <w:sz w:val="28"/>
+          <w:szCs w:val="28"/>
+        </w:rPr>
+        <w:br/>
+      </w:r>
+      <w:r>
+        <w:rPr>
+          <w:sz w:val="28"/>
+          <w:szCs w:val="28"/>
+        </w:rPr>
+        <w:t>Final Answer</w:t>
+      </w:r>
+    </w:p>
+    <w:p>
+      <w:pPr>
+        <w:pStyle w:val="NormalWeb"/>
+        <w:rPr>
+          <w:sz w:val="28"/>
+          <w:szCs w:val="28"/>
+        </w:rPr>
+      </w:pPr>
+      <w:r>
+        <w:rPr>
+          <w:rFonts w:ascii="Segoe UI Symbol" w:hAnsi="Segoe UI Symbol" w:cs="Segoe UI Symbol"/>
+          <w:sz w:val="28"/>
+          <w:szCs w:val="28"/>
+        </w:rPr>
+        <w:t>✔️</w:t>
+      </w:r>
+      <w:r>
+        <w:rPr>
+          <w:sz w:val="28"/>
+          <w:szCs w:val="28"/>
+        </w:rPr>
+        <w:t xml:space="preserve"> </w:t>
+      </w:r>
+      <w:r>
+        <w:rPr>
+          <w:rStyle w:val="katex-mathml"/>
+          <w:rFonts w:eastAsiaTheme="majorEastAsia"/>
+          <w:sz w:val="28"/>
+          <w:szCs w:val="28"/>
+        </w:rPr>
+        <w:t>N=143N = 143</w:t>
+      </w:r>
+      <w:r>
+        <w:rPr>
+          <w:rStyle w:val="mord"/>
+          <w:sz w:val="28"/>
+          <w:szCs w:val="28"/>
+        </w:rPr>
+        <w:t>N</w:t>
+      </w:r>
+      <w:r>
+        <w:rPr>
+          <w:rStyle w:val="mrel"/>
+          <w:sz w:val="28"/>
+          <w:szCs w:val="28"/>
+        </w:rPr>
+        <w:t>=</w:t>
+      </w:r>
+      <w:r>
+        <w:rPr>
+          <w:rStyle w:val="mord"/>
+          <w:sz w:val="28"/>
+          <w:szCs w:val="28"/>
+        </w:rPr>
+        <w:t>143</w:t>
+      </w:r>
+      <w:r>
+        <w:rPr>
+          <w:sz w:val="28"/>
+          <w:szCs w:val="28"/>
+        </w:rPr>
+        <w:br/>
+      </w:r>
+      <w:r>
+        <w:rPr>
+          <w:rFonts w:ascii="Segoe UI Symbol" w:hAnsi="Segoe UI Symbol" w:cs="Segoe UI Symbol"/>
+          <w:sz w:val="28"/>
+          <w:szCs w:val="28"/>
+        </w:rPr>
+        <w:t>✔️</w:t>
+      </w:r>
+      <w:r>
+        <w:rPr>
+          <w:sz w:val="28"/>
+          <w:szCs w:val="28"/>
+        </w:rPr>
+        <w:t xml:space="preserve"> </w:t>
+      </w:r>
+      <w:r>
+        <w:rPr>
+          <w:rStyle w:val="katex-mathml"/>
+          <w:rFonts w:eastAsiaTheme="majorEastAsia"/>
+          <w:sz w:val="28"/>
+          <w:szCs w:val="28"/>
+        </w:rPr>
+        <w:t>ϕ</w:t>
+      </w:r>
+      <w:r>
+        <w:rPr>
+          <w:rStyle w:val="mopen"/>
+          <w:sz w:val="28"/>
+          <w:szCs w:val="28"/>
+        </w:rPr>
+        <w:t xml:space="preserve"> </w:t>
+      </w:r>
+      <w:r>
+        <w:rPr>
+          <w:rStyle w:val="mopen"/>
+          <w:sz w:val="28"/>
+          <w:szCs w:val="28"/>
+        </w:rPr>
+        <w:t>(</w:t>
+      </w:r>
+      <w:r>
+        <w:rPr>
+          <w:rStyle w:val="mord"/>
+          <w:sz w:val="28"/>
+          <w:szCs w:val="28"/>
+        </w:rPr>
+        <w:t>N</w:t>
+      </w:r>
+      <w:r>
+        <w:rPr>
+          <w:rStyle w:val="mclose"/>
+          <w:sz w:val="28"/>
+          <w:szCs w:val="28"/>
+        </w:rPr>
+        <w:t>)</w:t>
+      </w:r>
+      <w:r>
+        <w:rPr>
+          <w:rStyle w:val="mrel"/>
+          <w:sz w:val="28"/>
+          <w:szCs w:val="28"/>
+        </w:rPr>
+        <w:t>=</w:t>
+      </w:r>
+      <w:r>
+        <w:rPr>
+          <w:rStyle w:val="mord"/>
+          <w:sz w:val="28"/>
+          <w:szCs w:val="28"/>
+        </w:rPr>
+        <w:t>120</w:t>
+      </w:r>
+      <w:r>
+        <w:rPr>
+          <w:sz w:val="28"/>
+          <w:szCs w:val="28"/>
+        </w:rPr>
+        <w:br/>
+      </w:r>
+      <w:r>
+        <w:rPr>
+          <w:rFonts w:ascii="Segoe UI Symbol" w:hAnsi="Segoe UI Symbol" w:cs="Segoe UI Symbol"/>
+          <w:sz w:val="28"/>
+          <w:szCs w:val="28"/>
+        </w:rPr>
+        <w:t>✔️</w:t>
+      </w:r>
+      <w:r>
+        <w:rPr>
+          <w:sz w:val="28"/>
+          <w:szCs w:val="28"/>
+        </w:rPr>
+        <w:t xml:space="preserve"> Valid public exponent: </w:t>
+      </w:r>
+      <w:r>
+        <w:rPr>
+          <w:rStyle w:val="Strong"/>
+          <w:sz w:val="28"/>
+          <w:szCs w:val="28"/>
+        </w:rPr>
+        <w:t>e = 7</w:t>
+      </w:r>
+    </w:p>
+    <w:p>
+      <w:pPr>
+        <w:rPr>
+          <w:rFonts w:ascii="Times New Roman" w:eastAsia="Times New Roman" w:hAnsi="Times New Roman" w:cs="Times New Roman"/>
+          <w:sz w:val="24"/>
+          <w:szCs w:val="24"/>
+        </w:rPr>
+      </w:pPr>
+      <w:r>
+        <w:rPr>
+          <w:rFonts w:ascii="Segoe UI Symbol" w:hAnsi="Segoe UI Symbol" w:cs="Segoe UI Symbol"/>
+          <w:sz w:val="28"/>
+          <w:szCs w:val="28"/>
+        </w:rPr>
+        <w:t>👉</w:t>
+      </w:r>
+      <w:r>
+        <w:rPr>
+          <w:sz w:val="28"/>
+          <w:szCs w:val="28"/>
+        </w:rPr>
+        <w:t xml:space="preserve"> Public Key </w:t>
+      </w:r>
+      <w:proofErr w:type="spellStart"/>
+      <w:r>
+        <w:rPr>
+          <w:rFonts w:ascii="Nirmala UI" w:hAnsi="Nirmala UI" w:cs="Nirmala UI"/>
+          <w:sz w:val="28"/>
+          <w:szCs w:val="28"/>
+        </w:rPr>
+        <w:t>হবে</w:t>
+      </w:r>
+      <w:proofErr w:type="spellEnd"/>
+      <w:r>
+        <w:rPr>
+          <w:sz w:val="28"/>
+          <w:szCs w:val="28"/>
+        </w:rPr>
+        <w:t xml:space="preserve">: </w:t>
+      </w:r>
+      <w:r>
+        <w:rPr>
+          <w:rStyle w:val="mopen"/>
+          <w:sz w:val="28"/>
+          <w:szCs w:val="28"/>
+        </w:rPr>
+        <w:t>(N, e) = (143, 7)</w:t>
+      </w:r>
+      <w:r>
+        <w:rPr>
+          <w:rStyle w:val="mopen"/>
+          <w:sz w:val="28"/>
+          <w:szCs w:val="28"/>
+        </w:rPr>
+        <w:br/>
+      </w:r>
+      <w:r>
+        <w:rPr>
+          <w:rStyle w:val="mopen"/>
+          <w:sz w:val="28"/>
+          <w:szCs w:val="28"/>
+        </w:rPr>
+        <w:br/>
+      </w:r>
+      <w:r>
+        <w:rPr>
+          <w:rStyle w:val="mopen"/>
+          <w:b/>
+          <w:color w:val="FF0000"/>
+          <w:sz w:val="24"/>
+          <w:szCs w:val="24"/>
+          <w:u w:val="single"/>
+        </w:rPr>
+        <w:t xml:space="preserve">Co-Prime </w:t>
+      </w:r>
+      <w:proofErr w:type="spellStart"/>
+      <w:r>
+        <w:rPr>
+          <w:rStyle w:val="mopen"/>
+          <w:b/>
+          <w:color w:val="FF0000"/>
+          <w:sz w:val="24"/>
+          <w:szCs w:val="24"/>
+          <w:u w:val="single"/>
+        </w:rPr>
+        <w:t>ber</w:t>
+      </w:r>
+      <w:proofErr w:type="spellEnd"/>
+      <w:r>
+        <w:rPr>
+          <w:rStyle w:val="mopen"/>
+          <w:b/>
+          <w:color w:val="FF0000"/>
+          <w:sz w:val="24"/>
+          <w:szCs w:val="24"/>
+          <w:u w:val="single"/>
+        </w:rPr>
+        <w:t xml:space="preserve"> </w:t>
+      </w:r>
+      <w:proofErr w:type="spellStart"/>
+      <w:r>
+        <w:rPr>
+          <w:rStyle w:val="mopen"/>
+          <w:b/>
+          <w:color w:val="FF0000"/>
+          <w:sz w:val="24"/>
+          <w:szCs w:val="24"/>
+          <w:u w:val="single"/>
+        </w:rPr>
+        <w:t>korar</w:t>
+      </w:r>
+      <w:proofErr w:type="spellEnd"/>
+      <w:r>
+        <w:rPr>
+          <w:rStyle w:val="mopen"/>
+          <w:b/>
+          <w:color w:val="FF0000"/>
+          <w:sz w:val="24"/>
+          <w:szCs w:val="24"/>
+          <w:u w:val="single"/>
+        </w:rPr>
+        <w:t xml:space="preserve"> technique:</w:t>
+      </w:r>
+      <w:r>
+        <w:rPr>
+          <w:rStyle w:val="mopen"/>
+          <w:sz w:val="24"/>
+          <w:szCs w:val="24"/>
+        </w:rPr>
+        <w:br/>
+      </w:r>
+      <w:proofErr w:type="spellStart"/>
+      <w:r>
+        <w:rPr>
+          <w:rFonts w:ascii="KaTeX_Math" w:eastAsia="Times New Roman" w:hAnsi="KaTeX_Math" w:cs="Times New Roman"/>
+          <w:i/>
+          <w:iCs/>
+          <w:color w:val="0D0D0D"/>
+          <w:sz w:val="24"/>
+          <w:szCs w:val="24"/>
+          <w:shd w:val="clear" w:color="auto" w:fill="FFFFFF"/>
+        </w:rPr>
+        <w:t>gcd</w:t>
+      </w:r>
+      <w:proofErr w:type="spellEnd"/>
+      <w:r>
+        <w:rPr>
+          <w:rFonts w:ascii="Times New Roman" w:eastAsia="Times New Roman" w:hAnsi="Times New Roman" w:cs="Times New Roman"/>
+          <w:color w:val="0D0D0D"/>
+          <w:sz w:val="24"/>
+          <w:szCs w:val="24"/>
+          <w:shd w:val="clear" w:color="auto" w:fill="FFFFFF"/>
+        </w:rPr>
+        <w:t>(</w:t>
+      </w:r>
+      <w:r>
+        <w:rPr>
+          <w:rFonts w:ascii="KaTeX_Math" w:eastAsia="Times New Roman" w:hAnsi="KaTeX_Math" w:cs="Times New Roman"/>
+          <w:i/>
+          <w:iCs/>
+          <w:color w:val="0D0D0D"/>
+          <w:sz w:val="24"/>
+          <w:szCs w:val="24"/>
+          <w:shd w:val="clear" w:color="auto" w:fill="FFFFFF"/>
+        </w:rPr>
+        <w:t>e</w:t>
+      </w:r>
+      <w:r>
+        <w:rPr>
+          <w:rFonts w:ascii="Times New Roman" w:eastAsia="Times New Roman" w:hAnsi="Times New Roman" w:cs="Times New Roman"/>
+          <w:color w:val="0D0D0D"/>
+          <w:sz w:val="24"/>
+          <w:szCs w:val="24"/>
+          <w:shd w:val="clear" w:color="auto" w:fill="FFFFFF"/>
+        </w:rPr>
+        <w:t>,120)=1</w:t>
+      </w:r>
+    </w:p>
+    <w:p>
+      <w:pPr>
+        <w:shd w:val="clear" w:color="auto" w:fill="FFFFFF"/>
+        <w:spacing w:beforeAutospacing="1" w:after="0" w:afterAutospacing="1" w:line="240" w:lineRule="auto"/>
+        <w:rPr>
+          <w:rFonts w:ascii="Segoe UI" w:eastAsia="Times New Roman" w:hAnsi="Segoe UI" w:cs="Segoe UI"/>
+          <w:color w:val="0D0D0D"/>
+          <w:sz w:val="24"/>
+          <w:szCs w:val="24"/>
+        </w:rPr>
+      </w:pPr>
+      <w:r>
+        <w:rPr>
+          <w:rFonts w:ascii="Segoe UI Symbol" w:eastAsia="Times New Roman" w:hAnsi="Segoe UI Symbol" w:cs="Segoe UI Symbol"/>
+          <w:color w:val="0D0D0D"/>
+          <w:sz w:val="24"/>
+          <w:szCs w:val="24"/>
+        </w:rPr>
+        <w:t>👉</w:t>
+      </w:r>
+      <w:r>
+        <w:rPr>
+          <w:rFonts w:ascii="Segoe UI" w:eastAsia="Times New Roman" w:hAnsi="Segoe UI" w:cs="Segoe UI"/>
+          <w:color w:val="0D0D0D"/>
+          <w:sz w:val="24"/>
+          <w:szCs w:val="24"/>
+        </w:rPr>
+        <w:t xml:space="preserve"> </w:t>
+      </w:r>
+      <w:proofErr w:type="spellStart"/>
+      <w:r>
+        <w:rPr>
+          <w:rFonts w:ascii="Nirmala UI" w:eastAsia="Times New Roman" w:hAnsi="Nirmala UI" w:cs="Nirmala UI"/>
+          <w:color w:val="0D0D0D"/>
+          <w:sz w:val="24"/>
+          <w:szCs w:val="24"/>
+        </w:rPr>
+        <w:t>মানে</w:t>
+      </w:r>
+      <w:proofErr w:type="spellEnd"/>
+      <w:r>
+        <w:rPr>
+          <w:rFonts w:ascii="Segoe UI" w:eastAsia="Times New Roman" w:hAnsi="Segoe UI" w:cs="Segoe UI"/>
+          <w:color w:val="0D0D0D"/>
+          <w:sz w:val="24"/>
+          <w:szCs w:val="24"/>
+        </w:rPr>
+        <w:t xml:space="preserve">: e </w:t>
+      </w:r>
+      <w:proofErr w:type="spellStart"/>
+      <w:r>
+        <w:rPr>
+          <w:rFonts w:ascii="Nirmala UI" w:eastAsia="Times New Roman" w:hAnsi="Nirmala UI" w:cs="Nirmala UI"/>
+          <w:color w:val="0D0D0D"/>
+          <w:sz w:val="24"/>
+          <w:szCs w:val="24"/>
+        </w:rPr>
+        <w:t>এবং</w:t>
+      </w:r>
+      <w:proofErr w:type="spellEnd"/>
+      <w:r>
+        <w:rPr>
+          <w:rFonts w:ascii="Segoe UI" w:eastAsia="Times New Roman" w:hAnsi="Segoe UI" w:cs="Segoe UI"/>
+          <w:color w:val="0D0D0D"/>
+          <w:sz w:val="24"/>
+          <w:szCs w:val="24"/>
+        </w:rPr>
+        <w:t xml:space="preserve"> 120 </w:t>
+      </w:r>
+      <w:r>
+        <w:rPr>
+          <w:rFonts w:ascii="Segoe UI" w:eastAsia="Times New Roman" w:hAnsi="Segoe UI" w:cs="Segoe UI"/>
+          <w:b/>
+          <w:bCs/>
+          <w:color w:val="0D0D0D"/>
+          <w:sz w:val="24"/>
+          <w:szCs w:val="24"/>
+        </w:rPr>
+        <w:t xml:space="preserve">co-prime </w:t>
+      </w:r>
+      <w:proofErr w:type="spellStart"/>
+      <w:r>
+        <w:rPr>
+          <w:rFonts w:ascii="Nirmala UI" w:eastAsia="Times New Roman" w:hAnsi="Nirmala UI" w:cs="Nirmala UI"/>
+          <w:b/>
+          <w:bCs/>
+          <w:color w:val="0D0D0D"/>
+          <w:sz w:val="24"/>
+          <w:szCs w:val="24"/>
+        </w:rPr>
+        <w:t>হতে</w:t>
+      </w:r>
+      <w:proofErr w:type="spellEnd"/>
+      <w:r>
+        <w:rPr>
+          <w:rFonts w:ascii="Segoe UI" w:eastAsia="Times New Roman" w:hAnsi="Segoe UI" w:cs="Segoe UI"/>
+          <w:b/>
+          <w:bCs/>
+          <w:color w:val="0D0D0D"/>
+          <w:sz w:val="24"/>
+          <w:szCs w:val="24"/>
+        </w:rPr>
+        <w:t xml:space="preserve"> </w:t>
+      </w:r>
+      <w:proofErr w:type="spellStart"/>
+      <w:r>
+        <w:rPr>
+          <w:rFonts w:ascii="Nirmala UI" w:eastAsia="Times New Roman" w:hAnsi="Nirmala UI" w:cs="Nirmala UI"/>
+          <w:b/>
+          <w:bCs/>
+          <w:color w:val="0D0D0D"/>
+          <w:sz w:val="24"/>
+          <w:szCs w:val="24"/>
+        </w:rPr>
+        <w:t>হবে</w:t>
+      </w:r>
+      <w:proofErr w:type="spellEnd"/>
+    </w:p>
+    <w:p>
+      <w:pPr>
+        <w:shd w:val="clear" w:color="auto" w:fill="FFFFFF"/>
+        <w:spacing w:after="120" w:line="240" w:lineRule="auto"/>
+        <w:outlineLvl w:val="0"/>
+        <w:rPr>
+          <w:rFonts w:ascii="Segoe UI" w:eastAsia="Times New Roman" w:hAnsi="Segoe UI" w:cs="Segoe UI"/>
+          <w:b/>
+          <w:bCs/>
+          <w:color w:val="0D0D0D"/>
+          <w:kern w:val="36"/>
+          <w:sz w:val="24"/>
+          <w:szCs w:val="24"/>
+        </w:rPr>
+      </w:pPr>
+      <w:r>
+        <w:rPr>
+          <w:rFonts w:ascii="Segoe UI Symbol" w:eastAsia="Times New Roman" w:hAnsi="Segoe UI Symbol" w:cs="Segoe UI Symbol"/>
+          <w:b/>
+          <w:bCs/>
+          <w:color w:val="0D0D0D"/>
+          <w:kern w:val="36"/>
+          <w:sz w:val="24"/>
+          <w:szCs w:val="24"/>
+        </w:rPr>
+        <w:t>🔹</w:t>
+      </w:r>
+      <w:r>
+        <w:rPr>
+          <w:rFonts w:ascii="Segoe UI" w:eastAsia="Times New Roman" w:hAnsi="Segoe UI" w:cs="Segoe UI"/>
+          <w:b/>
+          <w:bCs/>
+          <w:color w:val="0D0D0D"/>
+          <w:kern w:val="36"/>
+          <w:sz w:val="24"/>
+          <w:szCs w:val="24"/>
+        </w:rPr>
+        <w:t xml:space="preserve"> Step 1: 120 </w:t>
+      </w:r>
+      <w:proofErr w:type="spellStart"/>
+      <w:r>
+        <w:rPr>
+          <w:rFonts w:ascii="Nirmala UI" w:eastAsia="Times New Roman" w:hAnsi="Nirmala UI" w:cs="Nirmala UI"/>
+          <w:b/>
+          <w:bCs/>
+          <w:color w:val="0D0D0D"/>
+          <w:kern w:val="36"/>
+          <w:sz w:val="24"/>
+          <w:szCs w:val="24"/>
+        </w:rPr>
+        <w:t>এর</w:t>
+      </w:r>
+      <w:proofErr w:type="spellEnd"/>
+      <w:r>
+        <w:rPr>
+          <w:rFonts w:ascii="Segoe UI" w:eastAsia="Times New Roman" w:hAnsi="Segoe UI" w:cs="Segoe UI"/>
+          <w:b/>
+          <w:bCs/>
+          <w:color w:val="0D0D0D"/>
+          <w:kern w:val="36"/>
+          <w:sz w:val="24"/>
+          <w:szCs w:val="24"/>
+        </w:rPr>
+        <w:t xml:space="preserve"> prime factor </w:t>
+      </w:r>
+      <w:proofErr w:type="spellStart"/>
+      <w:r>
+        <w:rPr>
+          <w:rFonts w:ascii="Nirmala UI" w:eastAsia="Times New Roman" w:hAnsi="Nirmala UI" w:cs="Nirmala UI"/>
+          <w:b/>
+          <w:bCs/>
+          <w:color w:val="0D0D0D"/>
+          <w:kern w:val="36"/>
+          <w:sz w:val="24"/>
+          <w:szCs w:val="24"/>
+        </w:rPr>
+        <w:t>বের</w:t>
+      </w:r>
+      <w:proofErr w:type="spellEnd"/>
+      <w:r>
+        <w:rPr>
+          <w:rFonts w:ascii="Segoe UI" w:eastAsia="Times New Roman" w:hAnsi="Segoe UI" w:cs="Segoe UI"/>
+          <w:b/>
+          <w:bCs/>
+          <w:color w:val="0D0D0D"/>
+          <w:kern w:val="36"/>
+          <w:sz w:val="24"/>
+          <w:szCs w:val="24"/>
+        </w:rPr>
+        <w:t xml:space="preserve"> </w:t>
+      </w:r>
+      <w:proofErr w:type="spellStart"/>
+      <w:r>
+        <w:rPr>
+          <w:rFonts w:ascii="Nirmala UI" w:eastAsia="Times New Roman" w:hAnsi="Nirmala UI" w:cs="Nirmala UI"/>
+          <w:b/>
+          <w:bCs/>
+          <w:color w:val="0D0D0D"/>
+          <w:kern w:val="36"/>
+          <w:sz w:val="24"/>
+          <w:szCs w:val="24"/>
+        </w:rPr>
+        <w:t>করি</w:t>
+      </w:r>
+      <w:proofErr w:type="spellEnd"/>
+    </w:p>
+    <w:p>
+      <w:pPr>
+        <w:spacing w:after="0" w:line="240" w:lineRule="auto"/>
+        <w:rPr>
+          <w:rFonts w:ascii="Times New Roman" w:eastAsia="Times New Roman" w:hAnsi="Times New Roman" w:cs="Times New Roman"/>
+          <w:sz w:val="24"/>
+          <w:szCs w:val="24"/>
+        </w:rPr>
+      </w:pPr>
+      <w:r>
+        <w:rPr>
+          <w:rFonts w:ascii="Times New Roman" w:eastAsia="Times New Roman" w:hAnsi="Times New Roman" w:cs="Times New Roman"/>
+          <w:color w:val="0D0D0D"/>
+          <w:sz w:val="24"/>
+          <w:szCs w:val="24"/>
+          <w:bdr w:val="none" w:sz="0" w:space="0" w:color="auto" w:frame="1"/>
+          <w:shd w:val="clear" w:color="auto" w:fill="FFFFFF"/>
+        </w:rPr>
+        <w:t>120=23×3×5</w:t>
+      </w:r>
+      <w:r>
+        <w:rPr>
+          <w:rFonts w:ascii="Times New Roman" w:eastAsia="Times New Roman" w:hAnsi="Times New Roman" w:cs="Times New Roman"/>
+          <w:color w:val="0D0D0D"/>
+          <w:sz w:val="24"/>
+          <w:szCs w:val="24"/>
+          <w:shd w:val="clear" w:color="auto" w:fill="FFFFFF"/>
+        </w:rPr>
+        <w:t>120=23×3×5</w:t>
+      </w:r>
+    </w:p>
+    <w:p>
+      <w:pPr>
+        <w:shd w:val="clear" w:color="auto" w:fill="FFFFFF"/>
+        <w:spacing w:beforeAutospacing="1" w:after="0" w:afterAutospacing="1" w:line="240" w:lineRule="auto"/>
+        <w:rPr>
+          <w:rFonts w:ascii="Segoe UI" w:eastAsia="Times New Roman" w:hAnsi="Segoe UI" w:cs="Segoe UI"/>
+          <w:color w:val="0D0D0D"/>
+          <w:sz w:val="24"/>
+          <w:szCs w:val="24"/>
+        </w:rPr>
+      </w:pPr>
+      <w:r>
+        <w:rPr>
+          <w:rFonts w:ascii="Segoe UI Symbol" w:eastAsia="Times New Roman" w:hAnsi="Segoe UI Symbol" w:cs="Segoe UI Symbol"/>
+          <w:color w:val="0D0D0D"/>
+          <w:sz w:val="24"/>
+          <w:szCs w:val="24"/>
+        </w:rPr>
+        <w:t>👉</w:t>
+      </w:r>
+      <w:r>
+        <w:rPr>
+          <w:rFonts w:ascii="Segoe UI" w:eastAsia="Times New Roman" w:hAnsi="Segoe UI" w:cs="Segoe UI"/>
+          <w:color w:val="0D0D0D"/>
+          <w:sz w:val="24"/>
+          <w:szCs w:val="24"/>
+        </w:rPr>
+        <w:t xml:space="preserve"> </w:t>
+      </w:r>
+      <w:proofErr w:type="spellStart"/>
+      <w:r>
+        <w:rPr>
+          <w:rFonts w:ascii="Nirmala UI" w:eastAsia="Times New Roman" w:hAnsi="Nirmala UI" w:cs="Nirmala UI"/>
+          <w:color w:val="0D0D0D"/>
+          <w:sz w:val="24"/>
+          <w:szCs w:val="24"/>
+        </w:rPr>
+        <w:t>তাই</w:t>
+      </w:r>
+      <w:proofErr w:type="spellEnd"/>
+      <w:r>
+        <w:rPr>
+          <w:rFonts w:ascii="Segoe UI" w:eastAsia="Times New Roman" w:hAnsi="Segoe UI" w:cs="Segoe UI"/>
+          <w:color w:val="0D0D0D"/>
+          <w:sz w:val="24"/>
+          <w:szCs w:val="24"/>
+        </w:rPr>
+        <w:t xml:space="preserve"> e </w:t>
+      </w:r>
+      <w:r>
+        <w:rPr>
+          <w:rFonts w:ascii="Segoe UI" w:eastAsia="Times New Roman" w:hAnsi="Segoe UI" w:cs="Segoe UI"/>
+          <w:b/>
+          <w:bCs/>
+          <w:color w:val="0D0D0D"/>
+          <w:sz w:val="24"/>
+          <w:szCs w:val="24"/>
+        </w:rPr>
+        <w:t xml:space="preserve">2, 3, 5 </w:t>
+      </w:r>
+      <w:proofErr w:type="spellStart"/>
+      <w:r>
+        <w:rPr>
+          <w:rFonts w:ascii="Nirmala UI" w:eastAsia="Times New Roman" w:hAnsi="Nirmala UI" w:cs="Nirmala UI"/>
+          <w:b/>
+          <w:bCs/>
+          <w:color w:val="0D0D0D"/>
+          <w:sz w:val="24"/>
+          <w:szCs w:val="24"/>
+        </w:rPr>
+        <w:t>দিয়ে</w:t>
+      </w:r>
+      <w:proofErr w:type="spellEnd"/>
+      <w:r>
+        <w:rPr>
+          <w:rFonts w:ascii="Segoe UI" w:eastAsia="Times New Roman" w:hAnsi="Segoe UI" w:cs="Segoe UI"/>
+          <w:b/>
+          <w:bCs/>
+          <w:color w:val="0D0D0D"/>
+          <w:sz w:val="24"/>
+          <w:szCs w:val="24"/>
+        </w:rPr>
+        <w:t xml:space="preserve"> divisible </w:t>
+      </w:r>
+      <w:proofErr w:type="spellStart"/>
+      <w:r>
+        <w:rPr>
+          <w:rFonts w:ascii="Nirmala UI" w:eastAsia="Times New Roman" w:hAnsi="Nirmala UI" w:cs="Nirmala UI"/>
+          <w:b/>
+          <w:bCs/>
+          <w:color w:val="0D0D0D"/>
+          <w:sz w:val="24"/>
+          <w:szCs w:val="24"/>
+        </w:rPr>
+        <w:t>হওয়া</w:t>
+      </w:r>
+      <w:proofErr w:type="spellEnd"/>
+      <w:r>
+        <w:rPr>
+          <w:rFonts w:ascii="Segoe UI" w:eastAsia="Times New Roman" w:hAnsi="Segoe UI" w:cs="Segoe UI"/>
+          <w:b/>
+          <w:bCs/>
+          <w:color w:val="0D0D0D"/>
+          <w:sz w:val="24"/>
+          <w:szCs w:val="24"/>
+        </w:rPr>
+        <w:t xml:space="preserve"> </w:t>
+      </w:r>
+      <w:proofErr w:type="spellStart"/>
+      <w:r>
+        <w:rPr>
+          <w:rFonts w:ascii="Nirmala UI" w:eastAsia="Times New Roman" w:hAnsi="Nirmala UI" w:cs="Nirmala UI"/>
+          <w:b/>
+          <w:bCs/>
+          <w:color w:val="0D0D0D"/>
+          <w:sz w:val="24"/>
+          <w:szCs w:val="24"/>
+        </w:rPr>
+        <w:t>যাবে</w:t>
+      </w:r>
+      <w:proofErr w:type="spellEnd"/>
+      <w:r>
+        <w:rPr>
+          <w:rFonts w:ascii="Segoe UI" w:eastAsia="Times New Roman" w:hAnsi="Segoe UI" w:cs="Segoe UI"/>
+          <w:b/>
+          <w:bCs/>
+          <w:color w:val="0D0D0D"/>
+          <w:sz w:val="24"/>
+          <w:szCs w:val="24"/>
+        </w:rPr>
+        <w:t xml:space="preserve"> </w:t>
+      </w:r>
+      <w:proofErr w:type="spellStart"/>
+      <w:r>
+        <w:rPr>
+          <w:rFonts w:ascii="Nirmala UI" w:eastAsia="Times New Roman" w:hAnsi="Nirmala UI" w:cs="Nirmala UI"/>
+          <w:b/>
+          <w:bCs/>
+          <w:color w:val="0D0D0D"/>
+          <w:sz w:val="24"/>
+          <w:szCs w:val="24"/>
+        </w:rPr>
+        <w:t>না</w:t>
+      </w:r>
+      <w:proofErr w:type="spellEnd"/>
+    </w:p>
+    <w:p>
+      <w:pPr>
+        <w:shd w:val="clear" w:color="auto" w:fill="FFFFFF"/>
+        <w:spacing w:after="120" w:line="240" w:lineRule="auto"/>
+        <w:outlineLvl w:val="0"/>
+        <w:rPr>
+          <w:rFonts w:ascii="Segoe UI" w:eastAsia="Times New Roman" w:hAnsi="Segoe UI" w:cs="Segoe UI"/>
+          <w:b/>
+          <w:bCs/>
+          <w:color w:val="0D0D0D"/>
+          <w:kern w:val="36"/>
+          <w:sz w:val="24"/>
+          <w:szCs w:val="24"/>
+        </w:rPr>
+      </w:pPr>
+      <w:r>
+        <w:rPr>
+          <w:rFonts w:ascii="Segoe UI Symbol" w:eastAsia="Times New Roman" w:hAnsi="Segoe UI Symbol" w:cs="Segoe UI Symbol"/>
+          <w:b/>
+          <w:bCs/>
+          <w:color w:val="0D0D0D"/>
+          <w:kern w:val="36"/>
+          <w:sz w:val="24"/>
+          <w:szCs w:val="24"/>
+        </w:rPr>
+        <w:lastRenderedPageBreak/>
+        <w:t>🔹</w:t>
+      </w:r>
+      <w:r>
+        <w:rPr>
+          <w:rFonts w:ascii="Segoe UI" w:eastAsia="Times New Roman" w:hAnsi="Segoe UI" w:cs="Segoe UI"/>
+          <w:b/>
+          <w:bCs/>
+          <w:color w:val="0D0D0D"/>
+          <w:kern w:val="36"/>
+          <w:sz w:val="24"/>
+          <w:szCs w:val="24"/>
+        </w:rPr>
+        <w:t xml:space="preserve"> Step 2: Possible e values (small numbers </w:t>
+      </w:r>
+      <w:proofErr w:type="spellStart"/>
+      <w:r>
+        <w:rPr>
+          <w:rFonts w:ascii="Nirmala UI" w:eastAsia="Times New Roman" w:hAnsi="Nirmala UI" w:cs="Nirmala UI"/>
+          <w:b/>
+          <w:bCs/>
+          <w:color w:val="0D0D0D"/>
+          <w:kern w:val="36"/>
+          <w:sz w:val="24"/>
+          <w:szCs w:val="24"/>
+        </w:rPr>
+        <w:t>থেকে</w:t>
+      </w:r>
+      <w:proofErr w:type="spellEnd"/>
+      <w:r>
+        <w:rPr>
+          <w:rFonts w:ascii="Segoe UI" w:eastAsia="Times New Roman" w:hAnsi="Segoe UI" w:cs="Segoe UI"/>
+          <w:b/>
+          <w:bCs/>
+          <w:color w:val="0D0D0D"/>
+          <w:kern w:val="36"/>
+          <w:sz w:val="24"/>
+          <w:szCs w:val="24"/>
+        </w:rPr>
+        <w:t>)</w:t>
+      </w:r>
+    </w:p>
+    <w:p>
+      <w:pPr>
+        <w:shd w:val="clear" w:color="auto" w:fill="FFFFFF"/>
+        <w:spacing w:before="100" w:beforeAutospacing="1" w:after="100" w:afterAutospacing="1" w:line="240" w:lineRule="auto"/>
+        <w:rPr>
+          <w:rFonts w:ascii="Segoe UI" w:eastAsia="Times New Roman" w:hAnsi="Segoe UI" w:cs="Segoe UI"/>
+          <w:color w:val="0D0D0D"/>
+          <w:sz w:val="24"/>
+          <w:szCs w:val="24"/>
+        </w:rPr>
+      </w:pPr>
+      <w:proofErr w:type="spellStart"/>
+      <w:r>
+        <w:rPr>
+          <w:rFonts w:ascii="Nirmala UI" w:eastAsia="Times New Roman" w:hAnsi="Nirmala UI" w:cs="Nirmala UI"/>
+          <w:color w:val="0D0D0D"/>
+          <w:sz w:val="24"/>
+          <w:szCs w:val="24"/>
+        </w:rPr>
+        <w:t>চেক</w:t>
+      </w:r>
+      <w:proofErr w:type="spellEnd"/>
+      <w:r>
+        <w:rPr>
+          <w:rFonts w:ascii="Segoe UI" w:eastAsia="Times New Roman" w:hAnsi="Segoe UI" w:cs="Segoe UI"/>
+          <w:color w:val="0D0D0D"/>
+          <w:sz w:val="24"/>
+          <w:szCs w:val="24"/>
+        </w:rPr>
+        <w:t xml:space="preserve"> </w:t>
+      </w:r>
+      <w:proofErr w:type="spellStart"/>
+      <w:r>
+        <w:rPr>
+          <w:rFonts w:ascii="Nirmala UI" w:eastAsia="Times New Roman" w:hAnsi="Nirmala UI" w:cs="Nirmala UI"/>
+          <w:color w:val="0D0D0D"/>
+          <w:sz w:val="24"/>
+          <w:szCs w:val="24"/>
+        </w:rPr>
+        <w:t>করি</w:t>
+      </w:r>
+      <w:proofErr w:type="spellEnd"/>
+      <w:r>
+        <w:rPr>
+          <w:rFonts w:ascii="Segoe UI" w:eastAsia="Times New Roman" w:hAnsi="Segoe UI" w:cs="Segoe UI"/>
+          <w:color w:val="0D0D0D"/>
+          <w:sz w:val="24"/>
+          <w:szCs w:val="24"/>
+        </w:rPr>
+        <w:t>:</w:t>
+      </w:r>
+    </w:p>
+    <w:p>
+      <w:pPr>
+        <w:numPr>
+          <w:ilvl w:val="0"/>
+          <w:numId w:val="8"/>
+        </w:numPr>
+        <w:shd w:val="clear" w:color="auto" w:fill="FFFFFF"/>
+        <w:spacing w:after="0" w:line="240" w:lineRule="auto"/>
+        <w:ind w:left="0"/>
+        <w:rPr>
+          <w:rFonts w:ascii="Segoe UI" w:eastAsia="Times New Roman" w:hAnsi="Segoe UI" w:cs="Segoe UI"/>
+          <w:color w:val="0D0D0D"/>
+          <w:sz w:val="24"/>
+          <w:szCs w:val="24"/>
+        </w:rPr>
+      </w:pPr>
+      <w:proofErr w:type="gramStart"/>
+      <w:r>
+        <w:rPr>
+          <w:rFonts w:ascii="Segoe UI" w:eastAsia="Times New Roman" w:hAnsi="Segoe UI" w:cs="Segoe UI"/>
+          <w:color w:val="0D0D0D"/>
+          <w:sz w:val="24"/>
+          <w:szCs w:val="24"/>
+        </w:rPr>
+        <w:t xml:space="preserve">2 </w:t>
+      </w:r>
+      <w:r>
+        <w:rPr>
+          <w:rFonts w:ascii="Segoe UI Symbol" w:eastAsia="Times New Roman" w:hAnsi="Segoe UI Symbol" w:cs="Segoe UI Symbol"/>
+          <w:color w:val="0D0D0D"/>
+          <w:sz w:val="24"/>
+          <w:szCs w:val="24"/>
+        </w:rPr>
+        <w:t>❌</w:t>
+      </w:r>
+      <w:r>
+        <w:rPr>
+          <w:rFonts w:ascii="Segoe UI" w:eastAsia="Times New Roman" w:hAnsi="Segoe UI" w:cs="Segoe UI"/>
+          <w:color w:val="0D0D0D"/>
+          <w:sz w:val="24"/>
+          <w:szCs w:val="24"/>
+        </w:rPr>
+        <w:t xml:space="preserve"> (</w:t>
+      </w:r>
+      <w:proofErr w:type="gramEnd"/>
+      <w:r>
+        <w:rPr>
+          <w:rFonts w:ascii="Segoe UI" w:eastAsia="Times New Roman" w:hAnsi="Segoe UI" w:cs="Segoe UI"/>
+          <w:color w:val="0D0D0D"/>
+          <w:sz w:val="24"/>
+          <w:szCs w:val="24"/>
+        </w:rPr>
+        <w:t xml:space="preserve">2 </w:t>
+      </w:r>
+      <w:proofErr w:type="spellStart"/>
+      <w:r>
+        <w:rPr>
+          <w:rFonts w:ascii="Nirmala UI" w:eastAsia="Times New Roman" w:hAnsi="Nirmala UI" w:cs="Nirmala UI"/>
+          <w:color w:val="0D0D0D"/>
+          <w:sz w:val="24"/>
+          <w:szCs w:val="24"/>
+        </w:rPr>
+        <w:t>দিয়ে</w:t>
+      </w:r>
+      <w:proofErr w:type="spellEnd"/>
+      <w:r>
+        <w:rPr>
+          <w:rFonts w:ascii="Segoe UI" w:eastAsia="Times New Roman" w:hAnsi="Segoe UI" w:cs="Segoe UI"/>
+          <w:color w:val="0D0D0D"/>
+          <w:sz w:val="24"/>
+          <w:szCs w:val="24"/>
+        </w:rPr>
+        <w:t xml:space="preserve"> </w:t>
+      </w:r>
+      <w:proofErr w:type="spellStart"/>
+      <w:r>
+        <w:rPr>
+          <w:rFonts w:ascii="Nirmala UI" w:eastAsia="Times New Roman" w:hAnsi="Nirmala UI" w:cs="Nirmala UI"/>
+          <w:color w:val="0D0D0D"/>
+          <w:sz w:val="24"/>
+          <w:szCs w:val="24"/>
+        </w:rPr>
+        <w:t>যায়</w:t>
+      </w:r>
+      <w:proofErr w:type="spellEnd"/>
+      <w:r>
+        <w:rPr>
+          <w:rFonts w:ascii="Segoe UI" w:eastAsia="Times New Roman" w:hAnsi="Segoe UI" w:cs="Segoe UI"/>
+          <w:color w:val="0D0D0D"/>
+          <w:sz w:val="24"/>
+          <w:szCs w:val="24"/>
+        </w:rPr>
+        <w:t>)</w:t>
+      </w:r>
+    </w:p>
+    <w:p>
+      <w:pPr>
+        <w:numPr>
+          <w:ilvl w:val="0"/>
+          <w:numId w:val="8"/>
+        </w:numPr>
+        <w:shd w:val="clear" w:color="auto" w:fill="FFFFFF"/>
+        <w:spacing w:after="0" w:line="240" w:lineRule="auto"/>
+        <w:ind w:left="0"/>
+        <w:rPr>
+          <w:rFonts w:ascii="Segoe UI" w:eastAsia="Times New Roman" w:hAnsi="Segoe UI" w:cs="Segoe UI"/>
+          <w:color w:val="0D0D0D"/>
+          <w:sz w:val="24"/>
+          <w:szCs w:val="24"/>
+        </w:rPr>
+      </w:pPr>
+      <w:proofErr w:type="gramStart"/>
+      <w:r>
+        <w:rPr>
+          <w:rFonts w:ascii="Segoe UI" w:eastAsia="Times New Roman" w:hAnsi="Segoe UI" w:cs="Segoe UI"/>
+          <w:color w:val="0D0D0D"/>
+          <w:sz w:val="24"/>
+          <w:szCs w:val="24"/>
+        </w:rPr>
+        <w:t xml:space="preserve">3 </w:t>
+      </w:r>
+      <w:r>
+        <w:rPr>
+          <w:rFonts w:ascii="Segoe UI Symbol" w:eastAsia="Times New Roman" w:hAnsi="Segoe UI Symbol" w:cs="Segoe UI Symbol"/>
+          <w:color w:val="0D0D0D"/>
+          <w:sz w:val="24"/>
+          <w:szCs w:val="24"/>
+        </w:rPr>
+        <w:t>❌</w:t>
+      </w:r>
+      <w:r>
+        <w:rPr>
+          <w:rFonts w:ascii="Segoe UI" w:eastAsia="Times New Roman" w:hAnsi="Segoe UI" w:cs="Segoe UI"/>
+          <w:color w:val="0D0D0D"/>
+          <w:sz w:val="24"/>
+          <w:szCs w:val="24"/>
+        </w:rPr>
+        <w:t xml:space="preserve"> (</w:t>
+      </w:r>
+      <w:proofErr w:type="gramEnd"/>
+      <w:r>
+        <w:rPr>
+          <w:rFonts w:ascii="Segoe UI" w:eastAsia="Times New Roman" w:hAnsi="Segoe UI" w:cs="Segoe UI"/>
+          <w:color w:val="0D0D0D"/>
+          <w:sz w:val="24"/>
+          <w:szCs w:val="24"/>
+        </w:rPr>
+        <w:t xml:space="preserve">3 </w:t>
+      </w:r>
+      <w:proofErr w:type="spellStart"/>
+      <w:r>
+        <w:rPr>
+          <w:rFonts w:ascii="Nirmala UI" w:eastAsia="Times New Roman" w:hAnsi="Nirmala UI" w:cs="Nirmala UI"/>
+          <w:color w:val="0D0D0D"/>
+          <w:sz w:val="24"/>
+          <w:szCs w:val="24"/>
+        </w:rPr>
+        <w:t>দিয়ে</w:t>
+      </w:r>
+      <w:proofErr w:type="spellEnd"/>
+      <w:r>
+        <w:rPr>
+          <w:rFonts w:ascii="Segoe UI" w:eastAsia="Times New Roman" w:hAnsi="Segoe UI" w:cs="Segoe UI"/>
+          <w:color w:val="0D0D0D"/>
+          <w:sz w:val="24"/>
+          <w:szCs w:val="24"/>
+        </w:rPr>
+        <w:t xml:space="preserve"> </w:t>
+      </w:r>
+      <w:proofErr w:type="spellStart"/>
+      <w:r>
+        <w:rPr>
+          <w:rFonts w:ascii="Nirmala UI" w:eastAsia="Times New Roman" w:hAnsi="Nirmala UI" w:cs="Nirmala UI"/>
+          <w:color w:val="0D0D0D"/>
+          <w:sz w:val="24"/>
+          <w:szCs w:val="24"/>
+        </w:rPr>
+        <w:t>যায়</w:t>
+      </w:r>
+      <w:proofErr w:type="spellEnd"/>
+      <w:r>
+        <w:rPr>
+          <w:rFonts w:ascii="Segoe UI" w:eastAsia="Times New Roman" w:hAnsi="Segoe UI" w:cs="Segoe UI"/>
+          <w:color w:val="0D0D0D"/>
+          <w:sz w:val="24"/>
+          <w:szCs w:val="24"/>
+        </w:rPr>
+        <w:t>)</w:t>
+      </w:r>
+    </w:p>
+    <w:p>
+      <w:pPr>
+        <w:numPr>
+          <w:ilvl w:val="0"/>
+          <w:numId w:val="8"/>
+        </w:numPr>
+        <w:shd w:val="clear" w:color="auto" w:fill="FFFFFF"/>
+        <w:spacing w:after="0" w:line="240" w:lineRule="auto"/>
+        <w:ind w:left="0"/>
+        <w:rPr>
+          <w:rFonts w:ascii="Segoe UI" w:eastAsia="Times New Roman" w:hAnsi="Segoe UI" w:cs="Segoe UI"/>
+          <w:color w:val="0D0D0D"/>
+          <w:sz w:val="24"/>
+          <w:szCs w:val="24"/>
+        </w:rPr>
+      </w:pPr>
+      <w:proofErr w:type="gramStart"/>
+      <w:r>
+        <w:rPr>
+          <w:rFonts w:ascii="Segoe UI" w:eastAsia="Times New Roman" w:hAnsi="Segoe UI" w:cs="Segoe UI"/>
+          <w:color w:val="0D0D0D"/>
+          <w:sz w:val="24"/>
+          <w:szCs w:val="24"/>
+        </w:rPr>
+        <w:t xml:space="preserve">4 </w:t>
+      </w:r>
+      <w:r>
+        <w:rPr>
+          <w:rFonts w:ascii="Segoe UI Symbol" w:eastAsia="Times New Roman" w:hAnsi="Segoe UI Symbol" w:cs="Segoe UI Symbol"/>
+          <w:color w:val="0D0D0D"/>
+          <w:sz w:val="24"/>
+          <w:szCs w:val="24"/>
+        </w:rPr>
+        <w:t>❌</w:t>
+      </w:r>
+      <w:r>
+        <w:rPr>
+          <w:rFonts w:ascii="Segoe UI" w:eastAsia="Times New Roman" w:hAnsi="Segoe UI" w:cs="Segoe UI"/>
+          <w:color w:val="0D0D0D"/>
+          <w:sz w:val="24"/>
+          <w:szCs w:val="24"/>
+        </w:rPr>
+        <w:t xml:space="preserve"> (</w:t>
+      </w:r>
+      <w:proofErr w:type="gramEnd"/>
+      <w:r>
+        <w:rPr>
+          <w:rFonts w:ascii="Segoe UI" w:eastAsia="Times New Roman" w:hAnsi="Segoe UI" w:cs="Segoe UI"/>
+          <w:color w:val="0D0D0D"/>
+          <w:sz w:val="24"/>
+          <w:szCs w:val="24"/>
+        </w:rPr>
+        <w:t xml:space="preserve">2 </w:t>
+      </w:r>
+      <w:proofErr w:type="spellStart"/>
+      <w:r>
+        <w:rPr>
+          <w:rFonts w:ascii="Nirmala UI" w:eastAsia="Times New Roman" w:hAnsi="Nirmala UI" w:cs="Nirmala UI"/>
+          <w:color w:val="0D0D0D"/>
+          <w:sz w:val="24"/>
+          <w:szCs w:val="24"/>
+        </w:rPr>
+        <w:t>আছে</w:t>
+      </w:r>
+      <w:proofErr w:type="spellEnd"/>
+      <w:r>
+        <w:rPr>
+          <w:rFonts w:ascii="Segoe UI" w:eastAsia="Times New Roman" w:hAnsi="Segoe UI" w:cs="Segoe UI"/>
+          <w:color w:val="0D0D0D"/>
+          <w:sz w:val="24"/>
+          <w:szCs w:val="24"/>
+        </w:rPr>
+        <w:t>)</w:t>
+      </w:r>
+    </w:p>
+    <w:p>
+      <w:pPr>
+        <w:numPr>
+          <w:ilvl w:val="0"/>
+          <w:numId w:val="8"/>
+        </w:numPr>
+        <w:shd w:val="clear" w:color="auto" w:fill="FFFFFF"/>
+        <w:spacing w:after="0" w:line="240" w:lineRule="auto"/>
+        <w:ind w:left="0"/>
+        <w:rPr>
+          <w:rFonts w:ascii="Segoe UI" w:eastAsia="Times New Roman" w:hAnsi="Segoe UI" w:cs="Segoe UI"/>
+          <w:color w:val="0D0D0D"/>
+          <w:sz w:val="24"/>
+          <w:szCs w:val="24"/>
+        </w:rPr>
+      </w:pPr>
+      <w:r>
+        <w:rPr>
+          <w:rFonts w:ascii="Segoe UI" w:eastAsia="Times New Roman" w:hAnsi="Segoe UI" w:cs="Segoe UI"/>
+          <w:color w:val="0D0D0D"/>
+          <w:sz w:val="24"/>
+          <w:szCs w:val="24"/>
+        </w:rPr>
+        <w:t xml:space="preserve">5 </w:t>
+      </w:r>
+      <w:r>
+        <w:rPr>
+          <w:rFonts w:ascii="Segoe UI Symbol" w:eastAsia="Times New Roman" w:hAnsi="Segoe UI Symbol" w:cs="Segoe UI Symbol"/>
+          <w:color w:val="0D0D0D"/>
+          <w:sz w:val="24"/>
+          <w:szCs w:val="24"/>
+        </w:rPr>
+        <w:t>❌</w:t>
+      </w:r>
+    </w:p>
+    <w:p>
+      <w:pPr>
+        <w:numPr>
+          <w:ilvl w:val="0"/>
+          <w:numId w:val="8"/>
+        </w:numPr>
+        <w:shd w:val="clear" w:color="auto" w:fill="FFFFFF"/>
+        <w:spacing w:after="0" w:line="240" w:lineRule="auto"/>
+        <w:ind w:left="0"/>
+        <w:rPr>
+          <w:rFonts w:ascii="Segoe UI" w:eastAsia="Times New Roman" w:hAnsi="Segoe UI" w:cs="Segoe UI"/>
+          <w:color w:val="0D0D0D"/>
+          <w:sz w:val="24"/>
+          <w:szCs w:val="24"/>
+        </w:rPr>
+      </w:pPr>
+      <w:r>
+        <w:rPr>
+          <w:rFonts w:ascii="Segoe UI" w:eastAsia="Times New Roman" w:hAnsi="Segoe UI" w:cs="Segoe UI"/>
+          <w:color w:val="0D0D0D"/>
+          <w:sz w:val="24"/>
+          <w:szCs w:val="24"/>
+        </w:rPr>
+        <w:t xml:space="preserve">6 </w:t>
+      </w:r>
+      <w:r>
+        <w:rPr>
+          <w:rFonts w:ascii="Segoe UI Symbol" w:eastAsia="Times New Roman" w:hAnsi="Segoe UI Symbol" w:cs="Segoe UI Symbol"/>
+          <w:color w:val="0D0D0D"/>
+          <w:sz w:val="24"/>
+          <w:szCs w:val="24"/>
+        </w:rPr>
+        <w:t>❌</w:t>
+      </w:r>
+    </w:p>
+    <w:p>
+      <w:pPr>
+        <w:numPr>
+          <w:ilvl w:val="0"/>
+          <w:numId w:val="8"/>
+        </w:numPr>
+        <w:shd w:val="clear" w:color="auto" w:fill="FFFFFF"/>
+        <w:spacing w:after="0" w:line="240" w:lineRule="auto"/>
+        <w:ind w:left="0"/>
+        <w:rPr>
+          <w:rFonts w:ascii="Segoe UI" w:eastAsia="Times New Roman" w:hAnsi="Segoe UI" w:cs="Segoe UI"/>
+          <w:color w:val="0D0D0D"/>
+          <w:sz w:val="24"/>
+          <w:szCs w:val="24"/>
+        </w:rPr>
+      </w:pPr>
+      <w:r>
+        <w:rPr>
+          <w:rFonts w:ascii="Segoe UI" w:eastAsia="Times New Roman" w:hAnsi="Segoe UI" w:cs="Segoe UI"/>
+          <w:color w:val="0D0D0D"/>
+          <w:sz w:val="24"/>
+          <w:szCs w:val="24"/>
+        </w:rPr>
+        <w:t xml:space="preserve">7 </w:t>
+      </w:r>
+      <w:r>
+        <w:rPr>
+          <w:rFonts w:ascii="Segoe UI Symbol" w:eastAsia="Times New Roman" w:hAnsi="Segoe UI Symbol" w:cs="Segoe UI Symbol"/>
+          <w:color w:val="0D0D0D"/>
+          <w:sz w:val="24"/>
+          <w:szCs w:val="24"/>
+        </w:rPr>
+        <w:t>✅</w:t>
+      </w:r>
+    </w:p>
+    <w:p>
+      <w:pPr>
+        <w:numPr>
+          <w:ilvl w:val="0"/>
+          <w:numId w:val="8"/>
+        </w:numPr>
+        <w:shd w:val="clear" w:color="auto" w:fill="FFFFFF"/>
+        <w:spacing w:after="0" w:line="240" w:lineRule="auto"/>
+        <w:ind w:left="0"/>
+        <w:rPr>
+          <w:rFonts w:ascii="Segoe UI" w:eastAsia="Times New Roman" w:hAnsi="Segoe UI" w:cs="Segoe UI"/>
+          <w:color w:val="0D0D0D"/>
+          <w:sz w:val="24"/>
+          <w:szCs w:val="24"/>
+        </w:rPr>
+      </w:pPr>
+      <w:r>
+        <w:rPr>
+          <w:rFonts w:ascii="Segoe UI" w:eastAsia="Times New Roman" w:hAnsi="Segoe UI" w:cs="Segoe UI"/>
+          <w:color w:val="0D0D0D"/>
+          <w:sz w:val="24"/>
+          <w:szCs w:val="24"/>
+        </w:rPr>
+        <w:t xml:space="preserve">8 </w:t>
+      </w:r>
+      <w:r>
+        <w:rPr>
+          <w:rFonts w:ascii="Segoe UI Symbol" w:eastAsia="Times New Roman" w:hAnsi="Segoe UI Symbol" w:cs="Segoe UI Symbol"/>
+          <w:color w:val="0D0D0D"/>
+          <w:sz w:val="24"/>
+          <w:szCs w:val="24"/>
+        </w:rPr>
+        <w:t>❌</w:t>
+      </w:r>
+    </w:p>
+    <w:p>
+      <w:pPr>
+        <w:numPr>
+          <w:ilvl w:val="0"/>
+          <w:numId w:val="8"/>
+        </w:numPr>
+        <w:shd w:val="clear" w:color="auto" w:fill="FFFFFF"/>
+        <w:spacing w:after="0" w:line="240" w:lineRule="auto"/>
+        <w:ind w:left="0"/>
+        <w:rPr>
+          <w:rFonts w:ascii="Segoe UI" w:eastAsia="Times New Roman" w:hAnsi="Segoe UI" w:cs="Segoe UI"/>
+          <w:color w:val="0D0D0D"/>
+          <w:sz w:val="24"/>
+          <w:szCs w:val="24"/>
+        </w:rPr>
+      </w:pPr>
+      <w:r>
+        <w:rPr>
+          <w:rFonts w:ascii="Segoe UI" w:eastAsia="Times New Roman" w:hAnsi="Segoe UI" w:cs="Segoe UI"/>
+          <w:color w:val="0D0D0D"/>
+          <w:sz w:val="24"/>
+          <w:szCs w:val="24"/>
+        </w:rPr>
+        <w:t xml:space="preserve">9 </w:t>
+      </w:r>
+      <w:r>
+        <w:rPr>
+          <w:rFonts w:ascii="Segoe UI Symbol" w:eastAsia="Times New Roman" w:hAnsi="Segoe UI Symbol" w:cs="Segoe UI Symbol"/>
+          <w:color w:val="0D0D0D"/>
+          <w:sz w:val="24"/>
+          <w:szCs w:val="24"/>
+        </w:rPr>
+        <w:t>❌</w:t>
+      </w:r>
+    </w:p>
+    <w:p>
+      <w:pPr>
+        <w:numPr>
+          <w:ilvl w:val="0"/>
+          <w:numId w:val="8"/>
+        </w:numPr>
+        <w:shd w:val="clear" w:color="auto" w:fill="FFFFFF"/>
+        <w:spacing w:after="0" w:line="240" w:lineRule="auto"/>
+        <w:ind w:left="0"/>
+        <w:rPr>
+          <w:rFonts w:ascii="Segoe UI" w:eastAsia="Times New Roman" w:hAnsi="Segoe UI" w:cs="Segoe UI"/>
+          <w:color w:val="0D0D0D"/>
+          <w:sz w:val="24"/>
+          <w:szCs w:val="24"/>
+        </w:rPr>
+      </w:pPr>
+      <w:r>
+        <w:rPr>
+          <w:rFonts w:ascii="Segoe UI" w:eastAsia="Times New Roman" w:hAnsi="Segoe UI" w:cs="Segoe UI"/>
+          <w:color w:val="0D0D0D"/>
+          <w:sz w:val="24"/>
+          <w:szCs w:val="24"/>
+        </w:rPr>
+        <w:t xml:space="preserve">10 </w:t>
+      </w:r>
+      <w:r>
+        <w:rPr>
+          <w:rFonts w:ascii="Segoe UI Symbol" w:eastAsia="Times New Roman" w:hAnsi="Segoe UI Symbol" w:cs="Segoe UI Symbol"/>
+          <w:color w:val="0D0D0D"/>
+          <w:sz w:val="24"/>
+          <w:szCs w:val="24"/>
+        </w:rPr>
+        <w:t>❌</w:t>
+      </w:r>
+    </w:p>
+    <w:p>
+      <w:pPr>
+        <w:numPr>
+          <w:ilvl w:val="0"/>
+          <w:numId w:val="8"/>
+        </w:numPr>
+        <w:shd w:val="clear" w:color="auto" w:fill="FFFFFF"/>
+        <w:spacing w:after="0" w:line="240" w:lineRule="auto"/>
+        <w:ind w:left="0"/>
+        <w:rPr>
+          <w:rFonts w:ascii="Segoe UI" w:eastAsia="Times New Roman" w:hAnsi="Segoe UI" w:cs="Segoe UI"/>
+          <w:color w:val="0D0D0D"/>
+          <w:sz w:val="24"/>
+          <w:szCs w:val="24"/>
+        </w:rPr>
+      </w:pPr>
+      <w:r>
+        <w:rPr>
+          <w:rFonts w:ascii="Segoe UI" w:eastAsia="Times New Roman" w:hAnsi="Segoe UI" w:cs="Segoe UI"/>
+          <w:color w:val="0D0D0D"/>
+          <w:sz w:val="24"/>
+          <w:szCs w:val="24"/>
+        </w:rPr>
+        <w:t xml:space="preserve">11 </w:t>
+      </w:r>
+      <w:r>
+        <w:rPr>
+          <w:rFonts w:ascii="Segoe UI Symbol" w:eastAsia="Times New Roman" w:hAnsi="Segoe UI Symbol" w:cs="Segoe UI Symbol"/>
+          <w:color w:val="0D0D0D"/>
+          <w:sz w:val="24"/>
+          <w:szCs w:val="24"/>
+        </w:rPr>
+        <w:t>✅</w:t>
+      </w:r>
+    </w:p>
+    <w:p>
+      <w:pPr>
+        <w:numPr>
+          <w:ilvl w:val="0"/>
+          <w:numId w:val="8"/>
+        </w:numPr>
+        <w:shd w:val="clear" w:color="auto" w:fill="FFFFFF"/>
+        <w:spacing w:after="0" w:line="240" w:lineRule="auto"/>
+        <w:ind w:left="0"/>
+        <w:rPr>
+          <w:rFonts w:ascii="Segoe UI" w:eastAsia="Times New Roman" w:hAnsi="Segoe UI" w:cs="Segoe UI"/>
+          <w:color w:val="0D0D0D"/>
+          <w:sz w:val="24"/>
+          <w:szCs w:val="24"/>
+        </w:rPr>
+      </w:pPr>
+      <w:r>
+        <w:rPr>
+          <w:rFonts w:ascii="Segoe UI" w:eastAsia="Times New Roman" w:hAnsi="Segoe UI" w:cs="Segoe UI"/>
+          <w:color w:val="0D0D0D"/>
+          <w:sz w:val="24"/>
+          <w:szCs w:val="24"/>
+        </w:rPr>
+        <w:t xml:space="preserve">12 </w:t>
+      </w:r>
+      <w:r>
+        <w:rPr>
+          <w:rFonts w:ascii="Segoe UI Symbol" w:eastAsia="Times New Roman" w:hAnsi="Segoe UI Symbol" w:cs="Segoe UI Symbol"/>
+          <w:color w:val="0D0D0D"/>
+          <w:sz w:val="24"/>
+          <w:szCs w:val="24"/>
+        </w:rPr>
+        <w:t>❌</w:t>
+      </w:r>
+    </w:p>
+    <w:p>
+      <w:pPr>
+        <w:numPr>
+          <w:ilvl w:val="0"/>
+          <w:numId w:val="8"/>
+        </w:numPr>
+        <w:shd w:val="clear" w:color="auto" w:fill="FFFFFF"/>
+        <w:spacing w:after="0" w:line="240" w:lineRule="auto"/>
+        <w:ind w:left="0"/>
+        <w:rPr>
+          <w:rFonts w:ascii="Segoe UI" w:eastAsia="Times New Roman" w:hAnsi="Segoe UI" w:cs="Segoe UI"/>
+          <w:color w:val="0D0D0D"/>
+          <w:sz w:val="24"/>
+          <w:szCs w:val="24"/>
+        </w:rPr>
+      </w:pPr>
+      <w:r>
+        <w:rPr>
+          <w:rFonts w:ascii="Segoe UI" w:eastAsia="Times New Roman" w:hAnsi="Segoe UI" w:cs="Segoe UI"/>
+          <w:color w:val="0D0D0D"/>
+          <w:sz w:val="24"/>
+          <w:szCs w:val="24"/>
+        </w:rPr>
+        <w:t xml:space="preserve">13 </w:t>
+      </w:r>
+      <w:r>
+        <w:rPr>
+          <w:rFonts w:ascii="Segoe UI Symbol" w:eastAsia="Times New Roman" w:hAnsi="Segoe UI Symbol" w:cs="Segoe UI Symbol"/>
+          <w:color w:val="0D0D0D"/>
+          <w:sz w:val="24"/>
+          <w:szCs w:val="24"/>
+        </w:rPr>
+        <w:t>✅</w:t>
+      </w:r>
+      <w:r>
+        <w:rPr>
+          <w:rFonts w:ascii="Segoe UI Symbol" w:eastAsia="Times New Roman" w:hAnsi="Segoe UI Symbol" w:cs="Segoe UI Symbol"/>
+          <w:color w:val="0D0D0D"/>
+          <w:sz w:val="24"/>
+          <w:szCs w:val="24"/>
+        </w:rPr>
+        <w:br/>
+      </w:r>
+    </w:p>
+    <w:p>
+      <w:pPr>
+        <w:pStyle w:val="Heading1"/>
+        <w:shd w:val="clear" w:color="auto" w:fill="FFFFFF"/>
+        <w:spacing w:before="0" w:beforeAutospacing="0" w:after="120" w:afterAutospacing="0"/>
+        <w:rPr>
+          <w:rFonts w:ascii="Segoe UI" w:hAnsi="Segoe UI" w:cs="Segoe UI"/>
+          <w:b w:val="0"/>
+          <w:color w:val="0D0D0D"/>
+          <w:sz w:val="24"/>
+          <w:szCs w:val="24"/>
+        </w:rPr>
+      </w:pPr>
+      <w:r>
+        <w:rPr>
+          <w:b w:val="0"/>
+          <w:color w:val="FF0000"/>
+          <w:sz w:val="24"/>
+          <w:szCs w:val="24"/>
+        </w:rPr>
+        <w:t>Using the RSA public key (N=</w:t>
+      </w:r>
+      <w:proofErr w:type="gramStart"/>
+      <w:r>
+        <w:rPr>
+          <w:b w:val="0"/>
+          <w:color w:val="FF0000"/>
+          <w:sz w:val="24"/>
+          <w:szCs w:val="24"/>
+        </w:rPr>
+        <w:t>143,e</w:t>
+      </w:r>
+      <w:proofErr w:type="gramEnd"/>
+      <w:r>
+        <w:rPr>
+          <w:b w:val="0"/>
+          <w:color w:val="FF0000"/>
+          <w:sz w:val="24"/>
+          <w:szCs w:val="24"/>
+        </w:rPr>
+        <w:t>=7), encrypt the message M=10. Show all steps</w:t>
+      </w:r>
+      <w:r>
+        <w:rPr>
+          <w:b w:val="0"/>
+          <w:color w:val="FF0000"/>
+          <w:sz w:val="24"/>
+          <w:szCs w:val="24"/>
+        </w:rPr>
+        <w:br/>
+      </w:r>
+      <w:r>
+        <w:rPr>
+          <w:rFonts w:ascii="Segoe UI" w:hAnsi="Segoe UI" w:cs="Segoe UI"/>
+          <w:color w:val="0D0D0D"/>
+          <w:sz w:val="24"/>
+          <w:szCs w:val="24"/>
+        </w:rPr>
+        <w:t>Given:</w:t>
+      </w:r>
+      <w:r>
+        <w:rPr>
+          <w:rFonts w:ascii="Segoe UI" w:hAnsi="Segoe UI" w:cs="Segoe UI"/>
+          <w:color w:val="0D0D0D"/>
+          <w:sz w:val="24"/>
+          <w:szCs w:val="24"/>
+        </w:rPr>
+        <w:br/>
+      </w:r>
+      <w:r>
+        <w:rPr>
+          <w:rFonts w:ascii="Segoe UI" w:hAnsi="Segoe UI" w:cs="Segoe UI"/>
+          <w:b w:val="0"/>
+          <w:color w:val="0D0D0D"/>
+          <w:sz w:val="24"/>
+          <w:szCs w:val="24"/>
+        </w:rPr>
+        <w:t>N = 143, e = 7</w:t>
+      </w:r>
+      <w:r>
+        <w:rPr>
+          <w:rFonts w:ascii="Segoe UI" w:hAnsi="Segoe UI" w:cs="Segoe UI"/>
+          <w:b w:val="0"/>
+          <w:color w:val="0D0D0D"/>
+          <w:sz w:val="24"/>
+          <w:szCs w:val="24"/>
+        </w:rPr>
+        <w:br/>
+        <w:t>M = 10</w:t>
+      </w:r>
+    </w:p>
+    <w:p>
+      <w:pPr>
+        <w:pStyle w:val="Heading1"/>
+        <w:shd w:val="clear" w:color="auto" w:fill="FFFFFF"/>
+        <w:spacing w:before="0" w:beforeAutospacing="0" w:after="120" w:afterAutospacing="0"/>
+        <w:rPr>
+          <w:rFonts w:ascii="Segoe UI" w:hAnsi="Segoe UI" w:cs="Segoe UI"/>
+          <w:b w:val="0"/>
+          <w:color w:val="0D0D0D"/>
+          <w:sz w:val="24"/>
+          <w:szCs w:val="24"/>
+        </w:rPr>
+      </w:pPr>
+      <w:r>
+        <w:rPr>
+          <w:rFonts w:ascii="Segoe UI Symbol" w:hAnsi="Segoe UI Symbol" w:cs="Segoe UI Symbol"/>
+          <w:b w:val="0"/>
+          <w:color w:val="0D0D0D"/>
+          <w:sz w:val="24"/>
+          <w:szCs w:val="24"/>
+        </w:rPr>
+        <w:t>🔐</w:t>
+      </w:r>
+      <w:r>
+        <w:rPr>
+          <w:rFonts w:ascii="Segoe UI" w:hAnsi="Segoe UI" w:cs="Segoe UI"/>
+          <w:b w:val="0"/>
+          <w:color w:val="0D0D0D"/>
+          <w:sz w:val="24"/>
+          <w:szCs w:val="24"/>
+        </w:rPr>
+        <w:t xml:space="preserve"> Formula:</w:t>
+      </w:r>
+    </w:p>
+    <w:p>
+      <w:pPr>
+        <w:rPr>
+          <w:rFonts w:ascii="Times New Roman" w:hAnsi="Times New Roman" w:cs="Times New Roman"/>
+          <w:sz w:val="24"/>
+          <w:szCs w:val="24"/>
+        </w:rPr>
+      </w:pPr>
+      <w:r>
+        <w:rPr>
+          <w:rStyle w:val="katex-mathml"/>
+          <w:color w:val="0D0D0D"/>
+          <w:sz w:val="24"/>
+          <w:szCs w:val="24"/>
+          <w:bdr w:val="none" w:sz="0" w:space="0" w:color="auto" w:frame="1"/>
+          <w:shd w:val="clear" w:color="auto" w:fill="FFFFFF"/>
+        </w:rPr>
+        <w:t>C=</w:t>
+      </w:r>
+      <w:r>
+        <w:rPr>
+          <w:rStyle w:val="katex-mathml"/>
+          <w:color w:val="0D0D0D"/>
+          <w:sz w:val="24"/>
+          <w:szCs w:val="24"/>
+          <w:bdr w:val="none" w:sz="0" w:space="0" w:color="auto" w:frame="1"/>
+          <w:shd w:val="clear" w:color="auto" w:fill="FFFFFF"/>
+        </w:rPr>
+        <w:t>M</w:t>
+      </w:r>
+      <w:r>
+        <w:rPr>
+          <w:rStyle w:val="katex-mathml"/>
+          <w:color w:val="0D0D0D"/>
+          <w:sz w:val="24"/>
+          <w:szCs w:val="24"/>
+          <w:bdr w:val="none" w:sz="0" w:space="0" w:color="auto" w:frame="1"/>
+          <w:shd w:val="clear" w:color="auto" w:fill="FFFFFF"/>
+          <w:vertAlign w:val="superscript"/>
+        </w:rPr>
+        <w:t>e</w:t>
+      </w:r>
+      <w:r>
+        <w:rPr>
+          <w:rStyle w:val="katex-mathml"/>
+          <w:color w:val="0D0D0D"/>
+          <w:sz w:val="24"/>
+          <w:szCs w:val="24"/>
+          <w:bdr w:val="none" w:sz="0" w:space="0" w:color="auto" w:frame="1"/>
+          <w:shd w:val="clear" w:color="auto" w:fill="FFFFFF"/>
+        </w:rPr>
+        <w:t> mod N</w:t>
+      </w:r>
+    </w:p>
+    <w:p>
+      <w:pPr>
+        <w:pStyle w:val="Heading1"/>
+        <w:shd w:val="clear" w:color="auto" w:fill="FFFFFF"/>
+        <w:spacing w:before="0" w:beforeAutospacing="0" w:after="0" w:afterAutospacing="0"/>
+        <w:rPr>
+          <w:sz w:val="24"/>
+          <w:szCs w:val="24"/>
+        </w:rPr>
+      </w:pPr>
+      <w:r>
+        <w:rPr>
+          <w:rFonts w:ascii="Segoe UI Symbol" w:hAnsi="Segoe UI Symbol" w:cs="Segoe UI Symbol"/>
+          <w:b w:val="0"/>
+          <w:color w:val="0D0D0D"/>
+          <w:sz w:val="24"/>
+          <w:szCs w:val="24"/>
+        </w:rPr>
+        <w:t>✉️</w:t>
+      </w:r>
+      <w:r>
+        <w:rPr>
+          <w:rFonts w:ascii="Segoe UI" w:hAnsi="Segoe UI" w:cs="Segoe UI"/>
+          <w:b w:val="0"/>
+          <w:color w:val="0D0D0D"/>
+          <w:sz w:val="24"/>
+          <w:szCs w:val="24"/>
+        </w:rPr>
+        <w:t xml:space="preserve"> Step 1: Compute </w:t>
+      </w:r>
+      <w:r>
+        <w:rPr>
+          <w:rStyle w:val="katex-mathml"/>
+          <w:b w:val="0"/>
+          <w:color w:val="0D0D0D"/>
+          <w:sz w:val="24"/>
+          <w:szCs w:val="24"/>
+          <w:bdr w:val="none" w:sz="0" w:space="0" w:color="auto" w:frame="1"/>
+        </w:rPr>
+        <w:t>10</w:t>
+      </w:r>
+      <w:r>
+        <w:rPr>
+          <w:rStyle w:val="katex-mathml"/>
+          <w:b w:val="0"/>
+          <w:color w:val="0D0D0D"/>
+          <w:sz w:val="24"/>
+          <w:szCs w:val="24"/>
+          <w:bdr w:val="none" w:sz="0" w:space="0" w:color="auto" w:frame="1"/>
+          <w:vertAlign w:val="superscript"/>
+        </w:rPr>
+        <w:t>7</w:t>
+      </w:r>
+      <w:r>
+        <w:rPr>
+          <w:rStyle w:val="katex-mathml"/>
+          <w:b w:val="0"/>
+          <w:color w:val="0D0D0D"/>
+          <w:sz w:val="24"/>
+          <w:szCs w:val="24"/>
+          <w:bdr w:val="none" w:sz="0" w:space="0" w:color="auto" w:frame="1"/>
+          <w:vertAlign w:val="superscript"/>
+        </w:rPr>
+        <w:br/>
+      </w:r>
+      <w:r>
+        <w:rPr>
+          <w:rStyle w:val="katex-mathml"/>
+          <w:b w:val="0"/>
+          <w:color w:val="0D0D0D"/>
+          <w:sz w:val="24"/>
+          <w:szCs w:val="24"/>
+          <w:bdr w:val="none" w:sz="0" w:space="0" w:color="auto" w:frame="1"/>
+          <w:shd w:val="clear" w:color="auto" w:fill="FFFFFF"/>
+        </w:rPr>
+        <w:t>10</w:t>
+      </w:r>
+      <w:r>
+        <w:rPr>
+          <w:rStyle w:val="katex-mathml"/>
+          <w:b w:val="0"/>
+          <w:color w:val="0D0D0D"/>
+          <w:sz w:val="24"/>
+          <w:szCs w:val="24"/>
+          <w:bdr w:val="none" w:sz="0" w:space="0" w:color="auto" w:frame="1"/>
+          <w:shd w:val="clear" w:color="auto" w:fill="FFFFFF"/>
+          <w:vertAlign w:val="superscript"/>
+        </w:rPr>
+        <w:t>7</w:t>
+      </w:r>
+      <w:r>
+        <w:rPr>
+          <w:rStyle w:val="katex-mathml"/>
+          <w:b w:val="0"/>
+          <w:color w:val="0D0D0D"/>
+          <w:sz w:val="24"/>
+          <w:szCs w:val="24"/>
+          <w:bdr w:val="none" w:sz="0" w:space="0" w:color="auto" w:frame="1"/>
+          <w:shd w:val="clear" w:color="auto" w:fill="FFFFFF"/>
+        </w:rPr>
+        <w:t>=</w:t>
+      </w:r>
+      <w:r>
+        <w:rPr>
+          <w:rStyle w:val="mord"/>
+          <w:b w:val="0"/>
+          <w:color w:val="0D0D0D"/>
+          <w:sz w:val="24"/>
+          <w:szCs w:val="24"/>
+          <w:shd w:val="clear" w:color="auto" w:fill="FFFFFF"/>
+        </w:rPr>
+        <w:t>10000000</w:t>
+      </w:r>
+      <w:r>
+        <w:rPr>
+          <w:rStyle w:val="mord"/>
+          <w:b w:val="0"/>
+          <w:color w:val="0D0D0D"/>
+          <w:shd w:val="clear" w:color="auto" w:fill="FFFFFF"/>
+        </w:rPr>
+        <w:br/>
+      </w:r>
+      <w:r>
+        <w:rPr>
+          <w:noProof/>
+          <w:color w:val="0D0D0D"/>
+          <w:shd w:val="clear" w:color="auto" w:fill="FFFFFF"/>
+        </w:rPr>
+        <w:drawing>
+          <wp:inline distT="0" distB="0" distL="0" distR="0">
+            <wp:extent cx="5939138" cy="2464905"/>
+            <wp:effectExtent l="0" t="0" r="5080" b="0"/>
+            <wp:docPr id="2" name="Picture 2"/>
+            <wp:cNvGraphicFramePr>
+              <a:graphicFrameLocks xmlns:a="http://schemas.openxmlformats.org/drawingml/2006/main" noChangeAspect="1"/>
+            </wp:cNvGraphicFramePr>
+            <a:graphic xmlns:a="http://schemas.openxmlformats.org/drawingml/2006/main">
+              <a:graphicData uri="http://schemas.openxmlformats.org/drawingml/2006/picture">
+                <pic:pic xmlns:pic="http://schemas.openxmlformats.org/drawingml/2006/picture">
+                  <pic:nvPicPr>
+                    <pic:cNvPr id="2" name="Screenshot_3.png"/>
+                    <pic:cNvPicPr/>
+                  </pic:nvPicPr>
+                  <pic:blipFill>
+                    <a:blip r:embed="rId5">
+                      <a:extLst>
+                        <a:ext uri="{28A0092B-C50C-407E-A947-70E740481C1C}">
+                          <a14:useLocalDpi xmlns:a14="http://schemas.microsoft.com/office/drawing/2010/main" val="0"/>
+                        </a:ext>
+                      </a:extLst>
+                    </a:blip>
+                    <a:stretch>
+                      <a:fillRect/>
+                    </a:stretch>
+                  </pic:blipFill>
+                  <pic:spPr>
+                    <a:xfrm>
+                      <a:off x="0" y="0"/>
+                      <a:ext cx="6022522" cy="2499512"/>
+                    </a:xfrm>
+                    <a:prstGeom prst="rect">
+                      <a:avLst/>
+                    </a:prstGeom>
+                  </pic:spPr>
+                </pic:pic>
+              </a:graphicData>
+            </a:graphic>
+          </wp:inline>
+        </w:drawing>
+      </w:r>
+    </w:p>
+    <w:p>
+      <w:pPr>
+        <w:pStyle w:val="Heading1"/>
+        <w:shd w:val="clear" w:color="auto" w:fill="FFFFFF"/>
+        <w:spacing w:before="0" w:beforeAutospacing="0" w:after="120" w:afterAutospacing="0"/>
+        <w:rPr>
+          <w:rFonts w:ascii="Segoe UI" w:hAnsi="Segoe UI" w:cs="Segoe UI"/>
+          <w:color w:val="0D0D0D"/>
+          <w:sz w:val="24"/>
+          <w:szCs w:val="24"/>
+        </w:rPr>
+      </w:pPr>
+      <w:r>
+        <w:rPr>
+          <w:rFonts w:ascii="Segoe UI Symbol" w:hAnsi="Segoe UI Symbol" w:cs="Segoe UI Symbol"/>
+          <w:color w:val="0D0D0D"/>
+          <w:sz w:val="24"/>
+          <w:szCs w:val="24"/>
+        </w:rPr>
+        <w:t>🎯</w:t>
+      </w:r>
+      <w:r>
+        <w:rPr>
+          <w:rFonts w:ascii="Segoe UI" w:hAnsi="Segoe UI" w:cs="Segoe UI"/>
+          <w:color w:val="0D0D0D"/>
+          <w:sz w:val="24"/>
+          <w:szCs w:val="24"/>
+        </w:rPr>
+        <w:t xml:space="preserve"> Final Answer:</w:t>
+      </w:r>
+      <w:r>
+        <w:rPr>
+          <w:rFonts w:ascii="Segoe UI" w:hAnsi="Segoe UI" w:cs="Segoe UI"/>
+          <w:color w:val="0D0D0D"/>
+          <w:sz w:val="24"/>
+          <w:szCs w:val="24"/>
+        </w:rPr>
+        <w:br/>
+      </w:r>
+      <w:r>
+        <w:rPr>
+          <w:rFonts w:ascii="Segoe UI" w:hAnsi="Segoe UI" w:cs="Segoe UI"/>
+          <w:color w:val="0D0D0D"/>
+          <w:sz w:val="24"/>
+          <w:szCs w:val="24"/>
+        </w:rPr>
+        <w:t> </w:t>
+      </w:r>
+      <w:proofErr w:type="spellStart"/>
+      <w:r>
+        <w:rPr>
+          <w:rStyle w:val="Strong"/>
+          <w:rFonts w:ascii="Segoe UI" w:hAnsi="Segoe UI" w:cs="Segoe UI"/>
+          <w:color w:val="0D0D0D"/>
+          <w:sz w:val="24"/>
+          <w:szCs w:val="24"/>
+        </w:rPr>
+        <w:t>Ciphertext</w:t>
+      </w:r>
+      <w:proofErr w:type="spellEnd"/>
+      <w:r>
+        <w:rPr>
+          <w:rStyle w:val="Strong"/>
+          <w:rFonts w:ascii="Segoe UI" w:hAnsi="Segoe UI" w:cs="Segoe UI"/>
+          <w:color w:val="0D0D0D"/>
+          <w:sz w:val="24"/>
+          <w:szCs w:val="24"/>
+        </w:rPr>
+        <w:t xml:space="preserve"> C = 10</w:t>
+      </w:r>
+    </w:p>
+    <w:p>
+      <w:pPr>
+        <w:pStyle w:val="Heading1"/>
+        <w:shd w:val="clear" w:color="auto" w:fill="FFFFFF"/>
+        <w:spacing w:before="0" w:beforeAutospacing="0" w:after="120" w:afterAutospacing="0"/>
+        <w:rPr>
+          <w:rFonts w:ascii="Segoe UI" w:hAnsi="Segoe UI" w:cs="Segoe UI"/>
+          <w:color w:val="0D0D0D"/>
+          <w:sz w:val="24"/>
+          <w:szCs w:val="24"/>
+        </w:rPr>
+      </w:pPr>
+      <w:r>
+        <w:rPr>
+          <w:b w:val="0"/>
+          <w:color w:val="FF0000"/>
+        </w:rPr>
+        <w:lastRenderedPageBreak/>
+        <w:t xml:space="preserve">RSA Decryption Using the private key d=103 and modulus N=143, decrypt the </w:t>
+      </w:r>
+      <w:proofErr w:type="spellStart"/>
+      <w:r>
+        <w:rPr>
+          <w:b w:val="0"/>
+          <w:color w:val="FF0000"/>
+        </w:rPr>
+        <w:t>ciphertext</w:t>
+      </w:r>
+      <w:proofErr w:type="spellEnd"/>
+      <w:r>
+        <w:rPr>
+          <w:b w:val="0"/>
+          <w:color w:val="FF0000"/>
+        </w:rPr>
+        <w:t xml:space="preserve"> C=100. Show the complete calculation.</w:t>
+      </w:r>
+      <w:r>
+        <w:rPr>
+          <w:b w:val="0"/>
+          <w:color w:val="FF0000"/>
+        </w:rPr>
+        <w:br/>
+      </w:r>
+      <w:r>
+        <w:rPr>
+          <w:b w:val="0"/>
+          <w:color w:val="FF0000"/>
+        </w:rPr>
+        <w:br/>
+      </w:r>
+      <w:r>
+        <w:rPr>
+          <w:b w:val="0"/>
+        </w:rPr>
+        <w:t xml:space="preserve">Solve </w:t>
+      </w:r>
+      <w:proofErr w:type="spellStart"/>
+      <w:r>
+        <w:rPr>
+          <w:b w:val="0"/>
+        </w:rPr>
+        <w:t>koro</w:t>
+      </w:r>
+      <w:proofErr w:type="spellEnd"/>
+      <w:r>
+        <w:rPr>
+          <w:b w:val="0"/>
+        </w:rPr>
+        <w:br/>
+      </w:r>
+      <w:r>
+        <w:rPr>
+          <w:b w:val="0"/>
+        </w:rPr>
+        <w:br/>
+      </w:r>
+      <w:proofErr w:type="spellStart"/>
+      <w:r>
+        <w:rPr>
+          <w:color w:val="C00000"/>
+          <w:sz w:val="24"/>
+          <w:szCs w:val="24"/>
+        </w:rPr>
+        <w:t>Diffie</w:t>
+      </w:r>
+      <w:proofErr w:type="spellEnd"/>
+      <w:r>
+        <w:rPr>
+          <w:color w:val="C00000"/>
+          <w:sz w:val="24"/>
+          <w:szCs w:val="24"/>
+        </w:rPr>
+        <w:t xml:space="preserve">-Hellman Key Exchange Alice and Bob use the </w:t>
+      </w:r>
+      <w:proofErr w:type="spellStart"/>
+      <w:r>
+        <w:rPr>
+          <w:color w:val="C00000"/>
+          <w:sz w:val="24"/>
+          <w:szCs w:val="24"/>
+        </w:rPr>
+        <w:t>Diffie</w:t>
+      </w:r>
+      <w:proofErr w:type="spellEnd"/>
+      <w:r>
+        <w:rPr>
+          <w:color w:val="C00000"/>
+          <w:sz w:val="24"/>
+          <w:szCs w:val="24"/>
+        </w:rPr>
+        <w:t>-Hellman key exchange with p=23 and g=5. If Alice selects her private key a=6 and Bob selects b=15, compute the shared secret key K.</w:t>
+      </w:r>
+      <w:r>
+        <w:rPr>
+          <w:color w:val="C00000"/>
+          <w:sz w:val="24"/>
+          <w:szCs w:val="24"/>
+        </w:rPr>
+        <w:br/>
+      </w:r>
+      <w:r>
+        <w:rPr>
+          <w:rFonts w:ascii="Segoe UI" w:hAnsi="Segoe UI" w:cs="Segoe UI"/>
+          <w:color w:val="0D0D0D"/>
+          <w:sz w:val="24"/>
+          <w:szCs w:val="24"/>
+        </w:rPr>
+        <w:t>Given:</w:t>
+      </w:r>
+      <w:r>
+        <w:rPr>
+          <w:rFonts w:ascii="Segoe UI" w:hAnsi="Segoe UI" w:cs="Segoe UI"/>
+          <w:color w:val="0D0D0D"/>
+          <w:sz w:val="24"/>
+          <w:szCs w:val="24"/>
+        </w:rPr>
+        <w:br/>
+      </w:r>
+      <w:r>
+        <w:rPr>
+          <w:rFonts w:ascii="Segoe UI" w:hAnsi="Segoe UI" w:cs="Segoe UI"/>
+          <w:b w:val="0"/>
+          <w:color w:val="0D0D0D"/>
+          <w:sz w:val="24"/>
+          <w:szCs w:val="24"/>
+        </w:rPr>
+        <w:t>p = 23, g = 5</w:t>
+      </w:r>
+      <w:r>
+        <w:rPr>
+          <w:rFonts w:ascii="Segoe UI" w:hAnsi="Segoe UI" w:cs="Segoe UI"/>
+          <w:b w:val="0"/>
+          <w:color w:val="0D0D0D"/>
+          <w:sz w:val="24"/>
+          <w:szCs w:val="24"/>
+        </w:rPr>
+        <w:br/>
+        <w:t>Alice: a = 6</w:t>
+      </w:r>
+      <w:r>
+        <w:rPr>
+          <w:rFonts w:ascii="Segoe UI" w:hAnsi="Segoe UI" w:cs="Segoe UI"/>
+          <w:b w:val="0"/>
+          <w:color w:val="0D0D0D"/>
+          <w:sz w:val="24"/>
+          <w:szCs w:val="24"/>
+        </w:rPr>
+        <w:br/>
+        <w:t>Bob: b = 15</w:t>
+      </w:r>
+    </w:p>
+    <w:p>
+      <w:pPr>
+        <w:pStyle w:val="NormalWeb"/>
+        <w:rPr>
+          <w:b/>
+          <w:color w:val="FF0000"/>
+        </w:rPr>
+      </w:pPr>
+      <w:r>
+        <w:rPr>
+          <w:b/>
+          <w:noProof/>
+          <w:color w:val="FF0000"/>
+        </w:rPr>
+        <w:drawing>
+          <wp:inline distT="0" distB="0" distL="0" distR="0">
+            <wp:extent cx="4618691" cy="4222143"/>
+            <wp:effectExtent l="0" t="0" r="0" b="6985"/>
+            <wp:docPr id="3" name="Picture 3"/>
+            <wp:cNvGraphicFramePr>
+              <a:graphicFrameLocks xmlns:a="http://schemas.openxmlformats.org/drawingml/2006/main" noChangeAspect="1"/>
+            </wp:cNvGraphicFramePr>
+            <a:graphic xmlns:a="http://schemas.openxmlformats.org/drawingml/2006/main">
+              <a:graphicData uri="http://schemas.openxmlformats.org/drawingml/2006/picture">
+                <pic:pic xmlns:pic="http://schemas.openxmlformats.org/drawingml/2006/picture">
+                  <pic:nvPicPr>
+                    <pic:cNvPr id="3" name="Screenshot_4.png"/>
+                    <pic:cNvPicPr/>
+                  </pic:nvPicPr>
+                  <pic:blipFill>
+                    <a:blip r:embed="rId6">
+                      <a:extLst>
+                        <a:ext uri="{28A0092B-C50C-407E-A947-70E740481C1C}">
+                          <a14:useLocalDpi xmlns:a14="http://schemas.microsoft.com/office/drawing/2010/main" val="0"/>
+                        </a:ext>
+                      </a:extLst>
+                    </a:blip>
+                    <a:stretch>
+                      <a:fillRect/>
+                    </a:stretch>
+                  </pic:blipFill>
+                  <pic:spPr>
+                    <a:xfrm>
+                      <a:off x="0" y="0"/>
+                      <a:ext cx="4650800" cy="4251496"/>
+                    </a:xfrm>
+                    <a:prstGeom prst="rect">
+                      <a:avLst/>
+                    </a:prstGeom>
+                  </pic:spPr>
+                </pic:pic>
+              </a:graphicData>
+            </a:graphic>
+          </wp:inline>
+        </w:drawing>
+      </w:r>
+    </w:p>
+    <w:p>
+      <w:pPr>
+        <w:pStyle w:val="Heading1"/>
+        <w:shd w:val="clear" w:color="auto" w:fill="FFFFFF"/>
+        <w:spacing w:before="0" w:beforeAutospacing="0" w:after="120" w:afterAutospacing="0"/>
+        <w:rPr>
+          <w:rFonts w:ascii="Segoe UI" w:hAnsi="Segoe UI" w:cs="Segoe UI"/>
+          <w:color w:val="0D0D0D"/>
+          <w:sz w:val="24"/>
+          <w:szCs w:val="24"/>
+        </w:rPr>
+      </w:pPr>
+      <w:r>
+        <w:rPr>
+          <w:b w:val="0"/>
+          <w:color w:val="FF0000"/>
+        </w:rPr>
+        <w:lastRenderedPageBreak/>
+        <w:br/>
+      </w:r>
+      <w:r>
+        <w:rPr>
+          <w:b w:val="0"/>
+          <w:noProof/>
+          <w:color w:val="FF0000"/>
+        </w:rPr>
+        <w:drawing>
+          <wp:inline distT="0" distB="0" distL="0" distR="0">
+            <wp:extent cx="4953594" cy="4436828"/>
+            <wp:effectExtent l="0" t="0" r="0" b="1905"/>
+            <wp:docPr id="4" name="Picture 4"/>
+            <wp:cNvGraphicFramePr>
+              <a:graphicFrameLocks xmlns:a="http://schemas.openxmlformats.org/drawingml/2006/main" noChangeAspect="1"/>
+            </wp:cNvGraphicFramePr>
+            <a:graphic xmlns:a="http://schemas.openxmlformats.org/drawingml/2006/main">
+              <a:graphicData uri="http://schemas.openxmlformats.org/drawingml/2006/picture">
+                <pic:pic xmlns:pic="http://schemas.openxmlformats.org/drawingml/2006/picture">
+                  <pic:nvPicPr>
+                    <pic:cNvPr id="4" name="Screenshot_5.png"/>
+                    <pic:cNvPicPr/>
+                  </pic:nvPicPr>
+                  <pic:blipFill>
+                    <a:blip r:embed="rId7">
+                      <a:extLst>
+                        <a:ext uri="{28A0092B-C50C-407E-A947-70E740481C1C}">
+                          <a14:useLocalDpi xmlns:a14="http://schemas.microsoft.com/office/drawing/2010/main" val="0"/>
+                        </a:ext>
+                      </a:extLst>
+                    </a:blip>
+                    <a:stretch>
+                      <a:fillRect/>
+                    </a:stretch>
+                  </pic:blipFill>
+                  <pic:spPr>
+                    <a:xfrm>
+                      <a:off x="0" y="0"/>
+                      <a:ext cx="4973400" cy="4454568"/>
+                    </a:xfrm>
+                    <a:prstGeom prst="rect">
+                      <a:avLst/>
+                    </a:prstGeom>
+                  </pic:spPr>
+                </pic:pic>
+              </a:graphicData>
+            </a:graphic>
+          </wp:inline>
+        </w:drawing>
+      </w:r>
+      <w:r>
+        <w:rPr>
+          <w:b w:val="0"/>
+          <w:color w:val="FF0000"/>
+        </w:rPr>
+        <w:br/>
+      </w:r>
+      <w:r>
+        <w:rPr>
+          <w:b w:val="0"/>
+          <w:color w:val="FF0000"/>
+        </w:rPr>
+        <w:br/>
+      </w:r>
+      <w:r>
+        <w:rPr>
+          <w:b w:val="0"/>
+          <w:color w:val="C00000"/>
+          <w:sz w:val="24"/>
+          <w:szCs w:val="24"/>
+        </w:rPr>
+        <w:t xml:space="preserve">Knapsack Encryption Given the </w:t>
+      </w:r>
+      <w:proofErr w:type="spellStart"/>
+      <w:r>
+        <w:rPr>
+          <w:b w:val="0"/>
+          <w:color w:val="C00000"/>
+          <w:sz w:val="24"/>
+          <w:szCs w:val="24"/>
+        </w:rPr>
+        <w:t>superincreasing</w:t>
+      </w:r>
+      <w:proofErr w:type="spellEnd"/>
+      <w:r>
+        <w:rPr>
+          <w:b w:val="0"/>
+          <w:color w:val="C00000"/>
+          <w:sz w:val="24"/>
+          <w:szCs w:val="24"/>
+        </w:rPr>
+        <w:t xml:space="preserve"> knapsack (2,3,7,14), a modulus n=31, and a multiplier m=5, compute the general knapsack.</w:t>
+      </w:r>
+      <w:r>
+        <w:rPr>
+          <w:b w:val="0"/>
+          <w:color w:val="C00000"/>
+          <w:sz w:val="24"/>
+          <w:szCs w:val="24"/>
+        </w:rPr>
+        <w:br/>
+      </w:r>
+      <w:r>
+        <w:rPr>
+          <w:b w:val="0"/>
+          <w:color w:val="C00000"/>
+          <w:sz w:val="24"/>
+          <w:szCs w:val="24"/>
+        </w:rPr>
+        <w:br/>
+      </w:r>
+      <w:r>
+        <w:rPr>
+          <w:rFonts w:ascii="Segoe UI" w:hAnsi="Segoe UI" w:cs="Segoe UI"/>
+          <w:color w:val="0D0D0D"/>
+          <w:sz w:val="24"/>
+          <w:szCs w:val="24"/>
+        </w:rPr>
+        <w:t>Given:</w:t>
+      </w:r>
+    </w:p>
+    <w:p>
+      <w:pPr>
+        <w:shd w:val="clear" w:color="auto" w:fill="FFFFFF"/>
+        <w:spacing w:beforeAutospacing="1" w:after="0" w:afterAutospacing="1" w:line="240" w:lineRule="auto"/>
+        <w:rPr>
+          <w:rFonts w:ascii="Segoe UI" w:eastAsia="Times New Roman" w:hAnsi="Segoe UI" w:cs="Segoe UI"/>
+          <w:color w:val="0D0D0D"/>
+          <w:sz w:val="28"/>
+          <w:szCs w:val="28"/>
+        </w:rPr>
+      </w:pPr>
+      <w:proofErr w:type="spellStart"/>
+      <w:r>
+        <w:rPr>
+          <w:rFonts w:ascii="Segoe UI" w:eastAsia="Times New Roman" w:hAnsi="Segoe UI" w:cs="Segoe UI"/>
+          <w:color w:val="0D0D0D"/>
+          <w:sz w:val="28"/>
+          <w:szCs w:val="28"/>
+        </w:rPr>
+        <w:t>Superincreasing</w:t>
+      </w:r>
+      <w:proofErr w:type="spellEnd"/>
+      <w:r>
+        <w:rPr>
+          <w:rFonts w:ascii="Segoe UI" w:eastAsia="Times New Roman" w:hAnsi="Segoe UI" w:cs="Segoe UI"/>
+          <w:color w:val="0D0D0D"/>
+          <w:sz w:val="28"/>
+          <w:szCs w:val="28"/>
+        </w:rPr>
+        <w:t xml:space="preserve"> knapsack: (2, 3, 7, 14)</w:t>
+      </w:r>
+      <w:r>
+        <w:rPr>
+          <w:rFonts w:ascii="Segoe UI" w:eastAsia="Times New Roman" w:hAnsi="Segoe UI" w:cs="Segoe UI"/>
+          <w:color w:val="0D0D0D"/>
+          <w:sz w:val="28"/>
+          <w:szCs w:val="28"/>
+        </w:rPr>
+        <w:br/>
+        <w:t>n = 31, m = 5</w:t>
+      </w:r>
+    </w:p>
+    <w:p>
+      <w:pPr>
+        <w:shd w:val="clear" w:color="auto" w:fill="FFFFFF"/>
+        <w:spacing w:after="120" w:line="240" w:lineRule="auto"/>
+        <w:outlineLvl w:val="0"/>
+        <w:rPr>
+          <w:rFonts w:ascii="Segoe UI" w:eastAsia="Times New Roman" w:hAnsi="Segoe UI" w:cs="Segoe UI"/>
+          <w:b/>
+          <w:bCs/>
+          <w:color w:val="0D0D0D"/>
+          <w:kern w:val="36"/>
+          <w:sz w:val="28"/>
+          <w:szCs w:val="28"/>
+        </w:rPr>
+      </w:pPr>
+      <w:r>
+        <w:rPr>
+          <w:rFonts w:ascii="Segoe UI Symbol" w:eastAsia="Times New Roman" w:hAnsi="Segoe UI Symbol" w:cs="Segoe UI Symbol"/>
+          <w:b/>
+          <w:bCs/>
+          <w:color w:val="0D0D0D"/>
+          <w:kern w:val="36"/>
+          <w:sz w:val="28"/>
+          <w:szCs w:val="28"/>
+        </w:rPr>
+        <w:t>🔐</w:t>
+      </w:r>
+      <w:r>
+        <w:rPr>
+          <w:rFonts w:ascii="Segoe UI" w:eastAsia="Times New Roman" w:hAnsi="Segoe UI" w:cs="Segoe UI"/>
+          <w:b/>
+          <w:bCs/>
+          <w:color w:val="0D0D0D"/>
+          <w:kern w:val="36"/>
+          <w:sz w:val="28"/>
+          <w:szCs w:val="28"/>
+        </w:rPr>
+        <w:t xml:space="preserve"> Formula:</w:t>
+      </w:r>
+    </w:p>
+    <w:p>
+      <w:pPr>
+        <w:spacing w:after="0" w:line="240" w:lineRule="auto"/>
+        <w:rPr>
+          <w:rFonts w:ascii="Times New Roman" w:eastAsia="Times New Roman" w:hAnsi="Times New Roman" w:cs="Times New Roman"/>
+          <w:sz w:val="28"/>
+          <w:szCs w:val="28"/>
+        </w:rPr>
+      </w:pPr>
+      <w:r>
+        <w:rPr>
+          <w:rFonts w:ascii="Times New Roman" w:eastAsia="Times New Roman" w:hAnsi="Times New Roman" w:cs="Times New Roman"/>
+          <w:color w:val="0D0D0D"/>
+          <w:sz w:val="28"/>
+          <w:szCs w:val="28"/>
+          <w:bdr w:val="none" w:sz="0" w:space="0" w:color="auto" w:frame="1"/>
+          <w:shd w:val="clear" w:color="auto" w:fill="FFFFFF"/>
+        </w:rPr>
+        <w:t>W′=</w:t>
+      </w:r>
+      <w:proofErr w:type="spellStart"/>
+      <w:r>
+        <w:rPr>
+          <w:rFonts w:ascii="Times New Roman" w:eastAsia="Times New Roman" w:hAnsi="Times New Roman" w:cs="Times New Roman"/>
+          <w:color w:val="0D0D0D"/>
+          <w:sz w:val="28"/>
+          <w:szCs w:val="28"/>
+          <w:bdr w:val="none" w:sz="0" w:space="0" w:color="auto" w:frame="1"/>
+          <w:shd w:val="clear" w:color="auto" w:fill="FFFFFF"/>
+        </w:rPr>
+        <w:t>W×</w:t>
+      </w:r>
+      <w:proofErr w:type="gramStart"/>
+      <w:r>
+        <w:rPr>
+          <w:rFonts w:ascii="Times New Roman" w:eastAsia="Times New Roman" w:hAnsi="Times New Roman" w:cs="Times New Roman"/>
+          <w:color w:val="0D0D0D"/>
+          <w:sz w:val="28"/>
+          <w:szCs w:val="28"/>
+          <w:bdr w:val="none" w:sz="0" w:space="0" w:color="auto" w:frame="1"/>
+          <w:shd w:val="clear" w:color="auto" w:fill="FFFFFF"/>
+        </w:rPr>
+        <w:t>m</w:t>
+      </w:r>
+      <w:proofErr w:type="spellEnd"/>
+      <w:r>
+        <w:rPr>
+          <w:rFonts w:ascii="Times New Roman" w:eastAsia="Times New Roman" w:hAnsi="Times New Roman" w:cs="Times New Roman"/>
+          <w:color w:val="0D0D0D"/>
+          <w:sz w:val="28"/>
+          <w:szCs w:val="28"/>
+          <w:bdr w:val="none" w:sz="0" w:space="0" w:color="auto" w:frame="1"/>
+          <w:shd w:val="clear" w:color="auto" w:fill="FFFFFF"/>
+        </w:rPr>
+        <w:t xml:space="preserve">  mod</w:t>
+      </w:r>
+      <w:proofErr w:type="gramEnd"/>
+      <w:r>
+        <w:rPr>
+          <w:rFonts w:ascii="Times New Roman" w:eastAsia="Times New Roman" w:hAnsi="Times New Roman" w:cs="Times New Roman"/>
+          <w:color w:val="0D0D0D"/>
+          <w:sz w:val="28"/>
+          <w:szCs w:val="28"/>
+          <w:bdr w:val="none" w:sz="0" w:space="0" w:color="auto" w:frame="1"/>
+          <w:shd w:val="clear" w:color="auto" w:fill="FFFFFF"/>
+        </w:rPr>
+        <w:t>  n</w:t>
+      </w:r>
+    </w:p>
+    <w:p>
+      <w:pPr>
+        <w:shd w:val="clear" w:color="auto" w:fill="FFFFFF"/>
+        <w:spacing w:after="120" w:line="240" w:lineRule="auto"/>
+        <w:outlineLvl w:val="0"/>
+        <w:rPr>
+          <w:rFonts w:ascii="Segoe UI" w:eastAsia="Times New Roman" w:hAnsi="Segoe UI" w:cs="Segoe UI"/>
+          <w:b/>
+          <w:bCs/>
+          <w:color w:val="0D0D0D"/>
+          <w:kern w:val="36"/>
+          <w:sz w:val="28"/>
+          <w:szCs w:val="28"/>
+        </w:rPr>
+      </w:pPr>
+      <w:r>
+        <w:rPr>
+          <w:rFonts w:ascii="Segoe UI Symbol" w:eastAsia="Times New Roman" w:hAnsi="Segoe UI Symbol" w:cs="Segoe UI Symbol"/>
+          <w:b/>
+          <w:bCs/>
+          <w:color w:val="0D0D0D"/>
+          <w:kern w:val="36"/>
+          <w:sz w:val="28"/>
+          <w:szCs w:val="28"/>
+        </w:rPr>
+        <w:t>🔹</w:t>
+      </w:r>
+      <w:r>
+        <w:rPr>
+          <w:rFonts w:ascii="Segoe UI" w:eastAsia="Times New Roman" w:hAnsi="Segoe UI" w:cs="Segoe UI"/>
+          <w:b/>
+          <w:bCs/>
+          <w:color w:val="0D0D0D"/>
+          <w:kern w:val="36"/>
+          <w:sz w:val="28"/>
+          <w:szCs w:val="28"/>
+        </w:rPr>
+        <w:t xml:space="preserve"> Step-by-step calculation:</w:t>
+      </w:r>
+    </w:p>
+    <w:p>
+      <w:pPr>
+        <w:spacing w:after="0" w:line="240" w:lineRule="auto"/>
+        <w:rPr>
+          <w:rFonts w:ascii="Times New Roman" w:eastAsia="Times New Roman" w:hAnsi="Times New Roman" w:cs="Times New Roman"/>
+          <w:sz w:val="28"/>
+          <w:szCs w:val="28"/>
+        </w:rPr>
+      </w:pPr>
+      <w:r>
+        <w:rPr>
+          <w:rFonts w:ascii="Times New Roman" w:eastAsia="Times New Roman" w:hAnsi="Times New Roman" w:cs="Times New Roman"/>
+          <w:color w:val="0D0D0D"/>
+          <w:sz w:val="28"/>
+          <w:szCs w:val="28"/>
+          <w:bdr w:val="none" w:sz="0" w:space="0" w:color="auto" w:frame="1"/>
+          <w:shd w:val="clear" w:color="auto" w:fill="FFFFFF"/>
+        </w:rPr>
+        <w:t>2×5=10mod  31=10</w:t>
+      </w:r>
+      <w:r>
+        <w:rPr>
+          <w:rFonts w:ascii="Times New Roman" w:eastAsia="Times New Roman" w:hAnsi="Times New Roman" w:cs="Times New Roman"/>
+          <w:color w:val="0D0D0D"/>
+          <w:sz w:val="28"/>
+          <w:szCs w:val="28"/>
+          <w:shd w:val="clear" w:color="auto" w:fill="FFFFFF"/>
+        </w:rPr>
+        <w:br/>
+      </w:r>
+      <w:r>
+        <w:rPr>
+          <w:rFonts w:ascii="Times New Roman" w:eastAsia="Times New Roman" w:hAnsi="Times New Roman" w:cs="Times New Roman"/>
+          <w:color w:val="0D0D0D"/>
+          <w:sz w:val="28"/>
+          <w:szCs w:val="28"/>
+          <w:bdr w:val="none" w:sz="0" w:space="0" w:color="auto" w:frame="1"/>
+          <w:shd w:val="clear" w:color="auto" w:fill="FFFFFF"/>
+        </w:rPr>
+        <w:t>3×5=15mod  31=15</w:t>
+      </w:r>
+      <w:r>
+        <w:rPr>
+          <w:rFonts w:ascii="Times New Roman" w:eastAsia="Times New Roman" w:hAnsi="Times New Roman" w:cs="Times New Roman"/>
+          <w:color w:val="0D0D0D"/>
+          <w:sz w:val="28"/>
+          <w:szCs w:val="28"/>
+          <w:shd w:val="clear" w:color="auto" w:fill="FFFFFF"/>
+        </w:rPr>
+        <w:br/>
+      </w:r>
+      <w:r>
+        <w:rPr>
+          <w:rFonts w:ascii="Times New Roman" w:eastAsia="Times New Roman" w:hAnsi="Times New Roman" w:cs="Times New Roman"/>
+          <w:color w:val="0D0D0D"/>
+          <w:sz w:val="28"/>
+          <w:szCs w:val="28"/>
+          <w:bdr w:val="none" w:sz="0" w:space="0" w:color="auto" w:frame="1"/>
+          <w:shd w:val="clear" w:color="auto" w:fill="FFFFFF"/>
+        </w:rPr>
+        <w:lastRenderedPageBreak/>
+        <w:t>7×5=35mod  31=4</w:t>
+      </w:r>
+      <w:r>
+        <w:rPr>
+          <w:rFonts w:ascii="Times New Roman" w:eastAsia="Times New Roman" w:hAnsi="Times New Roman" w:cs="Times New Roman"/>
+          <w:color w:val="0D0D0D"/>
+          <w:sz w:val="28"/>
+          <w:szCs w:val="28"/>
+          <w:shd w:val="clear" w:color="auto" w:fill="FFFFFF"/>
+        </w:rPr>
+        <w:br/>
+      </w:r>
+      <w:r>
+        <w:rPr>
+          <w:rFonts w:ascii="Times New Roman" w:eastAsia="Times New Roman" w:hAnsi="Times New Roman" w:cs="Times New Roman"/>
+          <w:color w:val="0D0D0D"/>
+          <w:sz w:val="28"/>
+          <w:szCs w:val="28"/>
+          <w:bdr w:val="none" w:sz="0" w:space="0" w:color="auto" w:frame="1"/>
+          <w:shd w:val="clear" w:color="auto" w:fill="FFFFFF"/>
+        </w:rPr>
+        <w:t>14×5=70mod  31=8</w:t>
+      </w:r>
+    </w:p>
+    <w:p>
+      <w:pPr>
+        <w:shd w:val="clear" w:color="auto" w:fill="FFFFFF"/>
+        <w:spacing w:beforeAutospacing="1" w:after="0" w:afterAutospacing="1" w:line="240" w:lineRule="auto"/>
+        <w:rPr>
+          <w:rFonts w:ascii="Segoe UI" w:eastAsia="Times New Roman" w:hAnsi="Segoe UI" w:cs="Segoe UI"/>
+          <w:color w:val="0D0D0D"/>
+          <w:sz w:val="28"/>
+          <w:szCs w:val="28"/>
+        </w:rPr>
+      </w:pPr>
+      <w:r>
+        <w:rPr>
+          <w:rFonts w:ascii="Segoe UI Symbol" w:eastAsia="Times New Roman" w:hAnsi="Segoe UI Symbol" w:cs="Segoe UI Symbol"/>
+          <w:color w:val="0D0D0D"/>
+          <w:sz w:val="28"/>
+          <w:szCs w:val="28"/>
+        </w:rPr>
+        <w:t>👉</w:t>
+      </w:r>
+      <w:r>
+        <w:rPr>
+          <w:rFonts w:ascii="Segoe UI" w:eastAsia="Times New Roman" w:hAnsi="Segoe UI" w:cs="Segoe UI"/>
+          <w:color w:val="0D0D0D"/>
+          <w:sz w:val="28"/>
+          <w:szCs w:val="28"/>
+        </w:rPr>
+        <w:t> </w:t>
+      </w:r>
+      <w:r>
+        <w:rPr>
+          <w:rFonts w:ascii="Segoe UI" w:eastAsia="Times New Roman" w:hAnsi="Segoe UI" w:cs="Segoe UI"/>
+          <w:b/>
+          <w:bCs/>
+          <w:color w:val="0D0D0D"/>
+          <w:sz w:val="28"/>
+          <w:szCs w:val="28"/>
+        </w:rPr>
+        <w:t>General Knapsack (Public Key)</w:t>
+      </w:r>
+    </w:p>
+    <w:p>
+      <w:pPr>
+        <w:pStyle w:val="NormalWeb"/>
+        <w:rPr>
+          <w:b/>
+          <w:color w:val="FF0000"/>
+          <w:sz w:val="28"/>
+          <w:szCs w:val="28"/>
+        </w:rPr>
+      </w:pPr>
+      <w:r>
+        <w:rPr>
+          <w:color w:val="0D0D0D"/>
+          <w:sz w:val="28"/>
+          <w:szCs w:val="28"/>
+          <w:bdr w:val="none" w:sz="0" w:space="0" w:color="auto" w:frame="1"/>
+          <w:shd w:val="clear" w:color="auto" w:fill="FFFFFF"/>
+        </w:rPr>
+        <w:t>(10,15,4,8)</w:t>
+      </w:r>
+      <w:r>
+        <w:rPr>
+          <w:color w:val="0D0D0D"/>
+          <w:sz w:val="28"/>
+          <w:szCs w:val="28"/>
+          <w:bdr w:val="none" w:sz="0" w:space="0" w:color="auto" w:frame="1"/>
+          <w:shd w:val="clear" w:color="auto" w:fill="FFFFFF"/>
+        </w:rPr>
+        <w:br/>
+      </w:r>
+      <w:r>
+        <w:rPr>
+          <w:color w:val="0D0D0D"/>
+          <w:sz w:val="28"/>
+          <w:szCs w:val="28"/>
+          <w:bdr w:val="none" w:sz="0" w:space="0" w:color="auto" w:frame="1"/>
+          <w:shd w:val="clear" w:color="auto" w:fill="FFFFFF"/>
+        </w:rPr>
+        <w:br/>
+      </w:r>
+      <w:r>
+        <w:rPr>
+          <w:b/>
+          <w:color w:val="C00000"/>
+        </w:rPr>
+        <w:t xml:space="preserve">Knapsack Decryption Using the general knapsack (10,15,5,8) and </w:t>
+      </w:r>
+      <w:proofErr w:type="spellStart"/>
+      <w:r>
+        <w:rPr>
+          <w:b/>
+          <w:color w:val="C00000"/>
+        </w:rPr>
+        <w:t>ciphertext</w:t>
+      </w:r>
+      <w:proofErr w:type="spellEnd"/>
+      <w:r>
+        <w:rPr>
+          <w:b/>
+          <w:color w:val="C00000"/>
+        </w:rPr>
+        <w:t xml:space="preserve"> C=23, decrypt the message to retrieve the binary sequence.</w:t>
+      </w:r>
+      <w:r>
+        <w:rPr>
+          <w:color w:val="C00000"/>
+        </w:rPr>
+        <w:t xml:space="preserve"> </w:t>
+      </w:r>
+    </w:p>
+    <w:p>
+      <w:pPr>
+        <w:pStyle w:val="Heading1"/>
+        <w:shd w:val="clear" w:color="auto" w:fill="FFFFFF"/>
+        <w:spacing w:before="0" w:beforeAutospacing="0" w:after="120" w:afterAutospacing="0"/>
+        <w:rPr>
+          <w:rFonts w:ascii="Segoe UI" w:hAnsi="Segoe UI" w:cs="Segoe UI"/>
+          <w:b w:val="0"/>
+          <w:color w:val="0D0D0D"/>
+          <w:sz w:val="24"/>
+          <w:szCs w:val="24"/>
+        </w:rPr>
+      </w:pPr>
+      <w:r>
+        <w:rPr>
+          <w:rFonts w:ascii="Segoe UI" w:hAnsi="Segoe UI" w:cs="Segoe UI"/>
+          <w:color w:val="0D0D0D"/>
+          <w:sz w:val="24"/>
+          <w:szCs w:val="24"/>
+        </w:rPr>
+        <w:t>Given:</w:t>
+      </w:r>
+      <w:r>
+        <w:rPr>
+          <w:rFonts w:ascii="Segoe UI" w:hAnsi="Segoe UI" w:cs="Segoe UI"/>
+          <w:color w:val="0D0D0D"/>
+          <w:sz w:val="24"/>
+          <w:szCs w:val="24"/>
+        </w:rPr>
+        <w:br/>
+      </w:r>
+      <w:r>
+        <w:rPr>
+          <w:rFonts w:ascii="Segoe UI" w:hAnsi="Segoe UI" w:cs="Segoe UI"/>
+          <w:b w:val="0"/>
+          <w:color w:val="0D0D0D"/>
+          <w:sz w:val="24"/>
+          <w:szCs w:val="24"/>
+        </w:rPr>
+        <w:t>General knapsack: (10, 15, 5, 8)</w:t>
+      </w:r>
+      <w:r>
+        <w:rPr>
+          <w:rFonts w:ascii="Segoe UI" w:hAnsi="Segoe UI" w:cs="Segoe UI"/>
+          <w:b w:val="0"/>
+          <w:color w:val="0D0D0D"/>
+          <w:sz w:val="24"/>
+          <w:szCs w:val="24"/>
+        </w:rPr>
+        <w:br/>
+        <w:t>C = 23</w:t>
+      </w:r>
+      <w:r>
+        <w:rPr>
+          <w:rFonts w:ascii="Segoe UI" w:hAnsi="Segoe UI" w:cs="Segoe UI"/>
+          <w:b w:val="0"/>
+          <w:color w:val="0D0D0D"/>
+          <w:sz w:val="24"/>
+          <w:szCs w:val="24"/>
+        </w:rPr>
+        <w:br/>
+      </w:r>
+      <w:r>
+        <w:rPr>
+          <w:rFonts w:ascii="Segoe UI" w:hAnsi="Segoe UI" w:cs="Segoe UI"/>
+          <w:b w:val="0"/>
+          <w:color w:val="0D0D0D"/>
+          <w:sz w:val="24"/>
+          <w:szCs w:val="24"/>
+        </w:rPr>
+        <w:br/>
+      </w:r>
+      <w:r>
+        <w:rPr>
+          <w:rFonts w:ascii="Segoe UI" w:hAnsi="Segoe UI" w:cs="Segoe UI"/>
+          <w:b w:val="0"/>
+          <w:noProof/>
+          <w:color w:val="0D0D0D"/>
+          <w:sz w:val="24"/>
+          <w:szCs w:val="24"/>
+        </w:rPr>
+        <w:drawing>
+          <wp:inline distT="0" distB="0" distL="0" distR="0">
+            <wp:extent cx="5068007" cy="4239217"/>
+            <wp:effectExtent l="0" t="0" r="0" b="9525"/>
+            <wp:docPr id="5" name="Picture 5"/>
+            <wp:cNvGraphicFramePr>
+              <a:graphicFrameLocks xmlns:a="http://schemas.openxmlformats.org/drawingml/2006/main" noChangeAspect="1"/>
+            </wp:cNvGraphicFramePr>
+            <a:graphic xmlns:a="http://schemas.openxmlformats.org/drawingml/2006/main">
+              <a:graphicData uri="http://schemas.openxmlformats.org/drawingml/2006/picture">
+                <pic:pic xmlns:pic="http://schemas.openxmlformats.org/drawingml/2006/picture">
+                  <pic:nvPicPr>
+                    <pic:cNvPr id="5" name="Screenshot_6.png"/>
+                    <pic:cNvPicPr/>
+                  </pic:nvPicPr>
+                  <pic:blipFill>
+                    <a:blip r:embed="rId8">
+                      <a:extLst>
+                        <a:ext uri="{28A0092B-C50C-407E-A947-70E740481C1C}">
+                          <a14:useLocalDpi xmlns:a14="http://schemas.microsoft.com/office/drawing/2010/main" val="0"/>
+                        </a:ext>
+                      </a:extLst>
+                    </a:blip>
+                    <a:stretch>
+                      <a:fillRect/>
+                    </a:stretch>
+                  </pic:blipFill>
+                  <pic:spPr>
+                    <a:xfrm>
+                      <a:off x="0" y="0"/>
+                      <a:ext cx="5068007" cy="4239217"/>
+                    </a:xfrm>
+                    <a:prstGeom prst="rect">
+                      <a:avLst/>
+                    </a:prstGeom>
+                  </pic:spPr>
+                </pic:pic>
+              </a:graphicData>
+            </a:graphic>
+          </wp:inline>
+        </w:drawing>
+      </w:r>
+      <w:r>
+        <w:rPr>
+          <w:rFonts w:ascii="Segoe UI" w:hAnsi="Segoe UI" w:cs="Segoe UI"/>
+          <w:b w:val="0"/>
+          <w:noProof/>
+          <w:color w:val="0D0D0D"/>
+          <w:sz w:val="24"/>
+          <w:szCs w:val="24"/>
+        </w:rPr>
+        <w:lastRenderedPageBreak/>
+        <w:drawing>
+          <wp:inline distT="0" distB="0" distL="0" distR="0">
+            <wp:extent cx="5943600" cy="3768090"/>
+            <wp:effectExtent l="0" t="0" r="0" b="3810"/>
+            <wp:docPr id="6" name="Picture 6"/>
+            <wp:cNvGraphicFramePr>
+              <a:graphicFrameLocks xmlns:a="http://schemas.openxmlformats.org/drawingml/2006/main" noChangeAspect="1"/>
+            </wp:cNvGraphicFramePr>
+            <a:graphic xmlns:a="http://schemas.openxmlformats.org/drawingml/2006/main">
+              <a:graphicData uri="http://schemas.openxmlformats.org/drawingml/2006/picture">
+                <pic:pic xmlns:pic="http://schemas.openxmlformats.org/drawingml/2006/picture">
+                  <pic:nvPicPr>
+                    <pic:cNvPr id="6" name="Screenshot_7.png"/>
+                    <pic:cNvPicPr/>
+                  </pic:nvPicPr>
+                  <pic:blipFill>
+                    <a:blip r:embed="rId9">
+                      <a:extLst>
+                        <a:ext uri="{28A0092B-C50C-407E-A947-70E740481C1C}">
+                          <a14:useLocalDpi xmlns:a14="http://schemas.microsoft.com/office/drawing/2010/main" val="0"/>
+                        </a:ext>
+                      </a:extLst>
+                    </a:blip>
+                    <a:stretch>
+                      <a:fillRect/>
+                    </a:stretch>
+                  </pic:blipFill>
+                  <pic:spPr>
+                    <a:xfrm>
+                      <a:off x="0" y="0"/>
+                      <a:ext cx="5943600" cy="3768090"/>
+                    </a:xfrm>
+                    <a:prstGeom prst="rect">
+                      <a:avLst/>
+                    </a:prstGeom>
+                  </pic:spPr>
+                </pic:pic>
+              </a:graphicData>
+            </a:graphic>
+          </wp:inline>
+        </w:drawing>
+      </w:r>
+      <w:r>
+        <w:rPr>
+          <w:rFonts w:ascii="Segoe UI" w:hAnsi="Segoe UI" w:cs="Segoe UI"/>
+          <w:b w:val="0"/>
+          <w:color w:val="0D0D0D"/>
+          <w:sz w:val="24"/>
+          <w:szCs w:val="24"/>
+        </w:rPr>
+        <w:br/>
+      </w:r>
+      <w:r>
+        <w:rPr>
+          <w:rFonts w:ascii="Segoe UI" w:hAnsi="Segoe UI" w:cs="Segoe UI"/>
+          <w:b w:val="0"/>
+          <w:color w:val="0D0D0D"/>
+          <w:sz w:val="24"/>
+          <w:szCs w:val="24"/>
+        </w:rPr>
+        <w:br/>
+      </w:r>
+      <w:r>
+        <w:rPr>
+          <w:rFonts w:ascii="Segoe UI" w:hAnsi="Segoe UI" w:cs="Segoe UI"/>
+          <w:b w:val="0"/>
+          <w:noProof/>
+          <w:color w:val="0D0D0D"/>
+          <w:sz w:val="24"/>
+          <w:szCs w:val="24"/>
+        </w:rPr>
+        <w:drawing>
+          <wp:inline distT="0" distB="0" distL="0" distR="0">
+            <wp:extent cx="5891530" cy="1956021"/>
+            <wp:effectExtent l="0" t="0" r="0" b="6350"/>
+            <wp:docPr id="7" name="Picture 7"/>
+            <wp:cNvGraphicFramePr>
+              <a:graphicFrameLocks xmlns:a="http://schemas.openxmlformats.org/drawingml/2006/main" noChangeAspect="1"/>
+            </wp:cNvGraphicFramePr>
+            <a:graphic xmlns:a="http://schemas.openxmlformats.org/drawingml/2006/main">
+              <a:graphicData uri="http://schemas.openxmlformats.org/drawingml/2006/picture">
+                <pic:pic xmlns:pic="http://schemas.openxmlformats.org/drawingml/2006/picture">
+                  <pic:nvPicPr>
+                    <pic:cNvPr id="7" name="Screenshot_8.png"/>
+                    <pic:cNvPicPr/>
+                  </pic:nvPicPr>
+                  <pic:blipFill>
+                    <a:blip r:embed="rId10">
+                      <a:extLst>
+                        <a:ext uri="{28A0092B-C50C-407E-A947-70E740481C1C}">
+                          <a14:useLocalDpi xmlns:a14="http://schemas.microsoft.com/office/drawing/2010/main" val="0"/>
+                        </a:ext>
+                      </a:extLst>
+                    </a:blip>
+                    <a:stretch>
+                      <a:fillRect/>
+                    </a:stretch>
+                  </pic:blipFill>
+                  <pic:spPr>
+                    <a:xfrm>
+                      <a:off x="0" y="0"/>
+                      <a:ext cx="5914240" cy="1963561"/>
+                    </a:xfrm>
+                    <a:prstGeom prst="rect">
+                      <a:avLst/>
+                    </a:prstGeom>
+                  </pic:spPr>
+                </pic:pic>
+              </a:graphicData>
+            </a:graphic>
+          </wp:inline>
+        </w:drawing>
+      </w:r>
+      <w:r>
+        <w:rPr>
+          <w:rFonts w:ascii="Segoe UI" w:hAnsi="Segoe UI" w:cs="Segoe UI"/>
+          <w:b w:val="0"/>
+          <w:color w:val="0D0D0D"/>
+          <w:sz w:val="24"/>
+          <w:szCs w:val="24"/>
+        </w:rPr>
+        <w:br/>
+      </w:r>
+      <w:r>
+        <w:rPr>
+          <w:rFonts w:ascii="Segoe UI" w:hAnsi="Segoe UI" w:cs="Segoe UI"/>
+          <w:b w:val="0"/>
+          <w:color w:val="0D0D0D"/>
+          <w:sz w:val="24"/>
+          <w:szCs w:val="24"/>
+        </w:rPr>
+        <w:br/>
+      </w:r>
+      <w:bookmarkStart w:id="0" w:name="_GoBack"/>
+      <w:bookmarkEnd w:id="0"/>
+      <w:r>
+        <w:rPr>
+          <w:rFonts w:ascii="Segoe UI" w:hAnsi="Segoe UI" w:cs="Segoe UI"/>
+          <w:b w:val="0"/>
+          <w:color w:val="0D0D0D"/>
+          <w:sz w:val="24"/>
+          <w:szCs w:val="24"/>
+        </w:rPr>
+        <w:br/>
+      </w:r>
+    </w:p>
+    <w:p>
+      <w:pPr>
+        <w:spacing w:before="100" w:beforeAutospacing="1" w:after="100" w:afterAutospacing="1" w:line="240" w:lineRule="auto"/>
+        <w:rPr>
+          <w:sz w:val="24"/>
+          <w:szCs w:val="24"/>
+        </w:rPr>
       </w:pPr>
       <w:r>
         <w:rPr>
@@ -575,6 +4629,10 @@
         <w:br/>
       </w:r>
       <w:r>
+        <w:rPr>
+          <w:sz w:val="24"/>
+          <w:szCs w:val="24"/>
+        </w:rPr>
         <w:t xml:space="preserve">Suppose that for the knapsack cryptosystem, the super increasing knapsack is (3,5,12,23) with n = 47 and m = 6. </w:t>
       </w:r>
     </w:p>
@@ -722,14 +4780,24 @@
     <w:p>
       <w:pPr>
         <w:pStyle w:val="Heading2"/>
+        <w:rPr>
+          <w:sz w:val="24"/>
+          <w:szCs w:val="24"/>
+        </w:rPr>
       </w:pPr>
       <w:r>
         <w:rPr>
           <w:rFonts w:ascii="Segoe UI Symbol" w:hAnsi="Segoe UI Symbol" w:cs="Segoe UI Symbol"/>
+          <w:sz w:val="24"/>
+          <w:szCs w:val="24"/>
         </w:rPr>
         <w:t>🔐</w:t>
       </w:r>
       <w:r>
+        <w:rPr>
+          <w:sz w:val="24"/>
+          <w:szCs w:val="24"/>
+        </w:rPr>
         <w:t xml:space="preserve"> Step 1: Private Key</w:t>
       </w:r>
     </w:p>
@@ -811,31 +4879,49 @@
     <w:p>
       <w:pPr>
         <w:pStyle w:val="Heading2"/>
+        <w:rPr>
+          <w:sz w:val="24"/>
+          <w:szCs w:val="24"/>
+        </w:rPr>
       </w:pPr>
       <w:r>
         <w:rPr>
           <w:rFonts w:ascii="Segoe UI Symbol" w:hAnsi="Segoe UI Symbol" w:cs="Segoe UI Symbol"/>
+          <w:sz w:val="24"/>
+          <w:szCs w:val="24"/>
         </w:rPr>
         <w:t>🔓</w:t>
       </w:r>
       <w:r>
+        <w:rPr>
+          <w:sz w:val="24"/>
+          <w:szCs w:val="24"/>
+        </w:rPr>
         <w:t xml:space="preserve"> Step 2: Public Key </w:t>
       </w:r>
       <w:proofErr w:type="spellStart"/>
       <w:r>
         <w:rPr>
           <w:rFonts w:ascii="Nirmala UI" w:hAnsi="Nirmala UI" w:cs="Nirmala UI"/>
+          <w:sz w:val="24"/>
+          <w:szCs w:val="24"/>
         </w:rPr>
         <w:t>বের</w:t>
       </w:r>
       <w:proofErr w:type="spellEnd"/>
       <w:r>
+        <w:rPr>
+          <w:sz w:val="24"/>
+          <w:szCs w:val="24"/>
+        </w:rPr>
         <w:t xml:space="preserve"> </w:t>
       </w:r>
       <w:proofErr w:type="spellStart"/>
       <w:r>
         <w:rPr>
           <w:rFonts w:ascii="Nirmala UI" w:hAnsi="Nirmala UI" w:cs="Nirmala UI"/>
+          <w:sz w:val="24"/>
+          <w:szCs w:val="24"/>
         </w:rPr>
         <w:t>করি</w:t>
       </w:r>
@@ -1005,70 +5091,85 @@
     <w:p>
       <w:pPr>
         <w:pStyle w:val="Heading1"/>
+        <w:rPr>
+          <w:sz w:val="24"/>
+          <w:szCs w:val="24"/>
+        </w:rPr>
       </w:pPr>
       <w:r>
         <w:rPr>
           <w:rFonts w:ascii="Segoe UI Symbol" w:hAnsi="Segoe UI Symbol" w:cs="Segoe UI Symbol"/>
+          <w:sz w:val="24"/>
+          <w:szCs w:val="24"/>
         </w:rPr>
         <w:t>🅱</w:t>
       </w:r>
       <w:r>
-        <w:t>️</w:t>
-      </w:r>
-      <w:r>
-        <w:rPr>
-          <w:sz w:val="24"/>
-          <w:szCs w:val="24"/>
-        </w:rPr>
-        <w:t xml:space="preserve"> (b) Encryption</w:t>
+        <w:rPr>
+          <w:sz w:val="24"/>
+          <w:szCs w:val="24"/>
+        </w:rPr>
+        <w:t>️ (b) Encryption</w:t>
       </w:r>
     </w:p>
     <w:p>
       <w:pPr>
         <w:pStyle w:val="Heading2"/>
+        <w:rPr>
+          <w:sz w:val="24"/>
+          <w:szCs w:val="24"/>
+        </w:rPr>
       </w:pPr>
       <w:r>
         <w:rPr>
           <w:rFonts w:ascii="Segoe UI Symbol" w:hAnsi="Segoe UI Symbol" w:cs="Segoe UI Symbol"/>
+          <w:sz w:val="24"/>
+          <w:szCs w:val="24"/>
+        </w:rPr>
+        <w:t>🔐</w:t>
+      </w:r>
+      <w:r>
+        <w:rPr>
+          <w:sz w:val="24"/>
+          <w:szCs w:val="24"/>
+        </w:rPr>
+        <w:t xml:space="preserve"> Step 3: Binary message </w:t>
+      </w:r>
+      <w:proofErr w:type="spellStart"/>
+      <w:r>
+        <w:rPr>
+          <w:rFonts w:ascii="Nirmala UI" w:hAnsi="Nirmala UI" w:cs="Nirmala UI"/>
+          <w:sz w:val="24"/>
+          <w:szCs w:val="24"/>
+        </w:rPr>
+        <w:t>বুঝো</w:t>
+      </w:r>
+      <w:proofErr w:type="spellEnd"/>
+    </w:p>
+    <w:p>
+      <w:pPr>
+        <w:pStyle w:val="NormalWeb"/>
+      </w:pPr>
+      <w:r>
+        <w:rPr>
+          <w:rFonts w:ascii="Segoe UI Symbol" w:hAnsi="Segoe UI Symbol" w:cs="Segoe UI Symbol"/>
+        </w:rPr>
+        <w:t>👉</w:t>
+      </w:r>
+      <w:r>
+        <w:t xml:space="preserve"> M = 1110</w:t>
+      </w:r>
+    </w:p>
+    <w:p>
+      <w:pPr>
+        <w:pStyle w:val="NormalWeb"/>
+      </w:pPr>
+      <w:proofErr w:type="spellStart"/>
+      <w:r>
+        <w:rPr>
+          <w:rFonts w:ascii="Nirmala UI" w:hAnsi="Nirmala UI" w:cs="Nirmala UI"/>
         </w:rPr>
         <w:lastRenderedPageBreak/>
-        <w:t>🔐</w:t>
-      </w:r>
-      <w:r>
-        <w:t xml:space="preserve"> Step 3: Binary message </w:t>
-      </w:r>
-      <w:proofErr w:type="spellStart"/>
-      <w:r>
-        <w:rPr>
-          <w:rFonts w:ascii="Nirmala UI" w:hAnsi="Nirmala UI" w:cs="Nirmala UI"/>
-        </w:rPr>
-        <w:t>বুঝো</w:t>
-      </w:r>
-      <w:proofErr w:type="spellEnd"/>
-    </w:p>
-    <w:p>
-      <w:pPr>
-        <w:pStyle w:val="NormalWeb"/>
-      </w:pPr>
-      <w:r>
-        <w:rPr>
-          <w:rFonts w:ascii="Segoe UI Symbol" w:hAnsi="Segoe UI Symbol" w:cs="Segoe UI Symbol"/>
-        </w:rPr>
-        <w:t>👉</w:t>
-      </w:r>
-      <w:r>
-        <w:t xml:space="preserve"> M = 1110</w:t>
-      </w:r>
-    </w:p>
-    <w:p>
-      <w:pPr>
-        <w:pStyle w:val="NormalWeb"/>
-      </w:pPr>
-      <w:proofErr w:type="spellStart"/>
-      <w:r>
-        <w:rPr>
-          <w:rFonts w:ascii="Nirmala UI" w:hAnsi="Nirmala UI" w:cs="Nirmala UI"/>
-        </w:rPr>
         <w:t>মানে</w:t>
       </w:r>
       <w:proofErr w:type="spellEnd"/>
@@ -1089,8 +5190,8 @@
         <w:tblLook w:val="04A0" w:firstRow="1" w:lastRow="0" w:firstColumn="1" w:lastColumn="0" w:noHBand="0" w:noVBand="1"/>
       </w:tblPr>
       <w:tblGrid>
-        <w:gridCol w:w="329"/>
-        <w:gridCol w:w="738"/>
+        <w:gridCol w:w="352"/>
+        <w:gridCol w:w="799"/>
       </w:tblGrid>
       <w:tr>
         <w:trPr>
@@ -1109,12 +5210,16 @@
               <w:rPr>
                 <w:b/>
                 <w:bCs/>
+                <w:sz w:val="24"/>
+                <w:szCs w:val="24"/>
               </w:rPr>
             </w:pPr>
             <w:r>
               <w:rPr>
                 <w:b/>
                 <w:bCs/>
+                <w:sz w:val="24"/>
+                <w:szCs w:val="24"/>
               </w:rPr>
               <w:t>Bit</w:t>
             </w:r>
@@ -1132,12 +5237,16 @@
               <w:rPr>
                 <w:b/>
                 <w:bCs/>
+                <w:sz w:val="24"/>
+                <w:szCs w:val="24"/>
               </w:rPr>
             </w:pPr>
             <w:r>
               <w:rPr>
                 <w:b/>
                 <w:bCs/>
+                <w:sz w:val="24"/>
+                <w:szCs w:val="24"/>
               </w:rPr>
               <w:t>Weight</w:t>
             </w:r>
@@ -1155,7 +5264,17 @@
             <w:hideMark/>
           </w:tcPr>
           <w:p>
+            <w:pPr>
+              <w:rPr>
+                <w:sz w:val="24"/>
+                <w:szCs w:val="24"/>
+              </w:rPr>
+            </w:pPr>
             <w:r>
+              <w:rPr>
+                <w:sz w:val="24"/>
+                <w:szCs w:val="24"/>
+              </w:rPr>
               <w:t>1</w:t>
             </w:r>
           </w:p>
@@ -1167,7 +5286,17 @@
             <w:hideMark/>
           </w:tcPr>
           <w:p>
+            <w:pPr>
+              <w:rPr>
+                <w:sz w:val="24"/>
+                <w:szCs w:val="24"/>
+              </w:rPr>
+            </w:pPr>
             <w:r>
+              <w:rPr>
+                <w:sz w:val="24"/>
+                <w:szCs w:val="24"/>
+              </w:rPr>
               <w:t>18</w:t>
             </w:r>
           </w:p>
@@ -1184,7 +5313,17 @@
             <w:hideMark/>
           </w:tcPr>
           <w:p>
+            <w:pPr>
+              <w:rPr>
+                <w:sz w:val="24"/>
+                <w:szCs w:val="24"/>
+              </w:rPr>
+            </w:pPr>
             <w:r>
+              <w:rPr>
+                <w:sz w:val="24"/>
+                <w:szCs w:val="24"/>
+              </w:rPr>
               <w:t>1</w:t>
             </w:r>
           </w:p>
@@ -1196,7 +5335,17 @@
             <w:hideMark/>
           </w:tcPr>
           <w:p>
+            <w:pPr>
+              <w:rPr>
+                <w:sz w:val="24"/>
+                <w:szCs w:val="24"/>
+              </w:rPr>
+            </w:pPr>
             <w:r>
+              <w:rPr>
+                <w:sz w:val="24"/>
+                <w:szCs w:val="24"/>
+              </w:rPr>
               <w:t>30</w:t>
             </w:r>
           </w:p>
@@ -1213,7 +5362,17 @@
             <w:hideMark/>
           </w:tcPr>
           <w:p>
+            <w:pPr>
+              <w:rPr>
+                <w:sz w:val="24"/>
+                <w:szCs w:val="24"/>
+              </w:rPr>
+            </w:pPr>
             <w:r>
+              <w:rPr>
+                <w:sz w:val="24"/>
+                <w:szCs w:val="24"/>
+              </w:rPr>
               <w:t>1</w:t>
             </w:r>
           </w:p>
@@ -1225,7 +5384,17 @@
             <w:hideMark/>
           </w:tcPr>
           <w:p>
+            <w:pPr>
+              <w:rPr>
+                <w:sz w:val="24"/>
+                <w:szCs w:val="24"/>
+              </w:rPr>
+            </w:pPr>
             <w:r>
+              <w:rPr>
+                <w:sz w:val="24"/>
+                <w:szCs w:val="24"/>
+              </w:rPr>
               <w:t>25</w:t>
             </w:r>
           </w:p>
@@ -1242,7 +5411,17 @@
             <w:hideMark/>
           </w:tcPr>
           <w:p>
+            <w:pPr>
+              <w:rPr>
+                <w:sz w:val="24"/>
+                <w:szCs w:val="24"/>
+              </w:rPr>
+            </w:pPr>
             <w:r>
+              <w:rPr>
+                <w:sz w:val="24"/>
+                <w:szCs w:val="24"/>
+              </w:rPr>
               <w:t>0</w:t>
             </w:r>
           </w:p>
@@ -1254,7 +5433,17 @@
             <w:hideMark/>
           </w:tcPr>
           <w:p>
+            <w:pPr>
+              <w:rPr>
+                <w:sz w:val="24"/>
+                <w:szCs w:val="24"/>
+              </w:rPr>
+            </w:pPr>
             <w:r>
+              <w:rPr>
+                <w:sz w:val="24"/>
+                <w:szCs w:val="24"/>
+              </w:rPr>
               <w:t>44</w:t>
             </w:r>
           </w:p>
@@ -1436,6 +5625,10 @@
     <w:p>
       <w:pPr>
         <w:pStyle w:val="Heading1"/>
+        <w:rPr>
+          <w:sz w:val="24"/>
+          <w:szCs w:val="24"/>
+        </w:rPr>
       </w:pPr>
       <w:r>
         <w:rPr>
@@ -1501,12 +5694,16 @@
       <w:r>
         <w:rPr>
           <w:rStyle w:val="Strong"/>
+          <w:sz w:val="24"/>
+          <w:szCs w:val="24"/>
         </w:rPr>
         <w:br/>
       </w:r>
       <w:r>
         <w:rPr>
           <w:rStyle w:val="Strong"/>
+          <w:sz w:val="24"/>
+          <w:szCs w:val="24"/>
         </w:rPr>
         <w:br/>
       </w:r>
@@ -1573,8 +5770,6 @@
         </w:rPr>
         <w:t>.</w:t>
       </w:r>
-      <w:bookmarkStart w:id="0" w:name="_GoBack"/>
-      <w:bookmarkEnd w:id="0"/>
     </w:p>
     <w:p>
       <w:pPr>
@@ -1752,7 +5947,7 @@
           <w:szCs w:val="24"/>
         </w:rPr>
         <w:pict>
-          <v:rect id="_x0000_i1028" style="width:0;height:1.5pt" o:hralign="center" o:hrstd="t" o:hr="t" fillcolor="#a0a0a0" stroked="f"/>
+          <v:rect id="_x0000_i1025" style="width:0;height:1.5pt" o:hralign="center" o:hrstd="t" o:hr="t" fillcolor="#a0a0a0" stroked="f"/>
         </w:pict>
       </w:r>
     </w:p>
@@ -1778,7 +5973,6 @@
           <w:sz w:val="24"/>
           <w:szCs w:val="24"/>
         </w:rPr>
-        <w:lastRenderedPageBreak/>
         <w:t>🔹</w:t>
       </w:r>
       <w:r>
@@ -1910,6 +6104,7 @@
           <w:sz w:val="24"/>
           <w:szCs w:val="24"/>
         </w:rPr>
+        <w:lastRenderedPageBreak/>
         <w:t>Non-repudiation:</w:t>
       </w:r>
       <w:r>
@@ -2827,122 +7022,9 @@
     </w:lvl>
   </w:abstractNum>
   <w:abstractNum w:abstractNumId="3" w15:restartNumberingAfterBreak="0">
-    <w:nsid w:val="2F8D6DC4"/>
+    <w:nsid w:val="1CE25377"/>
     <w:multiLevelType w:val="multilevel"/>
-    <w:tmpl w:val="76C00BF6"/>
-    <w:lvl w:ilvl="0">
-      <w:start w:val="1"/>
-      <w:numFmt w:val="decimal"/>
-      <w:lvlText w:val="%1."/>
-      <w:lvlJc w:val="left"/>
-      <w:pPr>
-        <w:tabs>
-          <w:tab w:val="num" w:pos="720"/>
-        </w:tabs>
-        <w:ind w:left="720" w:hanging="360"/>
-      </w:pPr>
-    </w:lvl>
-    <w:lvl w:ilvl="1" w:tentative="1">
-      <w:start w:val="1"/>
-      <w:numFmt w:val="decimal"/>
-      <w:lvlText w:val="%2."/>
-      <w:lvlJc w:val="left"/>
-      <w:pPr>
-        <w:tabs>
-          <w:tab w:val="num" w:pos="1440"/>
-        </w:tabs>
-        <w:ind w:left="1440" w:hanging="360"/>
-      </w:pPr>
-    </w:lvl>
-    <w:lvl w:ilvl="2" w:tentative="1">
-      <w:start w:val="1"/>
-      <w:numFmt w:val="decimal"/>
-      <w:lvlText w:val="%3."/>
-      <w:lvlJc w:val="left"/>
-      <w:pPr>
-        <w:tabs>
-          <w:tab w:val="num" w:pos="2160"/>
-        </w:tabs>
-        <w:ind w:left="2160" w:hanging="360"/>
-      </w:pPr>
-    </w:lvl>
-    <w:lvl w:ilvl="3" w:tentative="1">
-      <w:start w:val="1"/>
-      <w:numFmt w:val="decimal"/>
-      <w:lvlText w:val="%4."/>
-      <w:lvlJc w:val="left"/>
-      <w:pPr>
-        <w:tabs>
-          <w:tab w:val="num" w:pos="2880"/>
-        </w:tabs>
-        <w:ind w:left="2880" w:hanging="360"/>
-      </w:pPr>
-    </w:lvl>
-    <w:lvl w:ilvl="4" w:tentative="1">
-      <w:start w:val="1"/>
-      <w:numFmt w:val="decimal"/>
-      <w:lvlText w:val="%5."/>
-      <w:lvlJc w:val="left"/>
-      <w:pPr>
-        <w:tabs>
-          <w:tab w:val="num" w:pos="3600"/>
-        </w:tabs>
-        <w:ind w:left="3600" w:hanging="360"/>
-      </w:pPr>
-    </w:lvl>
-    <w:lvl w:ilvl="5" w:tentative="1">
-      <w:start w:val="1"/>
-      <w:numFmt w:val="decimal"/>
-      <w:lvlText w:val="%6."/>
-      <w:lvlJc w:val="left"/>
-      <w:pPr>
-        <w:tabs>
-          <w:tab w:val="num" w:pos="4320"/>
-        </w:tabs>
-        <w:ind w:left="4320" w:hanging="360"/>
-      </w:pPr>
-    </w:lvl>
-    <w:lvl w:ilvl="6" w:tentative="1">
-      <w:start w:val="1"/>
-      <w:numFmt w:val="decimal"/>
-      <w:lvlText w:val="%7."/>
-      <w:lvlJc w:val="left"/>
-      <w:pPr>
-        <w:tabs>
-          <w:tab w:val="num" w:pos="5040"/>
-        </w:tabs>
-        <w:ind w:left="5040" w:hanging="360"/>
-      </w:pPr>
-    </w:lvl>
-    <w:lvl w:ilvl="7" w:tentative="1">
-      <w:start w:val="1"/>
-      <w:numFmt w:val="decimal"/>
-      <w:lvlText w:val="%8."/>
-      <w:lvlJc w:val="left"/>
-      <w:pPr>
-        <w:tabs>
-          <w:tab w:val="num" w:pos="5760"/>
-        </w:tabs>
-        <w:ind w:left="5760" w:hanging="360"/>
-      </w:pPr>
-    </w:lvl>
-    <w:lvl w:ilvl="8" w:tentative="1">
-      <w:start w:val="1"/>
-      <w:numFmt w:val="decimal"/>
-      <w:lvlText w:val="%9."/>
-      <w:lvlJc w:val="left"/>
-      <w:pPr>
-        <w:tabs>
-          <w:tab w:val="num" w:pos="6480"/>
-        </w:tabs>
-        <w:ind w:left="6480" w:hanging="360"/>
-      </w:pPr>
-    </w:lvl>
-  </w:abstractNum>
-  <w:abstractNum w:abstractNumId="4" w15:restartNumberingAfterBreak="0">
-    <w:nsid w:val="3495010F"/>
-    <w:multiLevelType w:val="multilevel"/>
-    <w:tmpl w:val="A3CC7ABA"/>
+    <w:tmpl w:val="918C0CCE"/>
     <w:lvl w:ilvl="0">
       <w:start w:val="1"/>
       <w:numFmt w:val="bullet"/>
@@ -3088,10 +7170,123 @@
       </w:rPr>
     </w:lvl>
   </w:abstractNum>
+  <w:abstractNum w:abstractNumId="4" w15:restartNumberingAfterBreak="0">
+    <w:nsid w:val="2F8D6DC4"/>
+    <w:multiLevelType w:val="multilevel"/>
+    <w:tmpl w:val="76C00BF6"/>
+    <w:lvl w:ilvl="0">
+      <w:start w:val="1"/>
+      <w:numFmt w:val="decimal"/>
+      <w:lvlText w:val="%1."/>
+      <w:lvlJc w:val="left"/>
+      <w:pPr>
+        <w:tabs>
+          <w:tab w:val="num" w:pos="720"/>
+        </w:tabs>
+        <w:ind w:left="720" w:hanging="360"/>
+      </w:pPr>
+    </w:lvl>
+    <w:lvl w:ilvl="1" w:tentative="1">
+      <w:start w:val="1"/>
+      <w:numFmt w:val="decimal"/>
+      <w:lvlText w:val="%2."/>
+      <w:lvlJc w:val="left"/>
+      <w:pPr>
+        <w:tabs>
+          <w:tab w:val="num" w:pos="1440"/>
+        </w:tabs>
+        <w:ind w:left="1440" w:hanging="360"/>
+      </w:pPr>
+    </w:lvl>
+    <w:lvl w:ilvl="2" w:tentative="1">
+      <w:start w:val="1"/>
+      <w:numFmt w:val="decimal"/>
+      <w:lvlText w:val="%3."/>
+      <w:lvlJc w:val="left"/>
+      <w:pPr>
+        <w:tabs>
+          <w:tab w:val="num" w:pos="2160"/>
+        </w:tabs>
+        <w:ind w:left="2160" w:hanging="360"/>
+      </w:pPr>
+    </w:lvl>
+    <w:lvl w:ilvl="3" w:tentative="1">
+      <w:start w:val="1"/>
+      <w:numFmt w:val="decimal"/>
+      <w:lvlText w:val="%4."/>
+      <w:lvlJc w:val="left"/>
+      <w:pPr>
+        <w:tabs>
+          <w:tab w:val="num" w:pos="2880"/>
+        </w:tabs>
+        <w:ind w:left="2880" w:hanging="360"/>
+      </w:pPr>
+    </w:lvl>
+    <w:lvl w:ilvl="4" w:tentative="1">
+      <w:start w:val="1"/>
+      <w:numFmt w:val="decimal"/>
+      <w:lvlText w:val="%5."/>
+      <w:lvlJc w:val="left"/>
+      <w:pPr>
+        <w:tabs>
+          <w:tab w:val="num" w:pos="3600"/>
+        </w:tabs>
+        <w:ind w:left="3600" w:hanging="360"/>
+      </w:pPr>
+    </w:lvl>
+    <w:lvl w:ilvl="5" w:tentative="1">
+      <w:start w:val="1"/>
+      <w:numFmt w:val="decimal"/>
+      <w:lvlText w:val="%6."/>
+      <w:lvlJc w:val="left"/>
+      <w:pPr>
+        <w:tabs>
+          <w:tab w:val="num" w:pos="4320"/>
+        </w:tabs>
+        <w:ind w:left="4320" w:hanging="360"/>
+      </w:pPr>
+    </w:lvl>
+    <w:lvl w:ilvl="6" w:tentative="1">
+      <w:start w:val="1"/>
+      <w:numFmt w:val="decimal"/>
+      <w:lvlText w:val="%7."/>
+      <w:lvlJc w:val="left"/>
+      <w:pPr>
+        <w:tabs>
+          <w:tab w:val="num" w:pos="5040"/>
+        </w:tabs>
+        <w:ind w:left="5040" w:hanging="360"/>
+      </w:pPr>
+    </w:lvl>
+    <w:lvl w:ilvl="7" w:tentative="1">
+      <w:start w:val="1"/>
+      <w:numFmt w:val="decimal"/>
+      <w:lvlText w:val="%8."/>
+      <w:lvlJc w:val="left"/>
+      <w:pPr>
+        <w:tabs>
+          <w:tab w:val="num" w:pos="5760"/>
+        </w:tabs>
+        <w:ind w:left="5760" w:hanging="360"/>
+      </w:pPr>
+    </w:lvl>
+    <w:lvl w:ilvl="8" w:tentative="1">
+      <w:start w:val="1"/>
+      <w:numFmt w:val="decimal"/>
+      <w:lvlText w:val="%9."/>
+      <w:lvlJc w:val="left"/>
+      <w:pPr>
+        <w:tabs>
+          <w:tab w:val="num" w:pos="6480"/>
+        </w:tabs>
+        <w:ind w:left="6480" w:hanging="360"/>
+      </w:pPr>
+    </w:lvl>
+  </w:abstractNum>
   <w:abstractNum w:abstractNumId="5" w15:restartNumberingAfterBreak="0">
-    <w:nsid w:val="6A3A0B64"/>
+    <w:nsid w:val="3495010F"/>
     <w:multiLevelType w:val="multilevel"/>
-    <w:tmpl w:val="3FA4FF42"/>
+    <w:tmpl w:val="A3CC7ABA"/>
     <w:lvl w:ilvl="0">
       <w:start w:val="1"/>
       <w:numFmt w:val="bullet"/>
@@ -3237,23 +7432,327 @@
       </w:rPr>
     </w:lvl>
   </w:abstractNum>
+  <w:abstractNum w:abstractNumId="6" w15:restartNumberingAfterBreak="0">
+    <w:nsid w:val="6A3A0B64"/>
+    <w:multiLevelType w:val="multilevel"/>
+    <w:tmpl w:val="3FA4FF42"/>
+    <w:lvl w:ilvl="0">
+      <w:start w:val="1"/>
+      <w:numFmt w:val="bullet"/>
+      <w:lvlText w:val=""/>
+      <w:lvlJc w:val="left"/>
+      <w:pPr>
+        <w:tabs>
+          <w:tab w:val="num" w:pos="720"/>
+        </w:tabs>
+        <w:ind w:left="720" w:hanging="360"/>
+      </w:pPr>
+      <w:rPr>
+        <w:rFonts w:ascii="Symbol" w:hAnsi="Symbol" w:hint="default"/>
+        <w:sz w:val="20"/>
+      </w:rPr>
+    </w:lvl>
+    <w:lvl w:ilvl="1" w:tentative="1">
+      <w:start w:val="1"/>
+      <w:numFmt w:val="bullet"/>
+      <w:lvlText w:val="o"/>
+      <w:lvlJc w:val="left"/>
+      <w:pPr>
+        <w:tabs>
+          <w:tab w:val="num" w:pos="1440"/>
+        </w:tabs>
+        <w:ind w:left="1440" w:hanging="360"/>
+      </w:pPr>
+      <w:rPr>
+        <w:rFonts w:ascii="Courier New" w:hAnsi="Courier New" w:hint="default"/>
+        <w:sz w:val="20"/>
+      </w:rPr>
+    </w:lvl>
+    <w:lvl w:ilvl="2" w:tentative="1">
+      <w:start w:val="1"/>
+      <w:numFmt w:val="bullet"/>
+      <w:lvlText w:val=""/>
+      <w:lvlJc w:val="left"/>
+      <w:pPr>
+        <w:tabs>
+          <w:tab w:val="num" w:pos="2160"/>
+        </w:tabs>
+        <w:ind w:left="2160" w:hanging="360"/>
+      </w:pPr>
+      <w:rPr>
+        <w:rFonts w:ascii="Wingdings" w:hAnsi="Wingdings" w:hint="default"/>
+        <w:sz w:val="20"/>
+      </w:rPr>
+    </w:lvl>
+    <w:lvl w:ilvl="3" w:tentative="1">
+      <w:start w:val="1"/>
+      <w:numFmt w:val="bullet"/>
+      <w:lvlText w:val=""/>
+      <w:lvlJc w:val="left"/>
+      <w:pPr>
+        <w:tabs>
+          <w:tab w:val="num" w:pos="2880"/>
+        </w:tabs>
+        <w:ind w:left="2880" w:hanging="360"/>
+      </w:pPr>
+      <w:rPr>
+        <w:rFonts w:ascii="Wingdings" w:hAnsi="Wingdings" w:hint="default"/>
+        <w:sz w:val="20"/>
+      </w:rPr>
+    </w:lvl>
+    <w:lvl w:ilvl="4" w:tentative="1">
+      <w:start w:val="1"/>
+      <w:numFmt w:val="bullet"/>
+      <w:lvlText w:val=""/>
+      <w:lvlJc w:val="left"/>
+      <w:pPr>
+        <w:tabs>
+          <w:tab w:val="num" w:pos="3600"/>
+        </w:tabs>
+        <w:ind w:left="3600" w:hanging="360"/>
+      </w:pPr>
+      <w:rPr>
+        <w:rFonts w:ascii="Wingdings" w:hAnsi="Wingdings" w:hint="default"/>
+        <w:sz w:val="20"/>
+      </w:rPr>
+    </w:lvl>
+    <w:lvl w:ilvl="5" w:tentative="1">
+      <w:start w:val="1"/>
+      <w:numFmt w:val="bullet"/>
+      <w:lvlText w:val=""/>
+      <w:lvlJc w:val="left"/>
+      <w:pPr>
+        <w:tabs>
+          <w:tab w:val="num" w:pos="4320"/>
+        </w:tabs>
+        <w:ind w:left="4320" w:hanging="360"/>
+      </w:pPr>
+      <w:rPr>
+        <w:rFonts w:ascii="Wingdings" w:hAnsi="Wingdings" w:hint="default"/>
+        <w:sz w:val="20"/>
+      </w:rPr>
+    </w:lvl>
+    <w:lvl w:ilvl="6" w:tentative="1">
+      <w:start w:val="1"/>
+      <w:numFmt w:val="bullet"/>
+      <w:lvlText w:val=""/>
+      <w:lvlJc w:val="left"/>
+      <w:pPr>
+        <w:tabs>
+          <w:tab w:val="num" w:pos="5040"/>
+        </w:tabs>
+        <w:ind w:left="5040" w:hanging="360"/>
+      </w:pPr>
+      <w:rPr>
+        <w:rFonts w:ascii="Wingdings" w:hAnsi="Wingdings" w:hint="default"/>
+        <w:sz w:val="20"/>
+      </w:rPr>
+    </w:lvl>
+    <w:lvl w:ilvl="7" w:tentative="1">
+      <w:start w:val="1"/>
+      <w:numFmt w:val="bullet"/>
+      <w:lvlText w:val=""/>
+      <w:lvlJc w:val="left"/>
+      <w:pPr>
+        <w:tabs>
+          <w:tab w:val="num" w:pos="5760"/>
+        </w:tabs>
+        <w:ind w:left="5760" w:hanging="360"/>
+      </w:pPr>
+      <w:rPr>
+        <w:rFonts w:ascii="Wingdings" w:hAnsi="Wingdings" w:hint="default"/>
+        <w:sz w:val="20"/>
+      </w:rPr>
+    </w:lvl>
+    <w:lvl w:ilvl="8" w:tentative="1">
+      <w:start w:val="1"/>
+      <w:numFmt w:val="bullet"/>
+      <w:lvlText w:val=""/>
+      <w:lvlJc w:val="left"/>
+      <w:pPr>
+        <w:tabs>
+          <w:tab w:val="num" w:pos="6480"/>
+        </w:tabs>
+        <w:ind w:left="6480" w:hanging="360"/>
+      </w:pPr>
+      <w:rPr>
+        <w:rFonts w:ascii="Wingdings" w:hAnsi="Wingdings" w:hint="default"/>
+        <w:sz w:val="20"/>
+      </w:rPr>
+    </w:lvl>
+  </w:abstractNum>
+  <w:abstractNum w:abstractNumId="7" w15:restartNumberingAfterBreak="0">
+    <w:nsid w:val="7FC57D3F"/>
+    <w:multiLevelType w:val="multilevel"/>
+    <w:tmpl w:val="584E2CB0"/>
+    <w:lvl w:ilvl="0">
+      <w:start w:val="1"/>
+      <w:numFmt w:val="bullet"/>
+      <w:lvlText w:val=""/>
+      <w:lvlJc w:val="left"/>
+      <w:pPr>
+        <w:tabs>
+          <w:tab w:val="num" w:pos="720"/>
+        </w:tabs>
+        <w:ind w:left="720" w:hanging="360"/>
+      </w:pPr>
+      <w:rPr>
+        <w:rFonts w:ascii="Symbol" w:hAnsi="Symbol" w:hint="default"/>
+        <w:sz w:val="20"/>
+      </w:rPr>
+    </w:lvl>
+    <w:lvl w:ilvl="1" w:tentative="1">
+      <w:start w:val="1"/>
+      <w:numFmt w:val="bullet"/>
+      <w:lvlText w:val=""/>
+      <w:lvlJc w:val="left"/>
+      <w:pPr>
+        <w:tabs>
+          <w:tab w:val="num" w:pos="1440"/>
+        </w:tabs>
+        <w:ind w:left="1440" w:hanging="360"/>
+      </w:pPr>
+      <w:rPr>
+        <w:rFonts w:ascii="Symbol" w:hAnsi="Symbol" w:hint="default"/>
+        <w:sz w:val="20"/>
+      </w:rPr>
+    </w:lvl>
+    <w:lvl w:ilvl="2" w:tentative="1">
+      <w:start w:val="1"/>
+      <w:numFmt w:val="bullet"/>
+      <w:lvlText w:val=""/>
+      <w:lvlJc w:val="left"/>
+      <w:pPr>
+        <w:tabs>
+          <w:tab w:val="num" w:pos="2160"/>
+        </w:tabs>
+        <w:ind w:left="2160" w:hanging="360"/>
+      </w:pPr>
+      <w:rPr>
+        <w:rFonts w:ascii="Symbol" w:hAnsi="Symbol" w:hint="default"/>
+        <w:sz w:val="20"/>
+      </w:rPr>
+    </w:lvl>
+    <w:lvl w:ilvl="3" w:tentative="1">
+      <w:start w:val="1"/>
+      <w:numFmt w:val="bullet"/>
+      <w:lvlText w:val=""/>
+      <w:lvlJc w:val="left"/>
+      <w:pPr>
+        <w:tabs>
+          <w:tab w:val="num" w:pos="2880"/>
+        </w:tabs>
+        <w:ind w:left="2880" w:hanging="360"/>
+      </w:pPr>
+      <w:rPr>
+        <w:rFonts w:ascii="Symbol" w:hAnsi="Symbol" w:hint="default"/>
+        <w:sz w:val="20"/>
+      </w:rPr>
+    </w:lvl>
+    <w:lvl w:ilvl="4" w:tentative="1">
+      <w:start w:val="1"/>
+      <w:numFmt w:val="bullet"/>
+      <w:lvlText w:val=""/>
+      <w:lvlJc w:val="left"/>
+      <w:pPr>
+        <w:tabs>
+          <w:tab w:val="num" w:pos="3600"/>
+        </w:tabs>
+        <w:ind w:left="3600" w:hanging="360"/>
+      </w:pPr>
+      <w:rPr>
+        <w:rFonts w:ascii="Symbol" w:hAnsi="Symbol" w:hint="default"/>
+        <w:sz w:val="20"/>
+      </w:rPr>
+    </w:lvl>
+    <w:lvl w:ilvl="5" w:tentative="1">
+      <w:start w:val="1"/>
+      <w:numFmt w:val="bullet"/>
+      <w:lvlText w:val=""/>
+      <w:lvlJc w:val="left"/>
+      <w:pPr>
+        <w:tabs>
+          <w:tab w:val="num" w:pos="4320"/>
+        </w:tabs>
+        <w:ind w:left="4320" w:hanging="360"/>
+      </w:pPr>
+      <w:rPr>
+        <w:rFonts w:ascii="Symbol" w:hAnsi="Symbol" w:hint="default"/>
+        <w:sz w:val="20"/>
+      </w:rPr>
+    </w:lvl>
+    <w:lvl w:ilvl="6" w:tentative="1">
+      <w:start w:val="1"/>
+      <w:numFmt w:val="bullet"/>
+      <w:lvlText w:val=""/>
+      <w:lvlJc w:val="left"/>
+      <w:pPr>
+        <w:tabs>
+          <w:tab w:val="num" w:pos="5040"/>
+        </w:tabs>
+        <w:ind w:left="5040" w:hanging="360"/>
+      </w:pPr>
+      <w:rPr>
+        <w:rFonts w:ascii="Symbol" w:hAnsi="Symbol" w:hint="default"/>
+        <w:sz w:val="20"/>
+      </w:rPr>
+    </w:lvl>
+    <w:lvl w:ilvl="7" w:tentative="1">
+      <w:start w:val="1"/>
+      <w:numFmt w:val="bullet"/>
+      <w:lvlText w:val=""/>
+      <w:lvlJc w:val="left"/>
+      <w:pPr>
+        <w:tabs>
+          <w:tab w:val="num" w:pos="5760"/>
+        </w:tabs>
+        <w:ind w:left="5760" w:hanging="360"/>
+      </w:pPr>
+      <w:rPr>
+        <w:rFonts w:ascii="Symbol" w:hAnsi="Symbol" w:hint="default"/>
+        <w:sz w:val="20"/>
+      </w:rPr>
+    </w:lvl>
+    <w:lvl w:ilvl="8" w:tentative="1">
+      <w:start w:val="1"/>
+      <w:numFmt w:val="bullet"/>
+      <w:lvlText w:val=""/>
+      <w:lvlJc w:val="left"/>
+      <w:pPr>
+        <w:tabs>
+          <w:tab w:val="num" w:pos="6480"/>
+        </w:tabs>
+        <w:ind w:left="6480" w:hanging="360"/>
+      </w:pPr>
+      <w:rPr>
+        <w:rFonts w:ascii="Symbol" w:hAnsi="Symbol" w:hint="default"/>
+        <w:sz w:val="20"/>
+      </w:rPr>
+    </w:lvl>
+  </w:abstractNum>
   <w:num w:numId="1">
-    <w:abstractNumId w:val="4"/>
+    <w:abstractNumId w:val="5"/>
   </w:num>
   <w:num w:numId="2">
-    <w:abstractNumId w:val="5"/>
+    <w:abstractNumId w:val="6"/>
   </w:num>
   <w:num w:numId="3">
     <w:abstractNumId w:val="2"/>
   </w:num>
   <w:num w:numId="4">
-    <w:abstractNumId w:val="3"/>
+    <w:abstractNumId w:val="4"/>
   </w:num>
   <w:num w:numId="5">
     <w:abstractNumId w:val="1"/>
   </w:num>
   <w:num w:numId="6">
     <w:abstractNumId w:val="0"/>
+  </w:num>
+  <w:num w:numId="7">
+    <w:abstractNumId w:val="3"/>
+  </w:num>
+  <w:num w:numId="8">
+    <w:abstractNumId w:val="7"/>
   </w:num>
 </w:numbering>
 </file>
@@ -3720,7 +8219,6 @@
   <w:style w:type="character" w:default="1" w:styleId="DefaultParagraphFont">
     <w:name w:val="Default Paragraph Font"/>
     <w:uiPriority w:val="1"/>
-    <w:semiHidden/>
     <w:unhideWhenUsed/>
   </w:style>
   <w:style w:type="table" w:default="1" w:styleId="TableNormal">
@@ -3811,6 +8309,41 @@
       <w:sz w:val="24"/>
       <w:szCs w:val="24"/>
     </w:rPr>
+  </w:style>
+  <w:style w:type="character" w:customStyle="1" w:styleId="katex-mathml">
+    <w:name w:val="katex-mathml"/>
+    <w:basedOn w:val="DefaultParagraphFont"/>
+    <w:rsid w:val="00A92754"/>
+  </w:style>
+  <w:style w:type="character" w:customStyle="1" w:styleId="mord">
+    <w:name w:val="mord"/>
+    <w:basedOn w:val="DefaultParagraphFont"/>
+    <w:rsid w:val="00A92754"/>
+  </w:style>
+  <w:style w:type="character" w:customStyle="1" w:styleId="mrel">
+    <w:name w:val="mrel"/>
+    <w:basedOn w:val="DefaultParagraphFont"/>
+    <w:rsid w:val="00A92754"/>
+  </w:style>
+  <w:style w:type="character" w:customStyle="1" w:styleId="mbin">
+    <w:name w:val="mbin"/>
+    <w:basedOn w:val="DefaultParagraphFont"/>
+    <w:rsid w:val="00A92754"/>
+  </w:style>
+  <w:style w:type="character" w:customStyle="1" w:styleId="mopen">
+    <w:name w:val="mopen"/>
+    <w:basedOn w:val="DefaultParagraphFont"/>
+    <w:rsid w:val="00494336"/>
+  </w:style>
+  <w:style w:type="character" w:customStyle="1" w:styleId="mclose">
+    <w:name w:val="mclose"/>
+    <w:basedOn w:val="DefaultParagraphFont"/>
+    <w:rsid w:val="00494336"/>
+  </w:style>
+  <w:style w:type="character" w:customStyle="1" w:styleId="mpunct">
+    <w:name w:val="mpunct"/>
+    <w:basedOn w:val="DefaultParagraphFont"/>
+    <w:rsid w:val="00DA6AB0"/>
   </w:style>
 </w:styles>
 </file>

--- a/Information Security/7.Note_Lecture_7_.docx
+++ b/Information Security/7.Note_Lecture_7_.docx
@@ -482,15 +482,7 @@
           <w:sz w:val="24"/>
           <w:szCs w:val="24"/>
         </w:rPr>
-        <w:t xml:space="preserve"> </w:t>
-      </w:r>
-      <w:r>
-        <w:rPr>
-          <w:rFonts w:ascii="Times New Roman" w:eastAsia="Times New Roman" w:hAnsi="Times New Roman" w:cs="Times New Roman"/>
-          <w:sz w:val="24"/>
-          <w:szCs w:val="24"/>
-        </w:rPr>
-        <w:t>mod 33</w:t>
+        <w:t xml:space="preserve"> mod 33</w:t>
       </w:r>
       <w:r>
         <w:rPr>
@@ -606,12 +598,6 @@
           <w:szCs w:val="28"/>
         </w:rPr>
         <w:br/>
-      </w:r>
-      <w:r>
-        <w:rPr>
-          <w:sz w:val="28"/>
-          <w:szCs w:val="28"/>
-        </w:rPr>
         <w:t>p = 11, q = 13</w:t>
       </w:r>
       <w:r>
@@ -620,12 +606,6 @@
           <w:szCs w:val="28"/>
         </w:rPr>
         <w:br/>
-      </w:r>
-      <w:r>
-        <w:rPr>
-          <w:sz w:val="28"/>
-          <w:szCs w:val="28"/>
-        </w:rPr>
         <w:t xml:space="preserve">Step 1: Compute Modulus </w:t>
       </w:r>
       <w:r>
@@ -827,15 +807,7 @@
           <w:sz w:val="28"/>
           <w:szCs w:val="28"/>
         </w:rPr>
-        <w:t xml:space="preserve"> </w:t>
-      </w:r>
-      <w:r>
-        <w:rPr>
-          <w:rStyle w:val="mopen"/>
-          <w:sz w:val="28"/>
-          <w:szCs w:val="28"/>
-        </w:rPr>
-        <w:t>(</w:t>
+        <w:t xml:space="preserve"> (</w:t>
       </w:r>
       <w:r>
         <w:rPr>
@@ -3582,6 +3554,8 @@
         <w:rPr>
           <w:b w:val="0"/>
           <w:color w:val="FF0000"/>
+          <w:sz w:val="28"/>
+          <w:szCs w:val="28"/>
         </w:rPr>
         <w:lastRenderedPageBreak/>
         <w:t xml:space="preserve">RSA Decryption Using the private key d=103 and modulus N=143, decrypt the </w:t>
@@ -3591,6 +3565,8 @@
         <w:rPr>
           <w:b w:val="0"/>
           <w:color w:val="FF0000"/>
+          <w:sz w:val="28"/>
+          <w:szCs w:val="28"/>
         </w:rPr>
         <w:t>ciphertext</w:t>
       </w:r>
@@ -3599,6 +3575,8 @@
         <w:rPr>
           <w:b w:val="0"/>
           <w:color w:val="FF0000"/>
+          <w:sz w:val="28"/>
+          <w:szCs w:val="28"/>
         </w:rPr>
         <w:t xml:space="preserve"> C=100. Show the complete calculation.</w:t>
       </w:r>
@@ -3658,7 +3636,23 @@
           <w:sz w:val="24"/>
           <w:szCs w:val="24"/>
         </w:rPr>
-        <w:t xml:space="preserve">-Hellman Key Exchange Alice and Bob use the </w:t>
+        <w:t>-Hellman Key Exchange Alice an</w:t>
+      </w:r>
+      <w:r>
+        <w:rPr>
+          <w:color w:val="C00000"/>
+          <w:sz w:val="24"/>
+          <w:szCs w:val="24"/>
+        </w:rPr>
+        <w:t xml:space="preserve"> </w:t>
+      </w:r>
+      <w:r>
+        <w:rPr>
+          <w:color w:val="C00000"/>
+          <w:sz w:val="24"/>
+          <w:szCs w:val="24"/>
+        </w:rPr>
+        <w:t xml:space="preserve">d Bob use the </w:t>
       </w:r>
       <w:proofErr w:type="spellStart"/>
       <w:r>
@@ -4322,6 +4316,739 @@
     </w:p>
     <w:p>
       <w:pPr>
+        <w:pStyle w:val="Heading2"/>
+      </w:pPr>
+      <w:r>
+        <w:rPr>
+          <w:rFonts w:ascii="Segoe UI" w:hAnsi="Segoe UI" w:cs="Segoe UI"/>
+          <w:color w:val="0D0D0D"/>
+          <w:sz w:val="24"/>
+          <w:szCs w:val="24"/>
+        </w:rPr>
+        <w:t>Given:</w:t>
+      </w:r>
+      <w:r>
+        <w:rPr>
+          <w:rFonts w:ascii="Segoe UI" w:hAnsi="Segoe UI" w:cs="Segoe UI"/>
+          <w:color w:val="0D0D0D"/>
+          <w:sz w:val="24"/>
+          <w:szCs w:val="24"/>
+        </w:rPr>
+        <w:br/>
+        <w:t>General knapsack: (10, 15, 5, 8)</w:t>
+      </w:r>
+      <w:r>
+        <w:rPr>
+          <w:rFonts w:ascii="Segoe UI" w:hAnsi="Segoe UI" w:cs="Segoe UI"/>
+          <w:color w:val="0D0D0D"/>
+          <w:sz w:val="24"/>
+          <w:szCs w:val="24"/>
+        </w:rPr>
+        <w:br/>
+        <w:t>C = 23</w:t>
+      </w:r>
+      <w:r>
+        <w:rPr>
+          <w:rFonts w:ascii="Segoe UI" w:hAnsi="Segoe UI" w:cs="Segoe UI"/>
+          <w:b/>
+          <w:color w:val="0D0D0D"/>
+          <w:sz w:val="24"/>
+          <w:szCs w:val="24"/>
+        </w:rPr>
+        <w:br/>
+      </w:r>
+      <w:r>
+        <w:rPr>
+          <w:rFonts w:ascii="Segoe UI" w:hAnsi="Segoe UI" w:cs="Segoe UI"/>
+          <w:b/>
+          <w:color w:val="0D0D0D"/>
+          <w:sz w:val="24"/>
+          <w:szCs w:val="24"/>
+        </w:rPr>
+        <w:br/>
+      </w:r>
+      <w:r>
+        <w:rPr>
+          <w:rFonts w:ascii="Segoe UI Symbol" w:hAnsi="Segoe UI Symbol" w:cs="Segoe UI Symbol"/>
+        </w:rPr>
+        <w:t>✔</w:t>
+      </w:r>
+      <w:r>
+        <w:t>️ Given:</w:t>
+      </w:r>
+    </w:p>
+    <w:p>
+      <w:pPr>
+        <w:pStyle w:val="NormalWeb"/>
+      </w:pPr>
+      <w:r>
+        <w:t>General knapsack = (10, 15, 5, 8)</w:t>
+      </w:r>
+      <w:r>
+        <w:br/>
+      </w:r>
+      <w:proofErr w:type="spellStart"/>
+      <w:r>
+        <w:t>Ciphertext</w:t>
+      </w:r>
+      <w:proofErr w:type="spellEnd"/>
+      <w:r>
+        <w:t xml:space="preserve"> </w:t>
+      </w:r>
+      <w:r>
+        <w:rPr>
+          <w:rStyle w:val="mrel"/>
+        </w:rPr>
+        <w:t>=</w:t>
+      </w:r>
+      <w:r>
+        <w:rPr>
+          <w:rStyle w:val="mord"/>
+        </w:rPr>
+        <w:t>23</w:t>
+      </w:r>
+      <w:bookmarkStart w:id="0" w:name="_GoBack"/>
+      <w:bookmarkEnd w:id="0"/>
+    </w:p>
+    <w:p>
+      <w:pPr>
+        <w:pStyle w:val="NormalWeb"/>
+      </w:pPr>
+      <w:proofErr w:type="spellStart"/>
+      <w:r>
+        <w:rPr>
+          <w:rFonts w:ascii="Nirmala UI" w:hAnsi="Nirmala UI" w:cs="Nirmala UI"/>
+        </w:rPr>
+        <w:t>আমাদের</w:t>
+      </w:r>
+      <w:proofErr w:type="spellEnd"/>
+      <w:r>
+        <w:t xml:space="preserve"> </w:t>
+      </w:r>
+      <w:proofErr w:type="spellStart"/>
+      <w:r>
+        <w:rPr>
+          <w:rFonts w:ascii="Nirmala UI" w:hAnsi="Nirmala UI" w:cs="Nirmala UI"/>
+        </w:rPr>
+        <w:t>কাজ</w:t>
+      </w:r>
+      <w:proofErr w:type="spellEnd"/>
+      <w:r>
+        <w:t xml:space="preserve">: </w:t>
+      </w:r>
+      <w:proofErr w:type="spellStart"/>
+      <w:r>
+        <w:rPr>
+          <w:rStyle w:val="Strong"/>
+          <w:rFonts w:ascii="Nirmala UI" w:hAnsi="Nirmala UI" w:cs="Nirmala UI"/>
+        </w:rPr>
+        <w:t>কোন</w:t>
+      </w:r>
+      <w:proofErr w:type="spellEnd"/>
+      <w:r>
+        <w:rPr>
+          <w:rStyle w:val="Strong"/>
+        </w:rPr>
+        <w:t xml:space="preserve"> </w:t>
+      </w:r>
+      <w:proofErr w:type="spellStart"/>
+      <w:r>
+        <w:rPr>
+          <w:rStyle w:val="Strong"/>
+          <w:rFonts w:ascii="Nirmala UI" w:hAnsi="Nirmala UI" w:cs="Nirmala UI"/>
+        </w:rPr>
+        <w:t>কোন</w:t>
+      </w:r>
+      <w:proofErr w:type="spellEnd"/>
+      <w:r>
+        <w:rPr>
+          <w:rStyle w:val="Strong"/>
+        </w:rPr>
+        <w:t xml:space="preserve"> </w:t>
+      </w:r>
+      <w:proofErr w:type="spellStart"/>
+      <w:r>
+        <w:rPr>
+          <w:rStyle w:val="Strong"/>
+          <w:rFonts w:ascii="Nirmala UI" w:hAnsi="Nirmala UI" w:cs="Nirmala UI"/>
+        </w:rPr>
+        <w:t>সংখ্যা</w:t>
+      </w:r>
+      <w:proofErr w:type="spellEnd"/>
+      <w:r>
+        <w:rPr>
+          <w:rStyle w:val="Strong"/>
+        </w:rPr>
+        <w:t xml:space="preserve"> </w:t>
+      </w:r>
+      <w:proofErr w:type="spellStart"/>
+      <w:r>
+        <w:rPr>
+          <w:rStyle w:val="Strong"/>
+          <w:rFonts w:ascii="Nirmala UI" w:hAnsi="Nirmala UI" w:cs="Nirmala UI"/>
+        </w:rPr>
+        <w:t>যোগ</w:t>
+      </w:r>
+      <w:proofErr w:type="spellEnd"/>
+      <w:r>
+        <w:rPr>
+          <w:rStyle w:val="Strong"/>
+        </w:rPr>
+        <w:t xml:space="preserve"> </w:t>
+      </w:r>
+      <w:proofErr w:type="spellStart"/>
+      <w:r>
+        <w:rPr>
+          <w:rStyle w:val="Strong"/>
+          <w:rFonts w:ascii="Nirmala UI" w:hAnsi="Nirmala UI" w:cs="Nirmala UI"/>
+        </w:rPr>
+        <w:t>করে</w:t>
+      </w:r>
+      <w:proofErr w:type="spellEnd"/>
+      <w:r>
+        <w:rPr>
+          <w:rStyle w:val="Strong"/>
+        </w:rPr>
+        <w:t xml:space="preserve"> 23 </w:t>
+      </w:r>
+      <w:proofErr w:type="spellStart"/>
+      <w:r>
+        <w:rPr>
+          <w:rStyle w:val="Strong"/>
+          <w:rFonts w:ascii="Nirmala UI" w:hAnsi="Nirmala UI" w:cs="Nirmala UI"/>
+        </w:rPr>
+        <w:t>হয়</w:t>
+      </w:r>
+      <w:proofErr w:type="spellEnd"/>
+      <w:r>
+        <w:rPr>
+          <w:rStyle w:val="Strong"/>
+        </w:rPr>
+        <w:t xml:space="preserve"> → </w:t>
+      </w:r>
+      <w:proofErr w:type="spellStart"/>
+      <w:r>
+        <w:rPr>
+          <w:rStyle w:val="Strong"/>
+          <w:rFonts w:ascii="Nirmala UI" w:hAnsi="Nirmala UI" w:cs="Nirmala UI"/>
+        </w:rPr>
+        <w:t>সেটা</w:t>
+      </w:r>
+      <w:proofErr w:type="spellEnd"/>
+      <w:r>
+        <w:rPr>
+          <w:rStyle w:val="Strong"/>
+        </w:rPr>
+        <w:t xml:space="preserve"> binary </w:t>
+      </w:r>
+      <w:proofErr w:type="spellStart"/>
+      <w:r>
+        <w:rPr>
+          <w:rStyle w:val="Strong"/>
+          <w:rFonts w:ascii="Nirmala UI" w:hAnsi="Nirmala UI" w:cs="Nirmala UI"/>
+        </w:rPr>
+        <w:t>হিসেবে</w:t>
+      </w:r>
+      <w:proofErr w:type="spellEnd"/>
+      <w:r>
+        <w:rPr>
+          <w:rStyle w:val="Strong"/>
+        </w:rPr>
+        <w:t xml:space="preserve"> </w:t>
+      </w:r>
+      <w:proofErr w:type="spellStart"/>
+      <w:r>
+        <w:rPr>
+          <w:rStyle w:val="Strong"/>
+          <w:rFonts w:ascii="Nirmala UI" w:hAnsi="Nirmala UI" w:cs="Nirmala UI"/>
+        </w:rPr>
+        <w:t>লিখবো</w:t>
+      </w:r>
+      <w:proofErr w:type="spellEnd"/>
+    </w:p>
+    <w:p>
+      <w:pPr>
+        <w:pStyle w:val="Heading2"/>
+      </w:pPr>
+      <w:r>
+        <w:rPr>
+          <w:rFonts w:ascii="Segoe UI Symbol" w:hAnsi="Segoe UI Symbol" w:cs="Segoe UI Symbol"/>
+        </w:rPr>
+        <w:t>✔</w:t>
+      </w:r>
+      <w:r>
+        <w:t xml:space="preserve">️ Step 1: Largest </w:t>
+      </w:r>
+      <w:proofErr w:type="spellStart"/>
+      <w:r>
+        <w:rPr>
+          <w:rFonts w:ascii="Nirmala UI" w:hAnsi="Nirmala UI" w:cs="Nirmala UI"/>
+        </w:rPr>
+        <w:t>থেকে</w:t>
+      </w:r>
+      <w:proofErr w:type="spellEnd"/>
+      <w:r>
+        <w:t xml:space="preserve"> </w:t>
+      </w:r>
+      <w:proofErr w:type="spellStart"/>
+      <w:r>
+        <w:rPr>
+          <w:rFonts w:ascii="Nirmala UI" w:hAnsi="Nirmala UI" w:cs="Nirmala UI"/>
+        </w:rPr>
+        <w:t>শুরু</w:t>
+      </w:r>
+      <w:proofErr w:type="spellEnd"/>
+      <w:r>
+        <w:t xml:space="preserve"> </w:t>
+      </w:r>
+      <w:proofErr w:type="spellStart"/>
+      <w:r>
+        <w:rPr>
+          <w:rFonts w:ascii="Nirmala UI" w:hAnsi="Nirmala UI" w:cs="Nirmala UI"/>
+        </w:rPr>
+        <w:t>করি</w:t>
+      </w:r>
+      <w:proofErr w:type="spellEnd"/>
+      <w:r>
+        <w:t xml:space="preserve"> (greedy way)</w:t>
+      </w:r>
+    </w:p>
+    <w:p>
+      <w:pPr>
+        <w:pStyle w:val="NormalWeb"/>
+      </w:pPr>
+      <w:r>
+        <w:rPr>
+          <w:rFonts w:ascii="Segoe UI Symbol" w:hAnsi="Segoe UI Symbol" w:cs="Segoe UI Symbol"/>
+        </w:rPr>
+        <w:t>👉</w:t>
+      </w:r>
+      <w:r>
+        <w:t xml:space="preserve"> 23 </w:t>
+      </w:r>
+      <w:proofErr w:type="spellStart"/>
+      <w:r>
+        <w:rPr>
+          <w:rFonts w:ascii="Nirmala UI" w:hAnsi="Nirmala UI" w:cs="Nirmala UI"/>
+        </w:rPr>
+        <w:t>থেকে</w:t>
+      </w:r>
+      <w:proofErr w:type="spellEnd"/>
+      <w:r>
+        <w:t xml:space="preserve"> </w:t>
+      </w:r>
+      <w:proofErr w:type="spellStart"/>
+      <w:r>
+        <w:rPr>
+          <w:rFonts w:ascii="Nirmala UI" w:hAnsi="Nirmala UI" w:cs="Nirmala UI"/>
+        </w:rPr>
+        <w:t>শুরু</w:t>
+      </w:r>
+      <w:proofErr w:type="spellEnd"/>
+    </w:p>
+    <w:p>
+      <w:pPr>
+        <w:pStyle w:val="Heading3"/>
+      </w:pPr>
+      <w:r>
+        <w:rPr>
+          <w:rFonts w:ascii="Segoe UI Symbol" w:hAnsi="Segoe UI Symbol" w:cs="Segoe UI Symbol"/>
+        </w:rPr>
+        <w:t>🔹</w:t>
+      </w:r>
+      <w:r>
+        <w:t xml:space="preserve"> 8 check </w:t>
+      </w:r>
+      <w:proofErr w:type="spellStart"/>
+      <w:r>
+        <w:rPr>
+          <w:rFonts w:ascii="Nirmala UI" w:hAnsi="Nirmala UI" w:cs="Nirmala UI"/>
+        </w:rPr>
+        <w:t>করি</w:t>
+      </w:r>
+      <w:proofErr w:type="spellEnd"/>
+      <w:r>
+        <w:t>:</w:t>
+      </w:r>
+    </w:p>
+    <w:p>
+      <w:pPr>
+        <w:pStyle w:val="NormalWeb"/>
+      </w:pPr>
+      <w:r>
+        <w:t xml:space="preserve">23 ≥ 8 → </w:t>
+      </w:r>
+      <w:proofErr w:type="spellStart"/>
+      <w:r>
+        <w:rPr>
+          <w:rFonts w:ascii="Nirmala UI" w:hAnsi="Nirmala UI" w:cs="Nirmala UI"/>
+        </w:rPr>
+        <w:t>নেবো</w:t>
+      </w:r>
+      <w:proofErr w:type="spellEnd"/>
+      <w:r>
+        <w:br/>
+      </w:r>
+      <w:r>
+        <w:rPr>
+          <w:rFonts w:ascii="Segoe UI Symbol" w:hAnsi="Segoe UI Symbol" w:cs="Segoe UI Symbol"/>
+        </w:rPr>
+        <w:t>👉</w:t>
+      </w:r>
+      <w:r>
+        <w:t xml:space="preserve"> 23 − 8 = 15</w:t>
+      </w:r>
+      <w:r>
+        <w:br/>
+      </w:r>
+      <w:r>
+        <w:rPr>
+          <w:rFonts w:ascii="Segoe UI Symbol" w:hAnsi="Segoe UI Symbol" w:cs="Segoe UI Symbol"/>
+        </w:rPr>
+        <w:t>➡️</w:t>
+      </w:r>
+      <w:r>
+        <w:t xml:space="preserve"> bit = 1</w:t>
+      </w:r>
+    </w:p>
+    <w:p>
+      <w:pPr>
+        <w:pStyle w:val="Heading3"/>
+      </w:pPr>
+      <w:r>
+        <w:rPr>
+          <w:rFonts w:ascii="Segoe UI Symbol" w:hAnsi="Segoe UI Symbol" w:cs="Segoe UI Symbol"/>
+        </w:rPr>
+        <w:t>🔹</w:t>
+      </w:r>
+      <w:r>
+        <w:t xml:space="preserve"> 5 check </w:t>
+      </w:r>
+      <w:proofErr w:type="spellStart"/>
+      <w:r>
+        <w:rPr>
+          <w:rFonts w:ascii="Nirmala UI" w:hAnsi="Nirmala UI" w:cs="Nirmala UI"/>
+        </w:rPr>
+        <w:t>করি</w:t>
+      </w:r>
+      <w:proofErr w:type="spellEnd"/>
+      <w:r>
+        <w:t>:</w:t>
+      </w:r>
+    </w:p>
+    <w:p>
+      <w:pPr>
+        <w:pStyle w:val="NormalWeb"/>
+      </w:pPr>
+      <w:r>
+        <w:t xml:space="preserve">15 ≥ 5 → </w:t>
+      </w:r>
+      <w:proofErr w:type="spellStart"/>
+      <w:r>
+        <w:rPr>
+          <w:rFonts w:ascii="Nirmala UI" w:hAnsi="Nirmala UI" w:cs="Nirmala UI"/>
+        </w:rPr>
+        <w:t>নেবো</w:t>
+      </w:r>
+      <w:proofErr w:type="spellEnd"/>
+      <w:r>
+        <w:br/>
+      </w:r>
+      <w:r>
+        <w:rPr>
+          <w:rFonts w:ascii="Segoe UI Symbol" w:hAnsi="Segoe UI Symbol" w:cs="Segoe UI Symbol"/>
+        </w:rPr>
+        <w:t>👉</w:t>
+      </w:r>
+      <w:r>
+        <w:t xml:space="preserve"> 15 − 5 = 10</w:t>
+      </w:r>
+      <w:r>
+        <w:br/>
+      </w:r>
+      <w:r>
+        <w:rPr>
+          <w:rFonts w:ascii="Segoe UI Symbol" w:hAnsi="Segoe UI Symbol" w:cs="Segoe UI Symbol"/>
+        </w:rPr>
+        <w:t>➡️</w:t>
+      </w:r>
+      <w:r>
+        <w:t xml:space="preserve"> bit = 1</w:t>
+      </w:r>
+    </w:p>
+    <w:p>
+      <w:r>
+        <w:pict>
+          <v:rect id="_x0000_i1028" style="width:0;height:1.5pt" o:hralign="center" o:hrstd="t" o:hr="t" fillcolor="#a0a0a0" stroked="f"/>
+        </w:pict>
+      </w:r>
+    </w:p>
+    <w:p>
+      <w:pPr>
+        <w:pStyle w:val="Heading3"/>
+      </w:pPr>
+      <w:r>
+        <w:rPr>
+          <w:rFonts w:ascii="Segoe UI Symbol" w:hAnsi="Segoe UI Symbol" w:cs="Segoe UI Symbol"/>
+        </w:rPr>
+        <w:lastRenderedPageBreak/>
+        <w:t>🔹</w:t>
+      </w:r>
+      <w:r>
+        <w:t xml:space="preserve"> 15 check </w:t>
+      </w:r>
+      <w:proofErr w:type="spellStart"/>
+      <w:r>
+        <w:rPr>
+          <w:rFonts w:ascii="Nirmala UI" w:hAnsi="Nirmala UI" w:cs="Nirmala UI"/>
+        </w:rPr>
+        <w:t>করি</w:t>
+      </w:r>
+      <w:proofErr w:type="spellEnd"/>
+      <w:r>
+        <w:t>:</w:t>
+      </w:r>
+    </w:p>
+    <w:p>
+      <w:pPr>
+        <w:pStyle w:val="NormalWeb"/>
+      </w:pPr>
+      <w:r>
+        <w:t xml:space="preserve">10 &lt; 15 → </w:t>
+      </w:r>
+      <w:proofErr w:type="spellStart"/>
+      <w:r>
+        <w:rPr>
+          <w:rFonts w:ascii="Nirmala UI" w:hAnsi="Nirmala UI" w:cs="Nirmala UI"/>
+        </w:rPr>
+        <w:t>নেওয়া</w:t>
+      </w:r>
+      <w:proofErr w:type="spellEnd"/>
+      <w:r>
+        <w:t xml:space="preserve"> </w:t>
+      </w:r>
+      <w:proofErr w:type="spellStart"/>
+      <w:r>
+        <w:rPr>
+          <w:rFonts w:ascii="Nirmala UI" w:hAnsi="Nirmala UI" w:cs="Nirmala UI"/>
+        </w:rPr>
+        <w:t>যাবে</w:t>
+      </w:r>
+      <w:proofErr w:type="spellEnd"/>
+      <w:r>
+        <w:t xml:space="preserve"> </w:t>
+      </w:r>
+      <w:proofErr w:type="spellStart"/>
+      <w:r>
+        <w:rPr>
+          <w:rFonts w:ascii="Nirmala UI" w:hAnsi="Nirmala UI" w:cs="Nirmala UI"/>
+        </w:rPr>
+        <w:t>না</w:t>
+      </w:r>
+      <w:proofErr w:type="spellEnd"/>
+      <w:r>
+        <w:br/>
+      </w:r>
+      <w:r>
+        <w:rPr>
+          <w:rFonts w:ascii="Segoe UI Symbol" w:hAnsi="Segoe UI Symbol" w:cs="Segoe UI Symbol"/>
+        </w:rPr>
+        <w:t>➡️</w:t>
+      </w:r>
+      <w:r>
+        <w:t xml:space="preserve"> bit = 0</w:t>
+      </w:r>
+    </w:p>
+    <w:p>
+      <w:pPr>
+        <w:pStyle w:val="Heading3"/>
+      </w:pPr>
+      <w:r>
+        <w:rPr>
+          <w:rFonts w:ascii="Segoe UI Symbol" w:hAnsi="Segoe UI Symbol" w:cs="Segoe UI Symbol"/>
+        </w:rPr>
+        <w:t>🔹</w:t>
+      </w:r>
+      <w:r>
+        <w:t xml:space="preserve"> 10 check </w:t>
+      </w:r>
+      <w:proofErr w:type="spellStart"/>
+      <w:r>
+        <w:rPr>
+          <w:rFonts w:ascii="Nirmala UI" w:hAnsi="Nirmala UI" w:cs="Nirmala UI"/>
+        </w:rPr>
+        <w:t>করি</w:t>
+      </w:r>
+      <w:proofErr w:type="spellEnd"/>
+      <w:r>
+        <w:t>:</w:t>
+      </w:r>
+    </w:p>
+    <w:p>
+      <w:pPr>
+        <w:pStyle w:val="NormalWeb"/>
+      </w:pPr>
+      <w:r>
+        <w:t xml:space="preserve">10 ≥ 10 → </w:t>
+      </w:r>
+      <w:proofErr w:type="spellStart"/>
+      <w:r>
+        <w:rPr>
+          <w:rFonts w:ascii="Nirmala UI" w:hAnsi="Nirmala UI" w:cs="Nirmala UI"/>
+        </w:rPr>
+        <w:t>নেবো</w:t>
+      </w:r>
+      <w:proofErr w:type="spellEnd"/>
+      <w:r>
+        <w:br/>
+      </w:r>
+      <w:r>
+        <w:rPr>
+          <w:rFonts w:ascii="Segoe UI Symbol" w:hAnsi="Segoe UI Symbol" w:cs="Segoe UI Symbol"/>
+        </w:rPr>
+        <w:t>👉</w:t>
+      </w:r>
+      <w:r>
+        <w:t xml:space="preserve"> 10 − 10 = 0</w:t>
+      </w:r>
+      <w:r>
+        <w:br/>
+      </w:r>
+      <w:r>
+        <w:rPr>
+          <w:rFonts w:ascii="Segoe UI Symbol" w:hAnsi="Segoe UI Symbol" w:cs="Segoe UI Symbol"/>
+        </w:rPr>
+        <w:t>➡️</w:t>
+      </w:r>
+      <w:r>
+        <w:t xml:space="preserve"> bit = 1</w:t>
+      </w:r>
+    </w:p>
+    <w:p>
+      <w:pPr>
+        <w:pStyle w:val="Heading2"/>
+      </w:pPr>
+      <w:r>
+        <w:rPr>
+          <w:rFonts w:ascii="Segoe UI Symbol" w:hAnsi="Segoe UI Symbol" w:cs="Segoe UI Symbol"/>
+        </w:rPr>
+        <w:t>✔</w:t>
+      </w:r>
+      <w:r>
+        <w:t xml:space="preserve">️ Step 2: Binary sequence </w:t>
+      </w:r>
+      <w:proofErr w:type="spellStart"/>
+      <w:r>
+        <w:rPr>
+          <w:rFonts w:ascii="Nirmala UI" w:hAnsi="Nirmala UI" w:cs="Nirmala UI"/>
+        </w:rPr>
+        <w:t>লিখি</w:t>
+      </w:r>
+      <w:proofErr w:type="spellEnd"/>
+    </w:p>
+    <w:p>
+      <w:pPr>
+        <w:pStyle w:val="NormalWeb"/>
+      </w:pPr>
+      <w:r>
+        <w:t>Knapsack order:</w:t>
+      </w:r>
+      <w:r>
+        <w:br/>
+        <w:t>(10, 15, 5, 8)</w:t>
+      </w:r>
+    </w:p>
+    <w:p>
+      <w:pPr>
+        <w:pStyle w:val="NormalWeb"/>
+      </w:pPr>
+      <w:proofErr w:type="spellStart"/>
+      <w:r>
+        <w:rPr>
+          <w:rFonts w:ascii="Nirmala UI" w:hAnsi="Nirmala UI" w:cs="Nirmala UI"/>
+        </w:rPr>
+        <w:t>তাই</w:t>
+      </w:r>
+      <w:proofErr w:type="spellEnd"/>
+      <w:r>
+        <w:t xml:space="preserve"> bit </w:t>
+      </w:r>
+      <w:proofErr w:type="spellStart"/>
+      <w:r>
+        <w:rPr>
+          <w:rFonts w:ascii="Nirmala UI" w:hAnsi="Nirmala UI" w:cs="Nirmala UI"/>
+        </w:rPr>
+        <w:t>হবে</w:t>
+      </w:r>
+      <w:proofErr w:type="spellEnd"/>
+      <w:r>
+        <w:t>:</w:t>
+      </w:r>
+    </w:p>
+    <w:p>
+      <w:pPr>
+        <w:numPr>
+          <w:ilvl w:val="0"/>
+          <w:numId w:val="9"/>
+        </w:numPr>
+        <w:spacing w:before="100" w:beforeAutospacing="1" w:after="100" w:afterAutospacing="1" w:line="240" w:lineRule="auto"/>
+      </w:pPr>
+      <w:r>
+        <w:t xml:space="preserve">10 → 1 </w:t>
+      </w:r>
+    </w:p>
+    <w:p>
+      <w:pPr>
+        <w:numPr>
+          <w:ilvl w:val="0"/>
+          <w:numId w:val="9"/>
+        </w:numPr>
+        <w:spacing w:before="100" w:beforeAutospacing="1" w:after="100" w:afterAutospacing="1" w:line="240" w:lineRule="auto"/>
+      </w:pPr>
+      <w:r>
+        <w:t xml:space="preserve">15 → 0 </w:t>
+      </w:r>
+    </w:p>
+    <w:p>
+      <w:pPr>
+        <w:numPr>
+          <w:ilvl w:val="0"/>
+          <w:numId w:val="9"/>
+        </w:numPr>
+        <w:spacing w:before="100" w:beforeAutospacing="1" w:after="100" w:afterAutospacing="1" w:line="240" w:lineRule="auto"/>
+      </w:pPr>
+      <w:r>
+        <w:t xml:space="preserve">5 → 1 </w:t>
+      </w:r>
+    </w:p>
+    <w:p>
+      <w:pPr>
+        <w:numPr>
+          <w:ilvl w:val="0"/>
+          <w:numId w:val="9"/>
+        </w:numPr>
+        <w:spacing w:before="100" w:beforeAutospacing="1" w:after="100" w:afterAutospacing="1" w:line="240" w:lineRule="auto"/>
+      </w:pPr>
+      <w:r>
+        <w:t xml:space="preserve">8 → 1 </w:t>
+      </w:r>
+    </w:p>
+    <w:p>
+      <w:pPr>
+        <w:pStyle w:val="Heading2"/>
+      </w:pPr>
+      <w:r>
+        <w:rPr>
+          <w:rFonts w:ascii="Segoe UI Symbol" w:hAnsi="Segoe UI Symbol" w:cs="Segoe UI Symbol"/>
+        </w:rPr>
+        <w:t>✔</w:t>
+      </w:r>
+      <w:r>
+        <w:t>️ Final Answer:</w:t>
+      </w:r>
+    </w:p>
+    <w:p>
+      <w:pPr>
         <w:pStyle w:val="Heading1"/>
         <w:shd w:val="clear" w:color="auto" w:fill="FFFFFF"/>
         <w:spacing w:before="0" w:beforeAutospacing="0" w:after="120" w:afterAutospacing="0"/>
@@ -4335,21 +5062,10 @@
       </w:pPr>
       <w:r>
         <w:rPr>
-          <w:rFonts w:ascii="Segoe UI" w:hAnsi="Segoe UI" w:cs="Segoe UI"/>
-          <w:color w:val="0D0D0D"/>
-          <w:sz w:val="24"/>
-          <w:szCs w:val="24"/>
-        </w:rPr>
-        <w:t>Given:</w:t>
-      </w:r>
-      <w:r>
-        <w:rPr>
-          <w:rFonts w:ascii="Segoe UI" w:hAnsi="Segoe UI" w:cs="Segoe UI"/>
-          <w:color w:val="0D0D0D"/>
-          <w:sz w:val="24"/>
-          <w:szCs w:val="24"/>
-        </w:rPr>
-        <w:br/>
+          <w:rStyle w:val="katex-mathml"/>
+          <w:rFonts w:eastAsiaTheme="majorEastAsia"/>
+        </w:rPr>
+        <w:t>(1,0,1,1)</w:t>
       </w:r>
       <w:r>
         <w:rPr>
@@ -4359,7 +5075,7 @@
           <w:sz w:val="24"/>
           <w:szCs w:val="24"/>
         </w:rPr>
-        <w:t>General knapsack: (10, 15, 5, 8)</w:t>
+        <w:br/>
       </w:r>
       <w:r>
         <w:rPr>
@@ -4370,130 +5086,6 @@
           <w:szCs w:val="24"/>
         </w:rPr>
         <w:br/>
-        <w:t>C = 23</w:t>
-      </w:r>
-      <w:r>
-        <w:rPr>
-          <w:rFonts w:ascii="Segoe UI" w:hAnsi="Segoe UI" w:cs="Segoe UI"/>
-          <w:b w:val="0"/>
-          <w:color w:val="0D0D0D"/>
-          <w:sz w:val="24"/>
-          <w:szCs w:val="24"/>
-        </w:rPr>
-        <w:br/>
-      </w:r>
-      <w:r>
-        <w:rPr>
-          <w:rFonts w:ascii="Segoe UI" w:hAnsi="Segoe UI" w:cs="Segoe UI"/>
-          <w:b w:val="0"/>
-          <w:color w:val="0D0D0D"/>
-          <w:sz w:val="24"/>
-          <w:szCs w:val="24"/>
-        </w:rPr>
-        <w:br/>
-      </w:r>
-      <w:r>
-        <w:rPr>
-          <w:rFonts w:ascii="Segoe UI" w:hAnsi="Segoe UI" w:cs="Segoe UI"/>
-          <w:b w:val="0"/>
-          <w:noProof/>
-          <w:color w:val="0D0D0D"/>
-          <w:sz w:val="24"/>
-          <w:szCs w:val="24"/>
-        </w:rPr>
-        <w:drawing>
-          <wp:inline distT="0" distB="0" distL="0" distR="0">
-            <wp:extent cx="5068007" cy="4239217"/>
-            <wp:effectExtent l="0" t="0" r="0" b="9525"/>
-            <wp:docPr id="5" name="Picture 5"/>
-            <wp:cNvGraphicFramePr>
-              <a:graphicFrameLocks xmlns:a="http://schemas.openxmlformats.org/drawingml/2006/main" noChangeAspect="1"/>
-            </wp:cNvGraphicFramePr>
-            <a:graphic xmlns:a="http://schemas.openxmlformats.org/drawingml/2006/main">
-              <a:graphicData uri="http://schemas.openxmlformats.org/drawingml/2006/picture">
-                <pic:pic xmlns:pic="http://schemas.openxmlformats.org/drawingml/2006/picture">
-                  <pic:nvPicPr>
-                    <pic:cNvPr id="5" name="Screenshot_6.png"/>
-                    <pic:cNvPicPr/>
-                  </pic:nvPicPr>
-                  <pic:blipFill>
-                    <a:blip r:embed="rId8">
-                      <a:extLst>
-                        <a:ext uri="{28A0092B-C50C-407E-A947-70E740481C1C}">
-                          <a14:useLocalDpi xmlns:a14="http://schemas.microsoft.com/office/drawing/2010/main" val="0"/>
-                        </a:ext>
-                      </a:extLst>
-                    </a:blip>
-                    <a:stretch>
-                      <a:fillRect/>
-                    </a:stretch>
-                  </pic:blipFill>
-                  <pic:spPr>
-                    <a:xfrm>
-                      <a:off x="0" y="0"/>
-                      <a:ext cx="5068007" cy="4239217"/>
-                    </a:xfrm>
-                    <a:prstGeom prst="rect">
-                      <a:avLst/>
-                    </a:prstGeom>
-                  </pic:spPr>
-                </pic:pic>
-              </a:graphicData>
-            </a:graphic>
-          </wp:inline>
-        </w:drawing>
-      </w:r>
-      <w:r>
-        <w:rPr>
-          <w:rFonts w:ascii="Segoe UI" w:hAnsi="Segoe UI" w:cs="Segoe UI"/>
-          <w:b w:val="0"/>
-          <w:noProof/>
-          <w:color w:val="0D0D0D"/>
-          <w:sz w:val="24"/>
-          <w:szCs w:val="24"/>
-        </w:rPr>
-        <w:lastRenderedPageBreak/>
-        <w:drawing>
-          <wp:inline distT="0" distB="0" distL="0" distR="0">
-            <wp:extent cx="5943600" cy="3768090"/>
-            <wp:effectExtent l="0" t="0" r="0" b="3810"/>
-            <wp:docPr id="6" name="Picture 6"/>
-            <wp:cNvGraphicFramePr>
-              <a:graphicFrameLocks xmlns:a="http://schemas.openxmlformats.org/drawingml/2006/main" noChangeAspect="1"/>
-            </wp:cNvGraphicFramePr>
-            <a:graphic xmlns:a="http://schemas.openxmlformats.org/drawingml/2006/main">
-              <a:graphicData uri="http://schemas.openxmlformats.org/drawingml/2006/picture">
-                <pic:pic xmlns:pic="http://schemas.openxmlformats.org/drawingml/2006/picture">
-                  <pic:nvPicPr>
-                    <pic:cNvPr id="6" name="Screenshot_7.png"/>
-                    <pic:cNvPicPr/>
-                  </pic:nvPicPr>
-                  <pic:blipFill>
-                    <a:blip r:embed="rId9">
-                      <a:extLst>
-                        <a:ext uri="{28A0092B-C50C-407E-A947-70E740481C1C}">
-                          <a14:useLocalDpi xmlns:a14="http://schemas.microsoft.com/office/drawing/2010/main" val="0"/>
-                        </a:ext>
-                      </a:extLst>
-                    </a:blip>
-                    <a:stretch>
-                      <a:fillRect/>
-                    </a:stretch>
-                  </pic:blipFill>
-                  <pic:spPr>
-                    <a:xfrm>
-                      <a:off x="0" y="0"/>
-                      <a:ext cx="5943600" cy="3768090"/>
-                    </a:xfrm>
-                    <a:prstGeom prst="rect">
-                      <a:avLst/>
-                    </a:prstGeom>
-                  </pic:spPr>
-                </pic:pic>
-              </a:graphicData>
-            </a:graphic>
-          </wp:inline>
-        </w:drawing>
       </w:r>
       <w:r>
         <w:rPr>
@@ -4540,7 +5132,7 @@
                     <pic:cNvPicPr/>
                   </pic:nvPicPr>
                   <pic:blipFill>
-                    <a:blip r:embed="rId10">
+                    <a:blip r:embed="rId8">
                       <a:extLst>
                         <a:ext uri="{28A0092B-C50C-407E-A947-70E740481C1C}">
                           <a14:useLocalDpi xmlns:a14="http://schemas.microsoft.com/office/drawing/2010/main" val="0"/>
@@ -4586,8 +5178,6 @@
         </w:rPr>
         <w:br/>
       </w:r>
-      <w:bookmarkStart w:id="0" w:name="_GoBack"/>
-      <w:bookmarkEnd w:id="0"/>
       <w:r>
         <w:rPr>
           <w:rFonts w:ascii="Segoe UI" w:hAnsi="Segoe UI" w:cs="Segoe UI"/>
@@ -4616,6 +5206,7 @@
           <w:highlight w:val="yellow"/>
           <w:u w:val="single"/>
         </w:rPr>
+        <w:lastRenderedPageBreak/>
         <w:t>Sample question:</w:t>
       </w:r>
       <w:r>
@@ -4667,7 +5258,6 @@
           <w:color w:val="FF0000"/>
           <w:highlight w:val="yellow"/>
         </w:rPr>
-        <w:lastRenderedPageBreak/>
         <w:t>Answer:</w:t>
       </w:r>
       <w:r>
@@ -5076,6 +5666,7 @@
         <w:rPr>
           <w:rFonts w:ascii="Segoe UI Symbol" w:hAnsi="Segoe UI Symbol" w:cs="Segoe UI Symbol"/>
         </w:rPr>
+        <w:lastRenderedPageBreak/>
         <w:t>✅</w:t>
       </w:r>
       <w:r>
@@ -5169,7 +5760,6 @@
         <w:rPr>
           <w:rFonts w:ascii="Nirmala UI" w:hAnsi="Nirmala UI" w:cs="Nirmala UI"/>
         </w:rPr>
-        <w:lastRenderedPageBreak/>
         <w:t>মানে</w:t>
       </w:r>
       <w:proofErr w:type="spellEnd"/>
@@ -5890,6 +6480,7 @@
           <w:sz w:val="24"/>
           <w:szCs w:val="24"/>
         </w:rPr>
+        <w:lastRenderedPageBreak/>
         <w:t>Decryption:</w:t>
       </w:r>
       <w:r>
@@ -6104,7 +6695,6 @@
           <w:sz w:val="24"/>
           <w:szCs w:val="24"/>
         </w:rPr>
-        <w:lastRenderedPageBreak/>
         <w:t>Non-repudiation:</w:t>
       </w:r>
       <w:r>
@@ -7022,9 +7612,9 @@
     </w:lvl>
   </w:abstractNum>
   <w:abstractNum w:abstractNumId="3" w15:restartNumberingAfterBreak="0">
-    <w:nsid w:val="1CE25377"/>
+    <w:nsid w:val="12690BC9"/>
     <w:multiLevelType w:val="multilevel"/>
-    <w:tmpl w:val="918C0CCE"/>
+    <w:tmpl w:val="8C6EED86"/>
     <w:lvl w:ilvl="0">
       <w:start w:val="1"/>
       <w:numFmt w:val="bullet"/>
@@ -7171,122 +7761,9 @@
     </w:lvl>
   </w:abstractNum>
   <w:abstractNum w:abstractNumId="4" w15:restartNumberingAfterBreak="0">
-    <w:nsid w:val="2F8D6DC4"/>
+    <w:nsid w:val="1CE25377"/>
     <w:multiLevelType w:val="multilevel"/>
-    <w:tmpl w:val="76C00BF6"/>
-    <w:lvl w:ilvl="0">
-      <w:start w:val="1"/>
-      <w:numFmt w:val="decimal"/>
-      <w:lvlText w:val="%1."/>
-      <w:lvlJc w:val="left"/>
-      <w:pPr>
-        <w:tabs>
-          <w:tab w:val="num" w:pos="720"/>
-        </w:tabs>
-        <w:ind w:left="720" w:hanging="360"/>
-      </w:pPr>
-    </w:lvl>
-    <w:lvl w:ilvl="1" w:tentative="1">
-      <w:start w:val="1"/>
-      <w:numFmt w:val="decimal"/>
-      <w:lvlText w:val="%2."/>
-      <w:lvlJc w:val="left"/>
-      <w:pPr>
-        <w:tabs>
-          <w:tab w:val="num" w:pos="1440"/>
-        </w:tabs>
-        <w:ind w:left="1440" w:hanging="360"/>
-      </w:pPr>
-    </w:lvl>
-    <w:lvl w:ilvl="2" w:tentative="1">
-      <w:start w:val="1"/>
-      <w:numFmt w:val="decimal"/>
-      <w:lvlText w:val="%3."/>
-      <w:lvlJc w:val="left"/>
-      <w:pPr>
-        <w:tabs>
-          <w:tab w:val="num" w:pos="2160"/>
-        </w:tabs>
-        <w:ind w:left="2160" w:hanging="360"/>
-      </w:pPr>
-    </w:lvl>
-    <w:lvl w:ilvl="3" w:tentative="1">
-      <w:start w:val="1"/>
-      <w:numFmt w:val="decimal"/>
-      <w:lvlText w:val="%4."/>
-      <w:lvlJc w:val="left"/>
-      <w:pPr>
-        <w:tabs>
-          <w:tab w:val="num" w:pos="2880"/>
-        </w:tabs>
-        <w:ind w:left="2880" w:hanging="360"/>
-      </w:pPr>
-    </w:lvl>
-    <w:lvl w:ilvl="4" w:tentative="1">
-      <w:start w:val="1"/>
-      <w:numFmt w:val="decimal"/>
-      <w:lvlText w:val="%5."/>
-      <w:lvlJc w:val="left"/>
-      <w:pPr>
-        <w:tabs>
-          <w:tab w:val="num" w:pos="3600"/>
-        </w:tabs>
-        <w:ind w:left="3600" w:hanging="360"/>
-      </w:pPr>
-    </w:lvl>
-    <w:lvl w:ilvl="5" w:tentative="1">
-      <w:start w:val="1"/>
-      <w:numFmt w:val="decimal"/>
-      <w:lvlText w:val="%6."/>
-      <w:lvlJc w:val="left"/>
-      <w:pPr>
-        <w:tabs>
-          <w:tab w:val="num" w:pos="4320"/>
-        </w:tabs>
-        <w:ind w:left="4320" w:hanging="360"/>
-      </w:pPr>
-    </w:lvl>
-    <w:lvl w:ilvl="6" w:tentative="1">
-      <w:start w:val="1"/>
-      <w:numFmt w:val="decimal"/>
-      <w:lvlText w:val="%7."/>
-      <w:lvlJc w:val="left"/>
-      <w:pPr>
-        <w:tabs>
-          <w:tab w:val="num" w:pos="5040"/>
-        </w:tabs>
-        <w:ind w:left="5040" w:hanging="360"/>
-      </w:pPr>
-    </w:lvl>
-    <w:lvl w:ilvl="7" w:tentative="1">
-      <w:start w:val="1"/>
-      <w:numFmt w:val="decimal"/>
-      <w:lvlText w:val="%8."/>
-      <w:lvlJc w:val="left"/>
-      <w:pPr>
-        <w:tabs>
-          <w:tab w:val="num" w:pos="5760"/>
-        </w:tabs>
-        <w:ind w:left="5760" w:hanging="360"/>
-      </w:pPr>
-    </w:lvl>
-    <w:lvl w:ilvl="8" w:tentative="1">
-      <w:start w:val="1"/>
-      <w:numFmt w:val="decimal"/>
-      <w:lvlText w:val="%9."/>
-      <w:lvlJc w:val="left"/>
-      <w:pPr>
-        <w:tabs>
-          <w:tab w:val="num" w:pos="6480"/>
-        </w:tabs>
-        <w:ind w:left="6480" w:hanging="360"/>
-      </w:pPr>
-    </w:lvl>
-  </w:abstractNum>
-  <w:abstractNum w:abstractNumId="5" w15:restartNumberingAfterBreak="0">
-    <w:nsid w:val="3495010F"/>
-    <w:multiLevelType w:val="multilevel"/>
-    <w:tmpl w:val="A3CC7ABA"/>
+    <w:tmpl w:val="918C0CCE"/>
     <w:lvl w:ilvl="0">
       <w:start w:val="1"/>
       <w:numFmt w:val="bullet"/>
@@ -7432,10 +7909,123 @@
       </w:rPr>
     </w:lvl>
   </w:abstractNum>
+  <w:abstractNum w:abstractNumId="5" w15:restartNumberingAfterBreak="0">
+    <w:nsid w:val="2F8D6DC4"/>
+    <w:multiLevelType w:val="multilevel"/>
+    <w:tmpl w:val="76C00BF6"/>
+    <w:lvl w:ilvl="0">
+      <w:start w:val="1"/>
+      <w:numFmt w:val="decimal"/>
+      <w:lvlText w:val="%1."/>
+      <w:lvlJc w:val="left"/>
+      <w:pPr>
+        <w:tabs>
+          <w:tab w:val="num" w:pos="720"/>
+        </w:tabs>
+        <w:ind w:left="720" w:hanging="360"/>
+      </w:pPr>
+    </w:lvl>
+    <w:lvl w:ilvl="1" w:tentative="1">
+      <w:start w:val="1"/>
+      <w:numFmt w:val="decimal"/>
+      <w:lvlText w:val="%2."/>
+      <w:lvlJc w:val="left"/>
+      <w:pPr>
+        <w:tabs>
+          <w:tab w:val="num" w:pos="1440"/>
+        </w:tabs>
+        <w:ind w:left="1440" w:hanging="360"/>
+      </w:pPr>
+    </w:lvl>
+    <w:lvl w:ilvl="2" w:tentative="1">
+      <w:start w:val="1"/>
+      <w:numFmt w:val="decimal"/>
+      <w:lvlText w:val="%3."/>
+      <w:lvlJc w:val="left"/>
+      <w:pPr>
+        <w:tabs>
+          <w:tab w:val="num" w:pos="2160"/>
+        </w:tabs>
+        <w:ind w:left="2160" w:hanging="360"/>
+      </w:pPr>
+    </w:lvl>
+    <w:lvl w:ilvl="3" w:tentative="1">
+      <w:start w:val="1"/>
+      <w:numFmt w:val="decimal"/>
+      <w:lvlText w:val="%4."/>
+      <w:lvlJc w:val="left"/>
+      <w:pPr>
+        <w:tabs>
+          <w:tab w:val="num" w:pos="2880"/>
+        </w:tabs>
+        <w:ind w:left="2880" w:hanging="360"/>
+      </w:pPr>
+    </w:lvl>
+    <w:lvl w:ilvl="4" w:tentative="1">
+      <w:start w:val="1"/>
+      <w:numFmt w:val="decimal"/>
+      <w:lvlText w:val="%5."/>
+      <w:lvlJc w:val="left"/>
+      <w:pPr>
+        <w:tabs>
+          <w:tab w:val="num" w:pos="3600"/>
+        </w:tabs>
+        <w:ind w:left="3600" w:hanging="360"/>
+      </w:pPr>
+    </w:lvl>
+    <w:lvl w:ilvl="5" w:tentative="1">
+      <w:start w:val="1"/>
+      <w:numFmt w:val="decimal"/>
+      <w:lvlText w:val="%6."/>
+      <w:lvlJc w:val="left"/>
+      <w:pPr>
+        <w:tabs>
+          <w:tab w:val="num" w:pos="4320"/>
+        </w:tabs>
+        <w:ind w:left="4320" w:hanging="360"/>
+      </w:pPr>
+    </w:lvl>
+    <w:lvl w:ilvl="6" w:tentative="1">
+      <w:start w:val="1"/>
+      <w:numFmt w:val="decimal"/>
+      <w:lvlText w:val="%7."/>
+      <w:lvlJc w:val="left"/>
+      <w:pPr>
+        <w:tabs>
+          <w:tab w:val="num" w:pos="5040"/>
+        </w:tabs>
+        <w:ind w:left="5040" w:hanging="360"/>
+      </w:pPr>
+    </w:lvl>
+    <w:lvl w:ilvl="7" w:tentative="1">
+      <w:start w:val="1"/>
+      <w:numFmt w:val="decimal"/>
+      <w:lvlText w:val="%8."/>
+      <w:lvlJc w:val="left"/>
+      <w:pPr>
+        <w:tabs>
+          <w:tab w:val="num" w:pos="5760"/>
+        </w:tabs>
+        <w:ind w:left="5760" w:hanging="360"/>
+      </w:pPr>
+    </w:lvl>
+    <w:lvl w:ilvl="8" w:tentative="1">
+      <w:start w:val="1"/>
+      <w:numFmt w:val="decimal"/>
+      <w:lvlText w:val="%9."/>
+      <w:lvlJc w:val="left"/>
+      <w:pPr>
+        <w:tabs>
+          <w:tab w:val="num" w:pos="6480"/>
+        </w:tabs>
+        <w:ind w:left="6480" w:hanging="360"/>
+      </w:pPr>
+    </w:lvl>
+  </w:abstractNum>
   <w:abstractNum w:abstractNumId="6" w15:restartNumberingAfterBreak="0">
-    <w:nsid w:val="6A3A0B64"/>
+    <w:nsid w:val="3495010F"/>
     <w:multiLevelType w:val="multilevel"/>
-    <w:tmpl w:val="3FA4FF42"/>
+    <w:tmpl w:val="A3CC7ABA"/>
     <w:lvl w:ilvl="0">
       <w:start w:val="1"/>
       <w:numFmt w:val="bullet"/>
@@ -7582,6 +8172,155 @@
     </w:lvl>
   </w:abstractNum>
   <w:abstractNum w:abstractNumId="7" w15:restartNumberingAfterBreak="0">
+    <w:nsid w:val="6A3A0B64"/>
+    <w:multiLevelType w:val="multilevel"/>
+    <w:tmpl w:val="3FA4FF42"/>
+    <w:lvl w:ilvl="0">
+      <w:start w:val="1"/>
+      <w:numFmt w:val="bullet"/>
+      <w:lvlText w:val=""/>
+      <w:lvlJc w:val="left"/>
+      <w:pPr>
+        <w:tabs>
+          <w:tab w:val="num" w:pos="720"/>
+        </w:tabs>
+        <w:ind w:left="720" w:hanging="360"/>
+      </w:pPr>
+      <w:rPr>
+        <w:rFonts w:ascii="Symbol" w:hAnsi="Symbol" w:hint="default"/>
+        <w:sz w:val="20"/>
+      </w:rPr>
+    </w:lvl>
+    <w:lvl w:ilvl="1" w:tentative="1">
+      <w:start w:val="1"/>
+      <w:numFmt w:val="bullet"/>
+      <w:lvlText w:val="o"/>
+      <w:lvlJc w:val="left"/>
+      <w:pPr>
+        <w:tabs>
+          <w:tab w:val="num" w:pos="1440"/>
+        </w:tabs>
+        <w:ind w:left="1440" w:hanging="360"/>
+      </w:pPr>
+      <w:rPr>
+        <w:rFonts w:ascii="Courier New" w:hAnsi="Courier New" w:hint="default"/>
+        <w:sz w:val="20"/>
+      </w:rPr>
+    </w:lvl>
+    <w:lvl w:ilvl="2" w:tentative="1">
+      <w:start w:val="1"/>
+      <w:numFmt w:val="bullet"/>
+      <w:lvlText w:val=""/>
+      <w:lvlJc w:val="left"/>
+      <w:pPr>
+        <w:tabs>
+          <w:tab w:val="num" w:pos="2160"/>
+        </w:tabs>
+        <w:ind w:left="2160" w:hanging="360"/>
+      </w:pPr>
+      <w:rPr>
+        <w:rFonts w:ascii="Wingdings" w:hAnsi="Wingdings" w:hint="default"/>
+        <w:sz w:val="20"/>
+      </w:rPr>
+    </w:lvl>
+    <w:lvl w:ilvl="3" w:tentative="1">
+      <w:start w:val="1"/>
+      <w:numFmt w:val="bullet"/>
+      <w:lvlText w:val=""/>
+      <w:lvlJc w:val="left"/>
+      <w:pPr>
+        <w:tabs>
+          <w:tab w:val="num" w:pos="2880"/>
+        </w:tabs>
+        <w:ind w:left="2880" w:hanging="360"/>
+      </w:pPr>
+      <w:rPr>
+        <w:rFonts w:ascii="Wingdings" w:hAnsi="Wingdings" w:hint="default"/>
+        <w:sz w:val="20"/>
+      </w:rPr>
+    </w:lvl>
+    <w:lvl w:ilvl="4" w:tentative="1">
+      <w:start w:val="1"/>
+      <w:numFmt w:val="bullet"/>
+      <w:lvlText w:val=""/>
+      <w:lvlJc w:val="left"/>
+      <w:pPr>
+        <w:tabs>
+          <w:tab w:val="num" w:pos="3600"/>
+        </w:tabs>
+        <w:ind w:left="3600" w:hanging="360"/>
+      </w:pPr>
+      <w:rPr>
+        <w:rFonts w:ascii="Wingdings" w:hAnsi="Wingdings" w:hint="default"/>
+        <w:sz w:val="20"/>
+      </w:rPr>
+    </w:lvl>
+    <w:lvl w:ilvl="5" w:tentative="1">
+      <w:start w:val="1"/>
+      <w:numFmt w:val="bullet"/>
+      <w:lvlText w:val=""/>
+      <w:lvlJc w:val="left"/>
+      <w:pPr>
+        <w:tabs>
+          <w:tab w:val="num" w:pos="4320"/>
+        </w:tabs>
+        <w:ind w:left="4320" w:hanging="360"/>
+      </w:pPr>
+      <w:rPr>
+        <w:rFonts w:ascii="Wingdings" w:hAnsi="Wingdings" w:hint="default"/>
+        <w:sz w:val="20"/>
+      </w:rPr>
+    </w:lvl>
+    <w:lvl w:ilvl="6" w:tentative="1">
+      <w:start w:val="1"/>
+      <w:numFmt w:val="bullet"/>
+      <w:lvlText w:val=""/>
+      <w:lvlJc w:val="left"/>
+      <w:pPr>
+        <w:tabs>
+          <w:tab w:val="num" w:pos="5040"/>
+        </w:tabs>
+        <w:ind w:left="5040" w:hanging="360"/>
+      </w:pPr>
+      <w:rPr>
+        <w:rFonts w:ascii="Wingdings" w:hAnsi="Wingdings" w:hint="default"/>
+        <w:sz w:val="20"/>
+      </w:rPr>
+    </w:lvl>
+    <w:lvl w:ilvl="7" w:tentative="1">
+      <w:start w:val="1"/>
+      <w:numFmt w:val="bullet"/>
+      <w:lvlText w:val=""/>
+      <w:lvlJc w:val="left"/>
+      <w:pPr>
+        <w:tabs>
+          <w:tab w:val="num" w:pos="5760"/>
+        </w:tabs>
+        <w:ind w:left="5760" w:hanging="360"/>
+      </w:pPr>
+      <w:rPr>
+        <w:rFonts w:ascii="Wingdings" w:hAnsi="Wingdings" w:hint="default"/>
+        <w:sz w:val="20"/>
+      </w:rPr>
+    </w:lvl>
+    <w:lvl w:ilvl="8" w:tentative="1">
+      <w:start w:val="1"/>
+      <w:numFmt w:val="bullet"/>
+      <w:lvlText w:val=""/>
+      <w:lvlJc w:val="left"/>
+      <w:pPr>
+        <w:tabs>
+          <w:tab w:val="num" w:pos="6480"/>
+        </w:tabs>
+        <w:ind w:left="6480" w:hanging="360"/>
+      </w:pPr>
+      <w:rPr>
+        <w:rFonts w:ascii="Wingdings" w:hAnsi="Wingdings" w:hint="default"/>
+        <w:sz w:val="20"/>
+      </w:rPr>
+    </w:lvl>
+  </w:abstractNum>
+  <w:abstractNum w:abstractNumId="8" w15:restartNumberingAfterBreak="0">
     <w:nsid w:val="7FC57D3F"/>
     <w:multiLevelType w:val="multilevel"/>
     <w:tmpl w:val="584E2CB0"/>
@@ -7731,16 +8470,16 @@
     </w:lvl>
   </w:abstractNum>
   <w:num w:numId="1">
-    <w:abstractNumId w:val="5"/>
+    <w:abstractNumId w:val="6"/>
   </w:num>
   <w:num w:numId="2">
-    <w:abstractNumId w:val="6"/>
+    <w:abstractNumId w:val="7"/>
   </w:num>
   <w:num w:numId="3">
     <w:abstractNumId w:val="2"/>
   </w:num>
   <w:num w:numId="4">
-    <w:abstractNumId w:val="4"/>
+    <w:abstractNumId w:val="5"/>
   </w:num>
   <w:num w:numId="5">
     <w:abstractNumId w:val="1"/>
@@ -7749,10 +8488,13 @@
     <w:abstractNumId w:val="0"/>
   </w:num>
   <w:num w:numId="7">
-    <w:abstractNumId w:val="3"/>
+    <w:abstractNumId w:val="4"/>
   </w:num>
   <w:num w:numId="8">
-    <w:abstractNumId w:val="7"/>
+    <w:abstractNumId w:val="8"/>
+  </w:num>
+  <w:num w:numId="9">
+    <w:abstractNumId w:val="3"/>
   </w:num>
 </w:numbering>
 </file>
@@ -8219,6 +8961,7 @@
   <w:style w:type="character" w:default="1" w:styleId="DefaultParagraphFont">
     <w:name w:val="Default Paragraph Font"/>
     <w:uiPriority w:val="1"/>
+    <w:semiHidden/>
     <w:unhideWhenUsed/>
   </w:style>
   <w:style w:type="table" w:default="1" w:styleId="TableNormal">
@@ -8344,6 +9087,11 @@
     <w:name w:val="mpunct"/>
     <w:basedOn w:val="DefaultParagraphFont"/>
     <w:rsid w:val="00DA6AB0"/>
+  </w:style>
+  <w:style w:type="character" w:customStyle="1" w:styleId="vlist-s">
+    <w:name w:val="vlist-s"/>
+    <w:basedOn w:val="DefaultParagraphFont"/>
+    <w:rsid w:val="00356F49"/>
   </w:style>
 </w:styles>
 </file>

--- a/Information Security/7.Note_Lecture_7_.docx
+++ b/Information Security/7.Note_Lecture_7_.docx
@@ -3,6 +3,17 @@
 <w:document xmlns:wpc="http://schemas.microsoft.com/office/word/2010/wordprocessingCanvas" xmlns:cx="http://schemas.microsoft.com/office/drawing/2014/chartex" xmlns:mc="http://schemas.openxmlformats.org/markup-compatibility/2006" xmlns:o="urn:schemas-microsoft-com:office:office" xmlns:r="http://schemas.openxmlformats.org/officeDocument/2006/relationships" xmlns:m="http://schemas.openxmlformats.org/officeDocument/2006/math" xmlns:v="urn:schemas-microsoft-com:vml" xmlns:wp14="http://schemas.microsoft.com/office/word/2010/wordprocessingDrawing" xmlns:wp="http://schemas.openxmlformats.org/drawingml/2006/wordprocessingDrawing" xmlns:w10="urn:schemas-microsoft-com:office:word" xmlns:w="http://schemas.openxmlformats.org/wordprocessingml/2006/main" xmlns:w14="http://schemas.microsoft.com/office/word/2010/wordml" xmlns:w15="http://schemas.microsoft.com/office/word/2012/wordml" xmlns:w16se="http://schemas.microsoft.com/office/word/2015/wordml/symex" xmlns:wpg="http://schemas.microsoft.com/office/word/2010/wordprocessingGroup" xmlns:wpi="http://schemas.microsoft.com/office/word/2010/wordprocessingInk" xmlns:wne="http://schemas.microsoft.com/office/word/2006/wordml" xmlns:wps="http://schemas.microsoft.com/office/word/2010/wordprocessingShape" mc:Ignorable="w14 w15 w16se wp14">
   <w:body>
     <w:p>
+      <w:r>
+        <w:rPr>
+          <w:b/>
+          <w:color w:val="FF0000"/>
+          <w:sz w:val="24"/>
+          <w:szCs w:val="24"/>
+          <w:highlight w:val="yellow"/>
+          <w:u w:val="single"/>
+        </w:rPr>
+        <w:t xml:space="preserve"> </w:t>
+      </w:r>
       <w:r>
         <w:rPr>
           <w:b/>
@@ -3440,7 +3451,7 @@
                     <pic:cNvPicPr/>
                   </pic:nvPicPr>
                   <pic:blipFill>
-                    <a:blip r:embed="rId5">
+                    <a:blip r:embed="rId6">
                       <a:extLst>
                         <a:ext uri="{28A0092B-C50C-407E-A947-70E740481C1C}">
                           <a14:useLocalDpi xmlns:a14="http://schemas.microsoft.com/office/drawing/2010/main" val="0"/>
@@ -3761,7 +3772,7 @@
                     <pic:cNvPicPr/>
                   </pic:nvPicPr>
                   <pic:blipFill>
-                    <a:blip r:embed="rId6">
+                    <a:blip r:embed="rId7">
                       <a:extLst>
                         <a:ext uri="{28A0092B-C50C-407E-A947-70E740481C1C}">
                           <a14:useLocalDpi xmlns:a14="http://schemas.microsoft.com/office/drawing/2010/main" val="0"/>
@@ -3830,7 +3841,7 @@
                     <pic:cNvPicPr/>
                   </pic:nvPicPr>
                   <pic:blipFill>
-                    <a:blip r:embed="rId7">
+                    <a:blip r:embed="rId8">
                       <a:extLst>
                         <a:ext uri="{28A0092B-C50C-407E-A947-70E740481C1C}">
                           <a14:useLocalDpi xmlns:a14="http://schemas.microsoft.com/office/drawing/2010/main" val="0"/>
@@ -4248,10 +4259,7 @@
       <w:pPr>
         <w:pStyle w:val="NormalWeb"/>
         <w:rPr>
-          <w:b/>
-          <w:color w:val="FF0000"/>
-          <w:sz w:val="28"/>
-          <w:szCs w:val="28"/>
+          <w:color w:val="C00000"/>
         </w:rPr>
       </w:pPr>
       <w:r>
@@ -4318,6 +4326,407 @@
       <w:pPr>
         <w:pStyle w:val="Heading2"/>
       </w:pPr>
+      <w:bookmarkStart w:id="0" w:name="_GoBack"/>
+      <w:bookmarkEnd w:id="0"/>
+      <w:r>
+        <w:rPr>
+          <w:rFonts w:ascii="Segoe UI Symbol" w:hAnsi="Segoe UI Symbol" w:cs="Segoe UI Symbol"/>
+        </w:rPr>
+        <w:t>✅</w:t>
+      </w:r>
+      <w:r>
+        <w:t xml:space="preserve"> Method 2: Systematic (Largest → Smallest approach)</w:t>
+      </w:r>
+    </w:p>
+    <w:p>
+      <w:pPr>
+        <w:pStyle w:val="NormalWeb"/>
+      </w:pPr>
+      <w:r>
+        <w:t>Knapsack: (10, 15, 5, 8)</w:t>
+      </w:r>
+      <w:r>
+        <w:br/>
+      </w:r>
+      <w:r>
+        <w:rPr>
+          <w:rFonts w:ascii="Segoe UI Symbol" w:hAnsi="Segoe UI Symbol" w:cs="Segoe UI Symbol"/>
+        </w:rPr>
+        <w:t>👉</w:t>
+      </w:r>
+      <w:r>
+        <w:t xml:space="preserve"> </w:t>
+      </w:r>
+      <w:proofErr w:type="spellStart"/>
+      <w:r>
+        <w:rPr>
+          <w:rFonts w:ascii="Nirmala UI" w:hAnsi="Nirmala UI" w:cs="Nirmala UI"/>
+        </w:rPr>
+        <w:t>আগে</w:t>
+      </w:r>
+      <w:proofErr w:type="spellEnd"/>
+      <w:r>
+        <w:t xml:space="preserve"> </w:t>
+      </w:r>
+      <w:r>
+        <w:rPr>
+          <w:rStyle w:val="Strong"/>
+        </w:rPr>
+        <w:t>descending order</w:t>
+      </w:r>
+      <w:r>
+        <w:t xml:space="preserve"> </w:t>
+      </w:r>
+      <w:r>
+        <w:rPr>
+          <w:rFonts w:ascii="Nirmala UI" w:hAnsi="Nirmala UI" w:cs="Nirmala UI"/>
+        </w:rPr>
+        <w:t>এ</w:t>
+      </w:r>
+      <w:r>
+        <w:t xml:space="preserve"> </w:t>
+      </w:r>
+      <w:proofErr w:type="spellStart"/>
+      <w:r>
+        <w:rPr>
+          <w:rFonts w:ascii="Nirmala UI" w:hAnsi="Nirmala UI" w:cs="Nirmala UI"/>
+        </w:rPr>
+        <w:t>সাজাও</w:t>
+      </w:r>
+      <w:proofErr w:type="spellEnd"/>
+      <w:r>
+        <w:t>:</w:t>
+      </w:r>
+    </w:p>
+    <w:p>
+      <w:pPr>
+        <w:pStyle w:val="NormalWeb"/>
+      </w:pPr>
+      <w:r>
+        <w:t>(15, 10, 8, 5)</w:t>
+      </w:r>
+    </w:p>
+    <w:p>
+      <w:pPr>
+        <w:pStyle w:val="NormalWeb"/>
+      </w:pPr>
+      <w:r>
+        <w:t xml:space="preserve">Target: </w:t>
+      </w:r>
+      <w:r>
+        <w:rPr>
+          <w:rStyle w:val="Strong"/>
+        </w:rPr>
+        <w:t>23</w:t>
+      </w:r>
+    </w:p>
+    <w:p>
+      <w:pPr>
+        <w:pStyle w:val="Heading3"/>
+      </w:pPr>
+      <w:r>
+        <w:t>Step-by-step:</w:t>
+      </w:r>
+    </w:p>
+    <w:p>
+      <w:pPr>
+        <w:pStyle w:val="NormalWeb"/>
+      </w:pPr>
+      <w:r>
+        <w:rPr>
+          <w:rFonts w:ascii="Segoe UI Symbol" w:hAnsi="Segoe UI Symbol" w:cs="Segoe UI Symbol"/>
+        </w:rPr>
+        <w:t>👉</w:t>
+      </w:r>
+      <w:r>
+        <w:t xml:space="preserve"> </w:t>
+      </w:r>
+      <w:r>
+        <w:rPr>
+          <w:rStyle w:val="Strong"/>
+        </w:rPr>
+        <w:t xml:space="preserve">1. 15 </w:t>
+      </w:r>
+      <w:proofErr w:type="spellStart"/>
+      <w:r>
+        <w:rPr>
+          <w:rStyle w:val="Strong"/>
+          <w:rFonts w:ascii="Nirmala UI" w:hAnsi="Nirmala UI" w:cs="Nirmala UI"/>
+        </w:rPr>
+        <w:t>নাও</w:t>
+      </w:r>
+      <w:proofErr w:type="spellEnd"/>
+      <w:r>
+        <w:br/>
+        <w:t>Remaining = 23 − 15 = 8</w:t>
+      </w:r>
+    </w:p>
+    <w:p>
+      <w:pPr>
+        <w:pStyle w:val="NormalWeb"/>
+      </w:pPr>
+      <w:r>
+        <w:rPr>
+          <w:rFonts w:ascii="Segoe UI Symbol" w:hAnsi="Segoe UI Symbol" w:cs="Segoe UI Symbol"/>
+        </w:rPr>
+        <w:t>👉</w:t>
+      </w:r>
+      <w:r>
+        <w:t xml:space="preserve"> </w:t>
+      </w:r>
+      <w:r>
+        <w:rPr>
+          <w:rStyle w:val="Strong"/>
+        </w:rPr>
+        <w:t xml:space="preserve">2. 10 </w:t>
+      </w:r>
+      <w:proofErr w:type="spellStart"/>
+      <w:r>
+        <w:rPr>
+          <w:rStyle w:val="Strong"/>
+          <w:rFonts w:ascii="Nirmala UI" w:hAnsi="Nirmala UI" w:cs="Nirmala UI"/>
+        </w:rPr>
+        <w:t>নেওয়া</w:t>
+      </w:r>
+      <w:proofErr w:type="spellEnd"/>
+      <w:r>
+        <w:rPr>
+          <w:rStyle w:val="Strong"/>
+        </w:rPr>
+        <w:t xml:space="preserve"> </w:t>
+      </w:r>
+      <w:proofErr w:type="spellStart"/>
+      <w:r>
+        <w:rPr>
+          <w:rStyle w:val="Strong"/>
+          <w:rFonts w:ascii="Nirmala UI" w:hAnsi="Nirmala UI" w:cs="Nirmala UI"/>
+        </w:rPr>
+        <w:t>যাবে</w:t>
+      </w:r>
+      <w:proofErr w:type="spellEnd"/>
+      <w:r>
+        <w:rPr>
+          <w:rStyle w:val="Strong"/>
+        </w:rPr>
+        <w:t>?</w:t>
+      </w:r>
+      <w:r>
+        <w:br/>
+      </w:r>
+      <w:proofErr w:type="spellStart"/>
+      <w:r>
+        <w:rPr>
+          <w:rFonts w:ascii="Nirmala UI" w:hAnsi="Nirmala UI" w:cs="Nirmala UI"/>
+        </w:rPr>
+        <w:t>না</w:t>
+      </w:r>
+      <w:proofErr w:type="spellEnd"/>
+      <w:r>
+        <w:t xml:space="preserve"> (8 &lt; 10) </w:t>
+      </w:r>
+      <w:r>
+        <w:rPr>
+          <w:rFonts w:ascii="Segoe UI Symbol" w:hAnsi="Segoe UI Symbol" w:cs="Segoe UI Symbol"/>
+        </w:rPr>
+        <w:t>❌</w:t>
+      </w:r>
+    </w:p>
+    <w:p>
+      <w:pPr>
+        <w:pStyle w:val="NormalWeb"/>
+      </w:pPr>
+      <w:r>
+        <w:rPr>
+          <w:rFonts w:ascii="Segoe UI Symbol" w:hAnsi="Segoe UI Symbol" w:cs="Segoe UI Symbol"/>
+        </w:rPr>
+        <w:t>👉</w:t>
+      </w:r>
+      <w:r>
+        <w:t xml:space="preserve"> </w:t>
+      </w:r>
+      <w:r>
+        <w:rPr>
+          <w:rStyle w:val="Strong"/>
+        </w:rPr>
+        <w:t xml:space="preserve">3. 8 </w:t>
+      </w:r>
+      <w:proofErr w:type="spellStart"/>
+      <w:r>
+        <w:rPr>
+          <w:rStyle w:val="Strong"/>
+          <w:rFonts w:ascii="Nirmala UI" w:hAnsi="Nirmala UI" w:cs="Nirmala UI"/>
+        </w:rPr>
+        <w:t>নাও</w:t>
+      </w:r>
+      <w:proofErr w:type="spellEnd"/>
+      <w:r>
+        <w:br/>
+        <w:t xml:space="preserve">Remaining = 8 − 8 = 0 </w:t>
+      </w:r>
+      <w:r>
+        <w:rPr>
+          <w:rFonts w:ascii="Segoe UI Symbol" w:hAnsi="Segoe UI Symbol" w:cs="Segoe UI Symbol"/>
+        </w:rPr>
+        <w:t>✅</w:t>
+      </w:r>
+    </w:p>
+    <w:p>
+      <w:pPr>
+        <w:pStyle w:val="NormalWeb"/>
+      </w:pPr>
+      <w:r>
+        <w:rPr>
+          <w:rFonts w:ascii="Segoe UI Symbol" w:hAnsi="Segoe UI Symbol" w:cs="Segoe UI Symbol"/>
+        </w:rPr>
+        <w:t>👉</w:t>
+      </w:r>
+      <w:r>
+        <w:t xml:space="preserve"> </w:t>
+      </w:r>
+      <w:proofErr w:type="spellStart"/>
+      <w:r>
+        <w:rPr>
+          <w:rFonts w:ascii="Nirmala UI" w:hAnsi="Nirmala UI" w:cs="Nirmala UI"/>
+        </w:rPr>
+        <w:t>কাজ</w:t>
+      </w:r>
+      <w:proofErr w:type="spellEnd"/>
+      <w:r>
+        <w:t xml:space="preserve"> </w:t>
+      </w:r>
+      <w:proofErr w:type="spellStart"/>
+      <w:r>
+        <w:rPr>
+          <w:rFonts w:ascii="Nirmala UI" w:hAnsi="Nirmala UI" w:cs="Nirmala UI"/>
+        </w:rPr>
+        <w:t>শেষ</w:t>
+      </w:r>
+      <w:proofErr w:type="spellEnd"/>
+      <w:r>
+        <w:t xml:space="preserve"> (remaining = 0)</w:t>
+      </w:r>
+    </w:p>
+    <w:p>
+      <w:pPr>
+        <w:pStyle w:val="Heading3"/>
+      </w:pPr>
+      <w:proofErr w:type="spellStart"/>
+      <w:r>
+        <w:rPr>
+          <w:rFonts w:ascii="Nirmala UI" w:hAnsi="Nirmala UI" w:cs="Nirmala UI"/>
+        </w:rPr>
+        <w:t>এখন</w:t>
+      </w:r>
+      <w:proofErr w:type="spellEnd"/>
+      <w:r>
+        <w:t xml:space="preserve"> mapping back </w:t>
+      </w:r>
+      <w:proofErr w:type="spellStart"/>
+      <w:r>
+        <w:rPr>
+          <w:rFonts w:ascii="Nirmala UI" w:hAnsi="Nirmala UI" w:cs="Nirmala UI"/>
+        </w:rPr>
+        <w:t>করো</w:t>
+      </w:r>
+      <w:proofErr w:type="spellEnd"/>
+      <w:r>
+        <w:t xml:space="preserve"> original order </w:t>
+      </w:r>
+      <w:r>
+        <w:rPr>
+          <w:rFonts w:ascii="Nirmala UI" w:hAnsi="Nirmala UI" w:cs="Nirmala UI"/>
+        </w:rPr>
+        <w:t>এ</w:t>
+      </w:r>
+      <w:r>
+        <w:t>:</w:t>
+      </w:r>
+    </w:p>
+    <w:p>
+      <w:pPr>
+        <w:pStyle w:val="NormalWeb"/>
+      </w:pPr>
+      <w:r>
+        <w:t>Original: (10, 15, 5, 8)</w:t>
+      </w:r>
+    </w:p>
+    <w:p>
+      <w:pPr>
+        <w:pStyle w:val="NormalWeb"/>
+        <w:numPr>
+          <w:ilvl w:val="0"/>
+          <w:numId w:val="10"/>
+        </w:numPr>
+      </w:pPr>
+      <w:r>
+        <w:t>10 → 0</w:t>
+      </w:r>
+    </w:p>
+    <w:p>
+      <w:pPr>
+        <w:pStyle w:val="NormalWeb"/>
+        <w:numPr>
+          <w:ilvl w:val="0"/>
+          <w:numId w:val="10"/>
+        </w:numPr>
+      </w:pPr>
+      <w:r>
+        <w:t>15 → 1</w:t>
+      </w:r>
+    </w:p>
+    <w:p>
+      <w:pPr>
+        <w:pStyle w:val="NormalWeb"/>
+        <w:numPr>
+          <w:ilvl w:val="0"/>
+          <w:numId w:val="10"/>
+        </w:numPr>
+      </w:pPr>
+      <w:r>
+        <w:t>5 → 0</w:t>
+      </w:r>
+    </w:p>
+    <w:p>
+      <w:pPr>
+        <w:pStyle w:val="NormalWeb"/>
+        <w:numPr>
+          <w:ilvl w:val="0"/>
+          <w:numId w:val="10"/>
+        </w:numPr>
+      </w:pPr>
+      <w:r>
+        <w:t>8 → 1</w:t>
+      </w:r>
+    </w:p>
+    <w:p>
+      <w:pPr>
+        <w:pStyle w:val="Heading2"/>
+        <w:rPr>
+          <w:rFonts w:ascii="Times New Roman" w:hAnsi="Times New Roman" w:cs="Times New Roman"/>
+          <w:color w:val="auto"/>
+          <w:sz w:val="24"/>
+          <w:szCs w:val="24"/>
+        </w:rPr>
+      </w:pPr>
+      <w:r>
+        <w:rPr>
+          <w:rFonts w:ascii="Segoe UI Symbol" w:hAnsi="Segoe UI Symbol" w:cs="Segoe UI Symbol"/>
+        </w:rPr>
+        <w:lastRenderedPageBreak/>
+        <w:t>🎯</w:t>
+      </w:r>
+      <w:r>
+        <w:t xml:space="preserve"> Final Answer:</w:t>
+      </w:r>
+      <w:r>
+        <w:br/>
+      </w:r>
+      <w:r>
+        <w:rPr>
+          <w:rStyle w:val="Strong"/>
+        </w:rPr>
+        <w:t>Binary sequence = 0101</w:t>
+      </w:r>
       <w:r>
         <w:rPr>
           <w:rFonts w:ascii="Segoe UI" w:hAnsi="Segoe UI" w:cs="Segoe UI"/>
@@ -4325,7 +4734,7 @@
           <w:sz w:val="24"/>
           <w:szCs w:val="24"/>
         </w:rPr>
-        <w:t>Given:</w:t>
+        <w:br/>
       </w:r>
       <w:r>
         <w:rPr>
@@ -4335,7 +4744,6 @@
           <w:szCs w:val="24"/>
         </w:rPr>
         <w:br/>
-        <w:t>General knapsack: (10, 15, 5, 8)</w:t>
       </w:r>
       <w:r>
         <w:rPr>
@@ -4345,772 +4753,20 @@
           <w:szCs w:val="24"/>
         </w:rPr>
         <w:br/>
-        <w:t>C = 23</w:t>
+      </w:r>
+      <w:r>
+        <w:rPr>
+          <w:rFonts w:ascii="Segoe UI" w:hAnsi="Segoe UI" w:cs="Segoe UI"/>
+          <w:color w:val="0D0D0D"/>
+          <w:sz w:val="24"/>
+          <w:szCs w:val="24"/>
+        </w:rPr>
+        <w:br/>
       </w:r>
       <w:r>
         <w:rPr>
           <w:rFonts w:ascii="Segoe UI" w:hAnsi="Segoe UI" w:cs="Segoe UI"/>
           <w:b/>
-          <w:color w:val="0D0D0D"/>
-          <w:sz w:val="24"/>
-          <w:szCs w:val="24"/>
-        </w:rPr>
-        <w:br/>
-      </w:r>
-      <w:r>
-        <w:rPr>
-          <w:rFonts w:ascii="Segoe UI" w:hAnsi="Segoe UI" w:cs="Segoe UI"/>
-          <w:b/>
-          <w:color w:val="0D0D0D"/>
-          <w:sz w:val="24"/>
-          <w:szCs w:val="24"/>
-        </w:rPr>
-        <w:br/>
-      </w:r>
-      <w:r>
-        <w:rPr>
-          <w:rFonts w:ascii="Segoe UI Symbol" w:hAnsi="Segoe UI Symbol" w:cs="Segoe UI Symbol"/>
-        </w:rPr>
-        <w:t>✔</w:t>
-      </w:r>
-      <w:r>
-        <w:t>️ Given:</w:t>
-      </w:r>
-    </w:p>
-    <w:p>
-      <w:pPr>
-        <w:pStyle w:val="NormalWeb"/>
-      </w:pPr>
-      <w:r>
-        <w:t>General knapsack = (10, 15, 5, 8)</w:t>
-      </w:r>
-      <w:r>
-        <w:br/>
-      </w:r>
-      <w:proofErr w:type="spellStart"/>
-      <w:r>
-        <w:t>Ciphertext</w:t>
-      </w:r>
-      <w:proofErr w:type="spellEnd"/>
-      <w:r>
-        <w:t xml:space="preserve"> </w:t>
-      </w:r>
-      <w:r>
-        <w:rPr>
-          <w:rStyle w:val="mrel"/>
-        </w:rPr>
-        <w:t>=</w:t>
-      </w:r>
-      <w:r>
-        <w:rPr>
-          <w:rStyle w:val="mord"/>
-        </w:rPr>
-        <w:t>23</w:t>
-      </w:r>
-      <w:bookmarkStart w:id="0" w:name="_GoBack"/>
-      <w:bookmarkEnd w:id="0"/>
-    </w:p>
-    <w:p>
-      <w:pPr>
-        <w:pStyle w:val="NormalWeb"/>
-      </w:pPr>
-      <w:proofErr w:type="spellStart"/>
-      <w:r>
-        <w:rPr>
-          <w:rFonts w:ascii="Nirmala UI" w:hAnsi="Nirmala UI" w:cs="Nirmala UI"/>
-        </w:rPr>
-        <w:t>আমাদের</w:t>
-      </w:r>
-      <w:proofErr w:type="spellEnd"/>
-      <w:r>
-        <w:t xml:space="preserve"> </w:t>
-      </w:r>
-      <w:proofErr w:type="spellStart"/>
-      <w:r>
-        <w:rPr>
-          <w:rFonts w:ascii="Nirmala UI" w:hAnsi="Nirmala UI" w:cs="Nirmala UI"/>
-        </w:rPr>
-        <w:t>কাজ</w:t>
-      </w:r>
-      <w:proofErr w:type="spellEnd"/>
-      <w:r>
-        <w:t xml:space="preserve">: </w:t>
-      </w:r>
-      <w:proofErr w:type="spellStart"/>
-      <w:r>
-        <w:rPr>
-          <w:rStyle w:val="Strong"/>
-          <w:rFonts w:ascii="Nirmala UI" w:hAnsi="Nirmala UI" w:cs="Nirmala UI"/>
-        </w:rPr>
-        <w:t>কোন</w:t>
-      </w:r>
-      <w:proofErr w:type="spellEnd"/>
-      <w:r>
-        <w:rPr>
-          <w:rStyle w:val="Strong"/>
-        </w:rPr>
-        <w:t xml:space="preserve"> </w:t>
-      </w:r>
-      <w:proofErr w:type="spellStart"/>
-      <w:r>
-        <w:rPr>
-          <w:rStyle w:val="Strong"/>
-          <w:rFonts w:ascii="Nirmala UI" w:hAnsi="Nirmala UI" w:cs="Nirmala UI"/>
-        </w:rPr>
-        <w:t>কোন</w:t>
-      </w:r>
-      <w:proofErr w:type="spellEnd"/>
-      <w:r>
-        <w:rPr>
-          <w:rStyle w:val="Strong"/>
-        </w:rPr>
-        <w:t xml:space="preserve"> </w:t>
-      </w:r>
-      <w:proofErr w:type="spellStart"/>
-      <w:r>
-        <w:rPr>
-          <w:rStyle w:val="Strong"/>
-          <w:rFonts w:ascii="Nirmala UI" w:hAnsi="Nirmala UI" w:cs="Nirmala UI"/>
-        </w:rPr>
-        <w:t>সংখ্যা</w:t>
-      </w:r>
-      <w:proofErr w:type="spellEnd"/>
-      <w:r>
-        <w:rPr>
-          <w:rStyle w:val="Strong"/>
-        </w:rPr>
-        <w:t xml:space="preserve"> </w:t>
-      </w:r>
-      <w:proofErr w:type="spellStart"/>
-      <w:r>
-        <w:rPr>
-          <w:rStyle w:val="Strong"/>
-          <w:rFonts w:ascii="Nirmala UI" w:hAnsi="Nirmala UI" w:cs="Nirmala UI"/>
-        </w:rPr>
-        <w:t>যোগ</w:t>
-      </w:r>
-      <w:proofErr w:type="spellEnd"/>
-      <w:r>
-        <w:rPr>
-          <w:rStyle w:val="Strong"/>
-        </w:rPr>
-        <w:t xml:space="preserve"> </w:t>
-      </w:r>
-      <w:proofErr w:type="spellStart"/>
-      <w:r>
-        <w:rPr>
-          <w:rStyle w:val="Strong"/>
-          <w:rFonts w:ascii="Nirmala UI" w:hAnsi="Nirmala UI" w:cs="Nirmala UI"/>
-        </w:rPr>
-        <w:t>করে</w:t>
-      </w:r>
-      <w:proofErr w:type="spellEnd"/>
-      <w:r>
-        <w:rPr>
-          <w:rStyle w:val="Strong"/>
-        </w:rPr>
-        <w:t xml:space="preserve"> 23 </w:t>
-      </w:r>
-      <w:proofErr w:type="spellStart"/>
-      <w:r>
-        <w:rPr>
-          <w:rStyle w:val="Strong"/>
-          <w:rFonts w:ascii="Nirmala UI" w:hAnsi="Nirmala UI" w:cs="Nirmala UI"/>
-        </w:rPr>
-        <w:t>হয়</w:t>
-      </w:r>
-      <w:proofErr w:type="spellEnd"/>
-      <w:r>
-        <w:rPr>
-          <w:rStyle w:val="Strong"/>
-        </w:rPr>
-        <w:t xml:space="preserve"> → </w:t>
-      </w:r>
-      <w:proofErr w:type="spellStart"/>
-      <w:r>
-        <w:rPr>
-          <w:rStyle w:val="Strong"/>
-          <w:rFonts w:ascii="Nirmala UI" w:hAnsi="Nirmala UI" w:cs="Nirmala UI"/>
-        </w:rPr>
-        <w:t>সেটা</w:t>
-      </w:r>
-      <w:proofErr w:type="spellEnd"/>
-      <w:r>
-        <w:rPr>
-          <w:rStyle w:val="Strong"/>
-        </w:rPr>
-        <w:t xml:space="preserve"> binary </w:t>
-      </w:r>
-      <w:proofErr w:type="spellStart"/>
-      <w:r>
-        <w:rPr>
-          <w:rStyle w:val="Strong"/>
-          <w:rFonts w:ascii="Nirmala UI" w:hAnsi="Nirmala UI" w:cs="Nirmala UI"/>
-        </w:rPr>
-        <w:t>হিসেবে</w:t>
-      </w:r>
-      <w:proofErr w:type="spellEnd"/>
-      <w:r>
-        <w:rPr>
-          <w:rStyle w:val="Strong"/>
-        </w:rPr>
-        <w:t xml:space="preserve"> </w:t>
-      </w:r>
-      <w:proofErr w:type="spellStart"/>
-      <w:r>
-        <w:rPr>
-          <w:rStyle w:val="Strong"/>
-          <w:rFonts w:ascii="Nirmala UI" w:hAnsi="Nirmala UI" w:cs="Nirmala UI"/>
-        </w:rPr>
-        <w:t>লিখবো</w:t>
-      </w:r>
-      <w:proofErr w:type="spellEnd"/>
-    </w:p>
-    <w:p>
-      <w:pPr>
-        <w:pStyle w:val="Heading2"/>
-      </w:pPr>
-      <w:r>
-        <w:rPr>
-          <w:rFonts w:ascii="Segoe UI Symbol" w:hAnsi="Segoe UI Symbol" w:cs="Segoe UI Symbol"/>
-        </w:rPr>
-        <w:t>✔</w:t>
-      </w:r>
-      <w:r>
-        <w:t xml:space="preserve">️ Step 1: Largest </w:t>
-      </w:r>
-      <w:proofErr w:type="spellStart"/>
-      <w:r>
-        <w:rPr>
-          <w:rFonts w:ascii="Nirmala UI" w:hAnsi="Nirmala UI" w:cs="Nirmala UI"/>
-        </w:rPr>
-        <w:t>থেকে</w:t>
-      </w:r>
-      <w:proofErr w:type="spellEnd"/>
-      <w:r>
-        <w:t xml:space="preserve"> </w:t>
-      </w:r>
-      <w:proofErr w:type="spellStart"/>
-      <w:r>
-        <w:rPr>
-          <w:rFonts w:ascii="Nirmala UI" w:hAnsi="Nirmala UI" w:cs="Nirmala UI"/>
-        </w:rPr>
-        <w:t>শুরু</w:t>
-      </w:r>
-      <w:proofErr w:type="spellEnd"/>
-      <w:r>
-        <w:t xml:space="preserve"> </w:t>
-      </w:r>
-      <w:proofErr w:type="spellStart"/>
-      <w:r>
-        <w:rPr>
-          <w:rFonts w:ascii="Nirmala UI" w:hAnsi="Nirmala UI" w:cs="Nirmala UI"/>
-        </w:rPr>
-        <w:t>করি</w:t>
-      </w:r>
-      <w:proofErr w:type="spellEnd"/>
-      <w:r>
-        <w:t xml:space="preserve"> (greedy way)</w:t>
-      </w:r>
-    </w:p>
-    <w:p>
-      <w:pPr>
-        <w:pStyle w:val="NormalWeb"/>
-      </w:pPr>
-      <w:r>
-        <w:rPr>
-          <w:rFonts w:ascii="Segoe UI Symbol" w:hAnsi="Segoe UI Symbol" w:cs="Segoe UI Symbol"/>
-        </w:rPr>
-        <w:t>👉</w:t>
-      </w:r>
-      <w:r>
-        <w:t xml:space="preserve"> 23 </w:t>
-      </w:r>
-      <w:proofErr w:type="spellStart"/>
-      <w:r>
-        <w:rPr>
-          <w:rFonts w:ascii="Nirmala UI" w:hAnsi="Nirmala UI" w:cs="Nirmala UI"/>
-        </w:rPr>
-        <w:t>থেকে</w:t>
-      </w:r>
-      <w:proofErr w:type="spellEnd"/>
-      <w:r>
-        <w:t xml:space="preserve"> </w:t>
-      </w:r>
-      <w:proofErr w:type="spellStart"/>
-      <w:r>
-        <w:rPr>
-          <w:rFonts w:ascii="Nirmala UI" w:hAnsi="Nirmala UI" w:cs="Nirmala UI"/>
-        </w:rPr>
-        <w:t>শুরু</w:t>
-      </w:r>
-      <w:proofErr w:type="spellEnd"/>
-    </w:p>
-    <w:p>
-      <w:pPr>
-        <w:pStyle w:val="Heading3"/>
-      </w:pPr>
-      <w:r>
-        <w:rPr>
-          <w:rFonts w:ascii="Segoe UI Symbol" w:hAnsi="Segoe UI Symbol" w:cs="Segoe UI Symbol"/>
-        </w:rPr>
-        <w:t>🔹</w:t>
-      </w:r>
-      <w:r>
-        <w:t xml:space="preserve"> 8 check </w:t>
-      </w:r>
-      <w:proofErr w:type="spellStart"/>
-      <w:r>
-        <w:rPr>
-          <w:rFonts w:ascii="Nirmala UI" w:hAnsi="Nirmala UI" w:cs="Nirmala UI"/>
-        </w:rPr>
-        <w:t>করি</w:t>
-      </w:r>
-      <w:proofErr w:type="spellEnd"/>
-      <w:r>
-        <w:t>:</w:t>
-      </w:r>
-    </w:p>
-    <w:p>
-      <w:pPr>
-        <w:pStyle w:val="NormalWeb"/>
-      </w:pPr>
-      <w:r>
-        <w:t xml:space="preserve">23 ≥ 8 → </w:t>
-      </w:r>
-      <w:proofErr w:type="spellStart"/>
-      <w:r>
-        <w:rPr>
-          <w:rFonts w:ascii="Nirmala UI" w:hAnsi="Nirmala UI" w:cs="Nirmala UI"/>
-        </w:rPr>
-        <w:t>নেবো</w:t>
-      </w:r>
-      <w:proofErr w:type="spellEnd"/>
-      <w:r>
-        <w:br/>
-      </w:r>
-      <w:r>
-        <w:rPr>
-          <w:rFonts w:ascii="Segoe UI Symbol" w:hAnsi="Segoe UI Symbol" w:cs="Segoe UI Symbol"/>
-        </w:rPr>
-        <w:t>👉</w:t>
-      </w:r>
-      <w:r>
-        <w:t xml:space="preserve"> 23 − 8 = 15</w:t>
-      </w:r>
-      <w:r>
-        <w:br/>
-      </w:r>
-      <w:r>
-        <w:rPr>
-          <w:rFonts w:ascii="Segoe UI Symbol" w:hAnsi="Segoe UI Symbol" w:cs="Segoe UI Symbol"/>
-        </w:rPr>
-        <w:t>➡️</w:t>
-      </w:r>
-      <w:r>
-        <w:t xml:space="preserve"> bit = 1</w:t>
-      </w:r>
-    </w:p>
-    <w:p>
-      <w:pPr>
-        <w:pStyle w:val="Heading3"/>
-      </w:pPr>
-      <w:r>
-        <w:rPr>
-          <w:rFonts w:ascii="Segoe UI Symbol" w:hAnsi="Segoe UI Symbol" w:cs="Segoe UI Symbol"/>
-        </w:rPr>
-        <w:t>🔹</w:t>
-      </w:r>
-      <w:r>
-        <w:t xml:space="preserve"> 5 check </w:t>
-      </w:r>
-      <w:proofErr w:type="spellStart"/>
-      <w:r>
-        <w:rPr>
-          <w:rFonts w:ascii="Nirmala UI" w:hAnsi="Nirmala UI" w:cs="Nirmala UI"/>
-        </w:rPr>
-        <w:t>করি</w:t>
-      </w:r>
-      <w:proofErr w:type="spellEnd"/>
-      <w:r>
-        <w:t>:</w:t>
-      </w:r>
-    </w:p>
-    <w:p>
-      <w:pPr>
-        <w:pStyle w:val="NormalWeb"/>
-      </w:pPr>
-      <w:r>
-        <w:t xml:space="preserve">15 ≥ 5 → </w:t>
-      </w:r>
-      <w:proofErr w:type="spellStart"/>
-      <w:r>
-        <w:rPr>
-          <w:rFonts w:ascii="Nirmala UI" w:hAnsi="Nirmala UI" w:cs="Nirmala UI"/>
-        </w:rPr>
-        <w:t>নেবো</w:t>
-      </w:r>
-      <w:proofErr w:type="spellEnd"/>
-      <w:r>
-        <w:br/>
-      </w:r>
-      <w:r>
-        <w:rPr>
-          <w:rFonts w:ascii="Segoe UI Symbol" w:hAnsi="Segoe UI Symbol" w:cs="Segoe UI Symbol"/>
-        </w:rPr>
-        <w:t>👉</w:t>
-      </w:r>
-      <w:r>
-        <w:t xml:space="preserve"> 15 − 5 = 10</w:t>
-      </w:r>
-      <w:r>
-        <w:br/>
-      </w:r>
-      <w:r>
-        <w:rPr>
-          <w:rFonts w:ascii="Segoe UI Symbol" w:hAnsi="Segoe UI Symbol" w:cs="Segoe UI Symbol"/>
-        </w:rPr>
-        <w:t>➡️</w:t>
-      </w:r>
-      <w:r>
-        <w:t xml:space="preserve"> bit = 1</w:t>
-      </w:r>
-    </w:p>
-    <w:p>
-      <w:r>
-        <w:pict>
-          <v:rect id="_x0000_i1028" style="width:0;height:1.5pt" o:hralign="center" o:hrstd="t" o:hr="t" fillcolor="#a0a0a0" stroked="f"/>
-        </w:pict>
-      </w:r>
-    </w:p>
-    <w:p>
-      <w:pPr>
-        <w:pStyle w:val="Heading3"/>
-      </w:pPr>
-      <w:r>
-        <w:rPr>
-          <w:rFonts w:ascii="Segoe UI Symbol" w:hAnsi="Segoe UI Symbol" w:cs="Segoe UI Symbol"/>
-        </w:rPr>
-        <w:lastRenderedPageBreak/>
-        <w:t>🔹</w:t>
-      </w:r>
-      <w:r>
-        <w:t xml:space="preserve"> 15 check </w:t>
-      </w:r>
-      <w:proofErr w:type="spellStart"/>
-      <w:r>
-        <w:rPr>
-          <w:rFonts w:ascii="Nirmala UI" w:hAnsi="Nirmala UI" w:cs="Nirmala UI"/>
-        </w:rPr>
-        <w:t>করি</w:t>
-      </w:r>
-      <w:proofErr w:type="spellEnd"/>
-      <w:r>
-        <w:t>:</w:t>
-      </w:r>
-    </w:p>
-    <w:p>
-      <w:pPr>
-        <w:pStyle w:val="NormalWeb"/>
-      </w:pPr>
-      <w:r>
-        <w:t xml:space="preserve">10 &lt; 15 → </w:t>
-      </w:r>
-      <w:proofErr w:type="spellStart"/>
-      <w:r>
-        <w:rPr>
-          <w:rFonts w:ascii="Nirmala UI" w:hAnsi="Nirmala UI" w:cs="Nirmala UI"/>
-        </w:rPr>
-        <w:t>নেওয়া</w:t>
-      </w:r>
-      <w:proofErr w:type="spellEnd"/>
-      <w:r>
-        <w:t xml:space="preserve"> </w:t>
-      </w:r>
-      <w:proofErr w:type="spellStart"/>
-      <w:r>
-        <w:rPr>
-          <w:rFonts w:ascii="Nirmala UI" w:hAnsi="Nirmala UI" w:cs="Nirmala UI"/>
-        </w:rPr>
-        <w:t>যাবে</w:t>
-      </w:r>
-      <w:proofErr w:type="spellEnd"/>
-      <w:r>
-        <w:t xml:space="preserve"> </w:t>
-      </w:r>
-      <w:proofErr w:type="spellStart"/>
-      <w:r>
-        <w:rPr>
-          <w:rFonts w:ascii="Nirmala UI" w:hAnsi="Nirmala UI" w:cs="Nirmala UI"/>
-        </w:rPr>
-        <w:t>না</w:t>
-      </w:r>
-      <w:proofErr w:type="spellEnd"/>
-      <w:r>
-        <w:br/>
-      </w:r>
-      <w:r>
-        <w:rPr>
-          <w:rFonts w:ascii="Segoe UI Symbol" w:hAnsi="Segoe UI Symbol" w:cs="Segoe UI Symbol"/>
-        </w:rPr>
-        <w:t>➡️</w:t>
-      </w:r>
-      <w:r>
-        <w:t xml:space="preserve"> bit = 0</w:t>
-      </w:r>
-    </w:p>
-    <w:p>
-      <w:pPr>
-        <w:pStyle w:val="Heading3"/>
-      </w:pPr>
-      <w:r>
-        <w:rPr>
-          <w:rFonts w:ascii="Segoe UI Symbol" w:hAnsi="Segoe UI Symbol" w:cs="Segoe UI Symbol"/>
-        </w:rPr>
-        <w:t>🔹</w:t>
-      </w:r>
-      <w:r>
-        <w:t xml:space="preserve"> 10 check </w:t>
-      </w:r>
-      <w:proofErr w:type="spellStart"/>
-      <w:r>
-        <w:rPr>
-          <w:rFonts w:ascii="Nirmala UI" w:hAnsi="Nirmala UI" w:cs="Nirmala UI"/>
-        </w:rPr>
-        <w:t>করি</w:t>
-      </w:r>
-      <w:proofErr w:type="spellEnd"/>
-      <w:r>
-        <w:t>:</w:t>
-      </w:r>
-    </w:p>
-    <w:p>
-      <w:pPr>
-        <w:pStyle w:val="NormalWeb"/>
-      </w:pPr>
-      <w:r>
-        <w:t xml:space="preserve">10 ≥ 10 → </w:t>
-      </w:r>
-      <w:proofErr w:type="spellStart"/>
-      <w:r>
-        <w:rPr>
-          <w:rFonts w:ascii="Nirmala UI" w:hAnsi="Nirmala UI" w:cs="Nirmala UI"/>
-        </w:rPr>
-        <w:t>নেবো</w:t>
-      </w:r>
-      <w:proofErr w:type="spellEnd"/>
-      <w:r>
-        <w:br/>
-      </w:r>
-      <w:r>
-        <w:rPr>
-          <w:rFonts w:ascii="Segoe UI Symbol" w:hAnsi="Segoe UI Symbol" w:cs="Segoe UI Symbol"/>
-        </w:rPr>
-        <w:t>👉</w:t>
-      </w:r>
-      <w:r>
-        <w:t xml:space="preserve"> 10 − 10 = 0</w:t>
-      </w:r>
-      <w:r>
-        <w:br/>
-      </w:r>
-      <w:r>
-        <w:rPr>
-          <w:rFonts w:ascii="Segoe UI Symbol" w:hAnsi="Segoe UI Symbol" w:cs="Segoe UI Symbol"/>
-        </w:rPr>
-        <w:t>➡️</w:t>
-      </w:r>
-      <w:r>
-        <w:t xml:space="preserve"> bit = 1</w:t>
-      </w:r>
-    </w:p>
-    <w:p>
-      <w:pPr>
-        <w:pStyle w:val="Heading2"/>
-      </w:pPr>
-      <w:r>
-        <w:rPr>
-          <w:rFonts w:ascii="Segoe UI Symbol" w:hAnsi="Segoe UI Symbol" w:cs="Segoe UI Symbol"/>
-        </w:rPr>
-        <w:t>✔</w:t>
-      </w:r>
-      <w:r>
-        <w:t xml:space="preserve">️ Step 2: Binary sequence </w:t>
-      </w:r>
-      <w:proofErr w:type="spellStart"/>
-      <w:r>
-        <w:rPr>
-          <w:rFonts w:ascii="Nirmala UI" w:hAnsi="Nirmala UI" w:cs="Nirmala UI"/>
-        </w:rPr>
-        <w:t>লিখি</w:t>
-      </w:r>
-      <w:proofErr w:type="spellEnd"/>
-    </w:p>
-    <w:p>
-      <w:pPr>
-        <w:pStyle w:val="NormalWeb"/>
-      </w:pPr>
-      <w:r>
-        <w:t>Knapsack order:</w:t>
-      </w:r>
-      <w:r>
-        <w:br/>
-        <w:t>(10, 15, 5, 8)</w:t>
-      </w:r>
-    </w:p>
-    <w:p>
-      <w:pPr>
-        <w:pStyle w:val="NormalWeb"/>
-      </w:pPr>
-      <w:proofErr w:type="spellStart"/>
-      <w:r>
-        <w:rPr>
-          <w:rFonts w:ascii="Nirmala UI" w:hAnsi="Nirmala UI" w:cs="Nirmala UI"/>
-        </w:rPr>
-        <w:t>তাই</w:t>
-      </w:r>
-      <w:proofErr w:type="spellEnd"/>
-      <w:r>
-        <w:t xml:space="preserve"> bit </w:t>
-      </w:r>
-      <w:proofErr w:type="spellStart"/>
-      <w:r>
-        <w:rPr>
-          <w:rFonts w:ascii="Nirmala UI" w:hAnsi="Nirmala UI" w:cs="Nirmala UI"/>
-        </w:rPr>
-        <w:t>হবে</w:t>
-      </w:r>
-      <w:proofErr w:type="spellEnd"/>
-      <w:r>
-        <w:t>:</w:t>
-      </w:r>
-    </w:p>
-    <w:p>
-      <w:pPr>
-        <w:numPr>
-          <w:ilvl w:val="0"/>
-          <w:numId w:val="9"/>
-        </w:numPr>
-        <w:spacing w:before="100" w:beforeAutospacing="1" w:after="100" w:afterAutospacing="1" w:line="240" w:lineRule="auto"/>
-      </w:pPr>
-      <w:r>
-        <w:t xml:space="preserve">10 → 1 </w:t>
-      </w:r>
-    </w:p>
-    <w:p>
-      <w:pPr>
-        <w:numPr>
-          <w:ilvl w:val="0"/>
-          <w:numId w:val="9"/>
-        </w:numPr>
-        <w:spacing w:before="100" w:beforeAutospacing="1" w:after="100" w:afterAutospacing="1" w:line="240" w:lineRule="auto"/>
-      </w:pPr>
-      <w:r>
-        <w:t xml:space="preserve">15 → 0 </w:t>
-      </w:r>
-    </w:p>
-    <w:p>
-      <w:pPr>
-        <w:numPr>
-          <w:ilvl w:val="0"/>
-          <w:numId w:val="9"/>
-        </w:numPr>
-        <w:spacing w:before="100" w:beforeAutospacing="1" w:after="100" w:afterAutospacing="1" w:line="240" w:lineRule="auto"/>
-      </w:pPr>
-      <w:r>
-        <w:t xml:space="preserve">5 → 1 </w:t>
-      </w:r>
-    </w:p>
-    <w:p>
-      <w:pPr>
-        <w:numPr>
-          <w:ilvl w:val="0"/>
-          <w:numId w:val="9"/>
-        </w:numPr>
-        <w:spacing w:before="100" w:beforeAutospacing="1" w:after="100" w:afterAutospacing="1" w:line="240" w:lineRule="auto"/>
-      </w:pPr>
-      <w:r>
-        <w:t xml:space="preserve">8 → 1 </w:t>
-      </w:r>
-    </w:p>
-    <w:p>
-      <w:pPr>
-        <w:pStyle w:val="Heading2"/>
-      </w:pPr>
-      <w:r>
-        <w:rPr>
-          <w:rFonts w:ascii="Segoe UI Symbol" w:hAnsi="Segoe UI Symbol" w:cs="Segoe UI Symbol"/>
-        </w:rPr>
-        <w:t>✔</w:t>
-      </w:r>
-      <w:r>
-        <w:t>️ Final Answer:</w:t>
-      </w:r>
-    </w:p>
-    <w:p>
-      <w:pPr>
-        <w:pStyle w:val="Heading1"/>
-        <w:shd w:val="clear" w:color="auto" w:fill="FFFFFF"/>
-        <w:spacing w:before="0" w:beforeAutospacing="0" w:after="120" w:afterAutospacing="0"/>
-        <w:rPr>
-          <w:rFonts w:ascii="Segoe UI" w:hAnsi="Segoe UI" w:cs="Segoe UI"/>
-          <w:b w:val="0"/>
-          <w:color w:val="0D0D0D"/>
-          <w:sz w:val="24"/>
-          <w:szCs w:val="24"/>
-        </w:rPr>
-      </w:pPr>
-      <w:r>
-        <w:rPr>
-          <w:rStyle w:val="katex-mathml"/>
-          <w:rFonts w:eastAsiaTheme="majorEastAsia"/>
-        </w:rPr>
-        <w:t>(1,0,1,1)</w:t>
-      </w:r>
-      <w:r>
-        <w:rPr>
-          <w:rFonts w:ascii="Segoe UI" w:hAnsi="Segoe UI" w:cs="Segoe UI"/>
-          <w:b w:val="0"/>
-          <w:color w:val="0D0D0D"/>
-          <w:sz w:val="24"/>
-          <w:szCs w:val="24"/>
-        </w:rPr>
-        <w:br/>
-      </w:r>
-      <w:r>
-        <w:rPr>
-          <w:rFonts w:ascii="Segoe UI" w:hAnsi="Segoe UI" w:cs="Segoe UI"/>
-          <w:b w:val="0"/>
-          <w:color w:val="0D0D0D"/>
-          <w:sz w:val="24"/>
-          <w:szCs w:val="24"/>
-        </w:rPr>
-        <w:br/>
-      </w:r>
-      <w:r>
-        <w:rPr>
-          <w:rFonts w:ascii="Segoe UI" w:hAnsi="Segoe UI" w:cs="Segoe UI"/>
-          <w:b w:val="0"/>
-          <w:color w:val="0D0D0D"/>
-          <w:sz w:val="24"/>
-          <w:szCs w:val="24"/>
-        </w:rPr>
-        <w:br/>
-      </w:r>
-      <w:r>
-        <w:rPr>
-          <w:rFonts w:ascii="Segoe UI" w:hAnsi="Segoe UI" w:cs="Segoe UI"/>
-          <w:b w:val="0"/>
-          <w:color w:val="0D0D0D"/>
-          <w:sz w:val="24"/>
-          <w:szCs w:val="24"/>
-        </w:rPr>
-        <w:br/>
-      </w:r>
-      <w:r>
-        <w:rPr>
-          <w:rFonts w:ascii="Segoe UI" w:hAnsi="Segoe UI" w:cs="Segoe UI"/>
-          <w:b w:val="0"/>
           <w:noProof/>
           <w:color w:val="0D0D0D"/>
           <w:sz w:val="24"/>
@@ -5132,7 +4788,7 @@
                     <pic:cNvPicPr/>
                   </pic:nvPicPr>
                   <pic:blipFill>
-                    <a:blip r:embed="rId8">
+                    <a:blip r:embed="rId9">
                       <a:extLst>
                         <a:ext uri="{28A0092B-C50C-407E-A947-70E740481C1C}">
                           <a14:useLocalDpi xmlns:a14="http://schemas.microsoft.com/office/drawing/2010/main" val="0"/>
@@ -5161,7 +4817,6 @@
       <w:r>
         <w:rPr>
           <w:rFonts w:ascii="Segoe UI" w:hAnsi="Segoe UI" w:cs="Segoe UI"/>
-          <w:b w:val="0"/>
           <w:color w:val="0D0D0D"/>
           <w:sz w:val="24"/>
           <w:szCs w:val="24"/>
@@ -5171,7 +4826,6 @@
       <w:r>
         <w:rPr>
           <w:rFonts w:ascii="Segoe UI" w:hAnsi="Segoe UI" w:cs="Segoe UI"/>
-          <w:b w:val="0"/>
           <w:color w:val="0D0D0D"/>
           <w:sz w:val="24"/>
           <w:szCs w:val="24"/>
@@ -5181,7 +4835,6 @@
       <w:r>
         <w:rPr>
           <w:rFonts w:ascii="Segoe UI" w:hAnsi="Segoe UI" w:cs="Segoe UI"/>
-          <w:b w:val="0"/>
           <w:color w:val="0D0D0D"/>
           <w:sz w:val="24"/>
           <w:szCs w:val="24"/>
@@ -5206,7 +4859,6 @@
           <w:highlight w:val="yellow"/>
           <w:u w:val="single"/>
         </w:rPr>
-        <w:lastRenderedPageBreak/>
         <w:t>Sample question:</w:t>
       </w:r>
       <w:r>
@@ -5381,6 +5033,7 @@
           <w:sz w:val="24"/>
           <w:szCs w:val="24"/>
         </w:rPr>
+        <w:lastRenderedPageBreak/>
         <w:t>🔐</w:t>
       </w:r>
       <w:r>
@@ -5666,7 +5319,6 @@
         <w:rPr>
           <w:rFonts w:ascii="Segoe UI Symbol" w:hAnsi="Segoe UI Symbol" w:cs="Segoe UI Symbol"/>
         </w:rPr>
-        <w:lastRenderedPageBreak/>
         <w:t>✅</w:t>
       </w:r>
       <w:r>
@@ -6048,6 +5700,7 @@
         <w:rPr>
           <w:rFonts w:ascii="Segoe UI Symbol" w:hAnsi="Segoe UI Symbol" w:cs="Segoe UI Symbol"/>
         </w:rPr>
+        <w:lastRenderedPageBreak/>
         <w:t>👉</w:t>
       </w:r>
       <w:r>
@@ -6480,7 +6133,6 @@
           <w:sz w:val="24"/>
           <w:szCs w:val="24"/>
         </w:rPr>
-        <w:lastRenderedPageBreak/>
         <w:t>Decryption:</w:t>
       </w:r>
       <w:r>
@@ -6538,7 +6190,7 @@
           <w:szCs w:val="24"/>
         </w:rPr>
         <w:pict>
-          <v:rect id="_x0000_i1025" style="width:0;height:1.5pt" o:hralign="center" o:hrstd="t" o:hr="t" fillcolor="#a0a0a0" stroked="f"/>
+          <v:rect id="_x0000_i1026" style="width:0;height:1.5pt" o:hralign="center" o:hrstd="t" o:hr="t" fillcolor="#a0a0a0" stroked="f"/>
         </w:pict>
       </w:r>
     </w:p>
@@ -6950,6 +6602,14 @@
           <w:szCs w:val="24"/>
         </w:rPr>
         <w:br/>
+      </w:r>
+      <w:r>
+        <w:rPr>
+          <w:rFonts w:ascii="Times New Roman" w:eastAsia="Times New Roman" w:hAnsi="Times New Roman" w:cs="Times New Roman"/>
+          <w:sz w:val="24"/>
+          <w:szCs w:val="24"/>
+        </w:rPr>
+        <w:lastRenderedPageBreak/>
         <w:t>W₀, W₁, ..., Wₙ₋₁</w:t>
       </w:r>
       <w:r>
@@ -8172,6 +7832,155 @@
     </w:lvl>
   </w:abstractNum>
   <w:abstractNum w:abstractNumId="7" w15:restartNumberingAfterBreak="0">
+    <w:nsid w:val="476F357D"/>
+    <w:multiLevelType w:val="multilevel"/>
+    <w:tmpl w:val="959863FE"/>
+    <w:lvl w:ilvl="0">
+      <w:start w:val="1"/>
+      <w:numFmt w:val="bullet"/>
+      <w:lvlText w:val=""/>
+      <w:lvlJc w:val="left"/>
+      <w:pPr>
+        <w:tabs>
+          <w:tab w:val="num" w:pos="720"/>
+        </w:tabs>
+        <w:ind w:left="720" w:hanging="360"/>
+      </w:pPr>
+      <w:rPr>
+        <w:rFonts w:ascii="Symbol" w:hAnsi="Symbol" w:hint="default"/>
+        <w:sz w:val="20"/>
+      </w:rPr>
+    </w:lvl>
+    <w:lvl w:ilvl="1" w:tentative="1">
+      <w:start w:val="1"/>
+      <w:numFmt w:val="bullet"/>
+      <w:lvlText w:val="o"/>
+      <w:lvlJc w:val="left"/>
+      <w:pPr>
+        <w:tabs>
+          <w:tab w:val="num" w:pos="1440"/>
+        </w:tabs>
+        <w:ind w:left="1440" w:hanging="360"/>
+      </w:pPr>
+      <w:rPr>
+        <w:rFonts w:ascii="Courier New" w:hAnsi="Courier New" w:hint="default"/>
+        <w:sz w:val="20"/>
+      </w:rPr>
+    </w:lvl>
+    <w:lvl w:ilvl="2" w:tentative="1">
+      <w:start w:val="1"/>
+      <w:numFmt w:val="bullet"/>
+      <w:lvlText w:val=""/>
+      <w:lvlJc w:val="left"/>
+      <w:pPr>
+        <w:tabs>
+          <w:tab w:val="num" w:pos="2160"/>
+        </w:tabs>
+        <w:ind w:left="2160" w:hanging="360"/>
+      </w:pPr>
+      <w:rPr>
+        <w:rFonts w:ascii="Wingdings" w:hAnsi="Wingdings" w:hint="default"/>
+        <w:sz w:val="20"/>
+      </w:rPr>
+    </w:lvl>
+    <w:lvl w:ilvl="3" w:tentative="1">
+      <w:start w:val="1"/>
+      <w:numFmt w:val="bullet"/>
+      <w:lvlText w:val=""/>
+      <w:lvlJc w:val="left"/>
+      <w:pPr>
+        <w:tabs>
+          <w:tab w:val="num" w:pos="2880"/>
+        </w:tabs>
+        <w:ind w:left="2880" w:hanging="360"/>
+      </w:pPr>
+      <w:rPr>
+        <w:rFonts w:ascii="Wingdings" w:hAnsi="Wingdings" w:hint="default"/>
+        <w:sz w:val="20"/>
+      </w:rPr>
+    </w:lvl>
+    <w:lvl w:ilvl="4" w:tentative="1">
+      <w:start w:val="1"/>
+      <w:numFmt w:val="bullet"/>
+      <w:lvlText w:val=""/>
+      <w:lvlJc w:val="left"/>
+      <w:pPr>
+        <w:tabs>
+          <w:tab w:val="num" w:pos="3600"/>
+        </w:tabs>
+        <w:ind w:left="3600" w:hanging="360"/>
+      </w:pPr>
+      <w:rPr>
+        <w:rFonts w:ascii="Wingdings" w:hAnsi="Wingdings" w:hint="default"/>
+        <w:sz w:val="20"/>
+      </w:rPr>
+    </w:lvl>
+    <w:lvl w:ilvl="5" w:tentative="1">
+      <w:start w:val="1"/>
+      <w:numFmt w:val="bullet"/>
+      <w:lvlText w:val=""/>
+      <w:lvlJc w:val="left"/>
+      <w:pPr>
+        <w:tabs>
+          <w:tab w:val="num" w:pos="4320"/>
+        </w:tabs>
+        <w:ind w:left="4320" w:hanging="360"/>
+      </w:pPr>
+      <w:rPr>
+        <w:rFonts w:ascii="Wingdings" w:hAnsi="Wingdings" w:hint="default"/>
+        <w:sz w:val="20"/>
+      </w:rPr>
+    </w:lvl>
+    <w:lvl w:ilvl="6" w:tentative="1">
+      <w:start w:val="1"/>
+      <w:numFmt w:val="bullet"/>
+      <w:lvlText w:val=""/>
+      <w:lvlJc w:val="left"/>
+      <w:pPr>
+        <w:tabs>
+          <w:tab w:val="num" w:pos="5040"/>
+        </w:tabs>
+        <w:ind w:left="5040" w:hanging="360"/>
+      </w:pPr>
+      <w:rPr>
+        <w:rFonts w:ascii="Wingdings" w:hAnsi="Wingdings" w:hint="default"/>
+        <w:sz w:val="20"/>
+      </w:rPr>
+    </w:lvl>
+    <w:lvl w:ilvl="7" w:tentative="1">
+      <w:start w:val="1"/>
+      <w:numFmt w:val="bullet"/>
+      <w:lvlText w:val=""/>
+      <w:lvlJc w:val="left"/>
+      <w:pPr>
+        <w:tabs>
+          <w:tab w:val="num" w:pos="5760"/>
+        </w:tabs>
+        <w:ind w:left="5760" w:hanging="360"/>
+      </w:pPr>
+      <w:rPr>
+        <w:rFonts w:ascii="Wingdings" w:hAnsi="Wingdings" w:hint="default"/>
+        <w:sz w:val="20"/>
+      </w:rPr>
+    </w:lvl>
+    <w:lvl w:ilvl="8" w:tentative="1">
+      <w:start w:val="1"/>
+      <w:numFmt w:val="bullet"/>
+      <w:lvlText w:val=""/>
+      <w:lvlJc w:val="left"/>
+      <w:pPr>
+        <w:tabs>
+          <w:tab w:val="num" w:pos="6480"/>
+        </w:tabs>
+        <w:ind w:left="6480" w:hanging="360"/>
+      </w:pPr>
+      <w:rPr>
+        <w:rFonts w:ascii="Wingdings" w:hAnsi="Wingdings" w:hint="default"/>
+        <w:sz w:val="20"/>
+      </w:rPr>
+    </w:lvl>
+  </w:abstractNum>
+  <w:abstractNum w:abstractNumId="8" w15:restartNumberingAfterBreak="0">
     <w:nsid w:val="6A3A0B64"/>
     <w:multiLevelType w:val="multilevel"/>
     <w:tmpl w:val="3FA4FF42"/>
@@ -8320,7 +8129,156 @@
       </w:rPr>
     </w:lvl>
   </w:abstractNum>
-  <w:abstractNum w:abstractNumId="8" w15:restartNumberingAfterBreak="0">
+  <w:abstractNum w:abstractNumId="9" w15:restartNumberingAfterBreak="0">
+    <w:nsid w:val="77FE2657"/>
+    <w:multiLevelType w:val="multilevel"/>
+    <w:tmpl w:val="0A5E0E58"/>
+    <w:lvl w:ilvl="0">
+      <w:start w:val="1"/>
+      <w:numFmt w:val="bullet"/>
+      <w:lvlText w:val=""/>
+      <w:lvlJc w:val="left"/>
+      <w:pPr>
+        <w:tabs>
+          <w:tab w:val="num" w:pos="720"/>
+        </w:tabs>
+        <w:ind w:left="720" w:hanging="360"/>
+      </w:pPr>
+      <w:rPr>
+        <w:rFonts w:ascii="Symbol" w:hAnsi="Symbol" w:hint="default"/>
+        <w:sz w:val="20"/>
+      </w:rPr>
+    </w:lvl>
+    <w:lvl w:ilvl="1" w:tentative="1">
+      <w:start w:val="1"/>
+      <w:numFmt w:val="bullet"/>
+      <w:lvlText w:val="o"/>
+      <w:lvlJc w:val="left"/>
+      <w:pPr>
+        <w:tabs>
+          <w:tab w:val="num" w:pos="1440"/>
+        </w:tabs>
+        <w:ind w:left="1440" w:hanging="360"/>
+      </w:pPr>
+      <w:rPr>
+        <w:rFonts w:ascii="Courier New" w:hAnsi="Courier New" w:hint="default"/>
+        <w:sz w:val="20"/>
+      </w:rPr>
+    </w:lvl>
+    <w:lvl w:ilvl="2" w:tentative="1">
+      <w:start w:val="1"/>
+      <w:numFmt w:val="bullet"/>
+      <w:lvlText w:val=""/>
+      <w:lvlJc w:val="left"/>
+      <w:pPr>
+        <w:tabs>
+          <w:tab w:val="num" w:pos="2160"/>
+        </w:tabs>
+        <w:ind w:left="2160" w:hanging="360"/>
+      </w:pPr>
+      <w:rPr>
+        <w:rFonts w:ascii="Wingdings" w:hAnsi="Wingdings" w:hint="default"/>
+        <w:sz w:val="20"/>
+      </w:rPr>
+    </w:lvl>
+    <w:lvl w:ilvl="3" w:tentative="1">
+      <w:start w:val="1"/>
+      <w:numFmt w:val="bullet"/>
+      <w:lvlText w:val=""/>
+      <w:lvlJc w:val="left"/>
+      <w:pPr>
+        <w:tabs>
+          <w:tab w:val="num" w:pos="2880"/>
+        </w:tabs>
+        <w:ind w:left="2880" w:hanging="360"/>
+      </w:pPr>
+      <w:rPr>
+        <w:rFonts w:ascii="Wingdings" w:hAnsi="Wingdings" w:hint="default"/>
+        <w:sz w:val="20"/>
+      </w:rPr>
+    </w:lvl>
+    <w:lvl w:ilvl="4" w:tentative="1">
+      <w:start w:val="1"/>
+      <w:numFmt w:val="bullet"/>
+      <w:lvlText w:val=""/>
+      <w:lvlJc w:val="left"/>
+      <w:pPr>
+        <w:tabs>
+          <w:tab w:val="num" w:pos="3600"/>
+        </w:tabs>
+        <w:ind w:left="3600" w:hanging="360"/>
+      </w:pPr>
+      <w:rPr>
+        <w:rFonts w:ascii="Wingdings" w:hAnsi="Wingdings" w:hint="default"/>
+        <w:sz w:val="20"/>
+      </w:rPr>
+    </w:lvl>
+    <w:lvl w:ilvl="5" w:tentative="1">
+      <w:start w:val="1"/>
+      <w:numFmt w:val="bullet"/>
+      <w:lvlText w:val=""/>
+      <w:lvlJc w:val="left"/>
+      <w:pPr>
+        <w:tabs>
+          <w:tab w:val="num" w:pos="4320"/>
+        </w:tabs>
+        <w:ind w:left="4320" w:hanging="360"/>
+      </w:pPr>
+      <w:rPr>
+        <w:rFonts w:ascii="Wingdings" w:hAnsi="Wingdings" w:hint="default"/>
+        <w:sz w:val="20"/>
+      </w:rPr>
+    </w:lvl>
+    <w:lvl w:ilvl="6" w:tentative="1">
+      <w:start w:val="1"/>
+      <w:numFmt w:val="bullet"/>
+      <w:lvlText w:val=""/>
+      <w:lvlJc w:val="left"/>
+      <w:pPr>
+        <w:tabs>
+          <w:tab w:val="num" w:pos="5040"/>
+        </w:tabs>
+        <w:ind w:left="5040" w:hanging="360"/>
+      </w:pPr>
+      <w:rPr>
+        <w:rFonts w:ascii="Wingdings" w:hAnsi="Wingdings" w:hint="default"/>
+        <w:sz w:val="20"/>
+      </w:rPr>
+    </w:lvl>
+    <w:lvl w:ilvl="7" w:tentative="1">
+      <w:start w:val="1"/>
+      <w:numFmt w:val="bullet"/>
+      <w:lvlText w:val=""/>
+      <w:lvlJc w:val="left"/>
+      <w:pPr>
+        <w:tabs>
+          <w:tab w:val="num" w:pos="5760"/>
+        </w:tabs>
+        <w:ind w:left="5760" w:hanging="360"/>
+      </w:pPr>
+      <w:rPr>
+        <w:rFonts w:ascii="Wingdings" w:hAnsi="Wingdings" w:hint="default"/>
+        <w:sz w:val="20"/>
+      </w:rPr>
+    </w:lvl>
+    <w:lvl w:ilvl="8" w:tentative="1">
+      <w:start w:val="1"/>
+      <w:numFmt w:val="bullet"/>
+      <w:lvlText w:val=""/>
+      <w:lvlJc w:val="left"/>
+      <w:pPr>
+        <w:tabs>
+          <w:tab w:val="num" w:pos="6480"/>
+        </w:tabs>
+        <w:ind w:left="6480" w:hanging="360"/>
+      </w:pPr>
+      <w:rPr>
+        <w:rFonts w:ascii="Wingdings" w:hAnsi="Wingdings" w:hint="default"/>
+        <w:sz w:val="20"/>
+      </w:rPr>
+    </w:lvl>
+  </w:abstractNum>
+  <w:abstractNum w:abstractNumId="10" w15:restartNumberingAfterBreak="0">
     <w:nsid w:val="7FC57D3F"/>
     <w:multiLevelType w:val="multilevel"/>
     <w:tmpl w:val="584E2CB0"/>
@@ -8473,7 +8431,7 @@
     <w:abstractNumId w:val="6"/>
   </w:num>
   <w:num w:numId="2">
-    <w:abstractNumId w:val="7"/>
+    <w:abstractNumId w:val="8"/>
   </w:num>
   <w:num w:numId="3">
     <w:abstractNumId w:val="2"/>
@@ -8491,10 +8449,16 @@
     <w:abstractNumId w:val="4"/>
   </w:num>
   <w:num w:numId="8">
-    <w:abstractNumId w:val="8"/>
+    <w:abstractNumId w:val="10"/>
   </w:num>
   <w:num w:numId="9">
     <w:abstractNumId w:val="3"/>
+  </w:num>
+  <w:num w:numId="10">
+    <w:abstractNumId w:val="9"/>
+  </w:num>
+  <w:num w:numId="11">
+    <w:abstractNumId w:val="7"/>
   </w:num>
 </w:numbering>
 </file>
@@ -8919,7 +8883,6 @@
     <w:next w:val="Normal"/>
     <w:link w:val="Heading2Char"/>
     <w:uiPriority w:val="9"/>
-    <w:semiHidden/>
     <w:unhideWhenUsed/>
     <w:qFormat/>
     <w:rsid w:val="0050673B"/>
@@ -9031,7 +8994,6 @@
     <w:basedOn w:val="DefaultParagraphFont"/>
     <w:link w:val="Heading2"/>
     <w:uiPriority w:val="9"/>
-    <w:semiHidden/>
     <w:rsid w:val="0050673B"/>
     <w:rPr>
       <w:rFonts w:asciiTheme="majorHAnsi" w:eastAsiaTheme="majorEastAsia" w:hAnsiTheme="majorHAnsi" w:cstheme="majorBidi"/>
@@ -9355,4 +9317,16 @@
     </a:ext>
   </a:extLst>
 </a:theme>
+</file>
+
+<file path=customXml/item1.xml><?xml version="1.0" encoding="utf-8"?>
+<b:Sources xmlns:b="http://schemas.openxmlformats.org/officeDocument/2006/bibliography" xmlns="http://schemas.openxmlformats.org/officeDocument/2006/bibliography" SelectedStyle="\APASixthEditionOfficeOnline.xsl" StyleName="APA" Version="6"/>
+</file>
+
+<file path=customXml/itemProps1.xml><?xml version="1.0" encoding="utf-8"?>
+<ds:datastoreItem xmlns:ds="http://schemas.openxmlformats.org/officeDocument/2006/customXml" ds:itemID="{E3E1FA41-9A05-4267-ACDD-DA8670B2B99C}">
+  <ds:schemaRefs>
+    <ds:schemaRef ds:uri="http://schemas.openxmlformats.org/officeDocument/2006/bibliography"/>
+  </ds:schemaRefs>
+</ds:datastoreItem>
 </file>